--- a/Documentacion/Apuntes-Proyecto.docx
+++ b/Documentacion/Apuntes-Proyecto.docx
@@ -2,22 +2,93 @@
 <file path=word/document.xml><?xml version="1.0" encoding="utf-8"?>
 <w:document xmlns:wpc="http://schemas.microsoft.com/office/word/2010/wordprocessingCanvas" xmlns:cx="http://schemas.microsoft.com/office/drawing/2014/chartex" xmlns:cx1="http://schemas.microsoft.com/office/drawing/2015/9/8/chartex" xmlns:cx2="http://schemas.microsoft.com/office/drawing/2015/10/21/chartex" xmlns:cx3="http://schemas.microsoft.com/office/drawing/2016/5/9/chartex" xmlns:cx4="http://schemas.microsoft.com/office/drawing/2016/5/10/chartex" xmlns:cx5="http://schemas.microsoft.com/office/drawing/2016/5/11/chartex" xmlns:cx6="http://schemas.microsoft.com/office/drawing/2016/5/12/chartex" xmlns:cx7="http://schemas.microsoft.com/office/drawing/2016/5/13/chartex" xmlns:cx8="http://schemas.microsoft.com/office/drawing/2016/5/14/chartex" xmlns:mc="http://schemas.openxmlformats.org/markup-compatibility/2006" xmlns:aink="http://schemas.microsoft.com/office/drawing/2016/ink" xmlns:am3d="http://schemas.microsoft.com/office/drawing/2017/model3d" xmlns:o="urn:schemas-microsoft-com:office:office" xmlns:oel="http://schemas.microsoft.com/office/2019/extlst" xmlns:r="http://schemas.openxmlformats.org/officeDocument/2006/relationships" xmlns:m="http://schemas.openxmlformats.org/officeDocument/2006/math" xmlns:v="urn:schemas-microsoft-com:vml" xmlns:wp14="http://schemas.microsoft.com/office/word/2010/wordprocessingDrawing" xmlns:wp="http://schemas.openxmlformats.org/drawingml/2006/wordprocessingDrawing" xmlns:w10="urn:schemas-microsoft-com:office:word" xmlns:w="http://schemas.openxmlformats.org/wordprocessingml/2006/main" xmlns:w14="http://schemas.microsoft.com/office/word/2010/wordml" xmlns:w15="http://schemas.microsoft.com/office/word/2012/wordml" xmlns:w16cex="http://schemas.microsoft.com/office/word/2018/wordml/cex" xmlns:w16cid="http://schemas.microsoft.com/office/word/2016/wordml/cid" xmlns:w16="http://schemas.microsoft.com/office/word/2018/wordml" xmlns:w16du="http://schemas.microsoft.com/office/word/2023/wordml/word16du" xmlns:w16sdtdh="http://schemas.microsoft.com/office/word/2020/wordml/sdtdatahash" xmlns:w16sdtfl="http://schemas.microsoft.com/office/word/2024/wordml/sdtformatlock" xmlns:w16se="http://schemas.microsoft.com/office/word/2015/wordml/symex" xmlns:wpg="http://schemas.microsoft.com/office/word/2010/wordprocessingGroup" xmlns:wpi="http://schemas.microsoft.com/office/word/2010/wordprocessingInk" xmlns:wne="http://schemas.microsoft.com/office/word/2006/wordml" xmlns:wps="http://schemas.microsoft.com/office/word/2010/wordprocessingShape" mc:Ignorable="w14 w15 w16se w16cid w16 w16cex w16sdtdh w16sdtfl w16du wp14">
   <w:body>
-    <w:p/>
-    <w:p/>
-    <w:p>
-      <w:r>
+    <w:p>
+      <w:r>
+        <w:t xml:space="preserve">Proyecto: </w:t>
+      </w:r>
+      <w:r>
+        <w:t>El Mercado de la Memoria (Antea S.L.)</w:t>
+      </w:r>
+    </w:p>
+    <w:p>
+      <w:pPr>
+        <w:rPr>
+          <w:i/>
+          <w:iCs/>
+          <w:u w:val="single"/>
+        </w:rPr>
+      </w:pPr>
+      <w:r>
+        <w:rPr>
+          <w:i/>
+          <w:iCs/>
+          <w:u w:val="single"/>
+        </w:rPr>
+        <w:t xml:space="preserve">Conversaciones con </w:t>
+      </w:r>
+      <w:proofErr w:type="spellStart"/>
+      <w:r>
+        <w:rPr>
+          <w:i/>
+          <w:iCs/>
+          <w:u w:val="single"/>
+        </w:rPr>
+        <w:t>ChatGPT</w:t>
+      </w:r>
+      <w:proofErr w:type="spellEnd"/>
+      <w:r>
+        <w:rPr>
+          <w:i/>
+          <w:iCs/>
+          <w:u w:val="single"/>
+        </w:rPr>
+        <w:t>:</w:t>
+      </w:r>
+    </w:p>
+    <w:p>
+      <w:pPr>
+        <w:spacing w:after="0" w:line="240" w:lineRule="auto"/>
+        <w:ind w:left="708"/>
+        <w:rPr>
+          <w:i/>
+          <w:iCs/>
+        </w:rPr>
+      </w:pPr>
+      <w:r>
+        <w:rPr>
+          <w:i/>
+          <w:iCs/>
+        </w:rPr>
+        <w:t>-</w:t>
+      </w:r>
+      <w:r>
+        <w:rPr>
+          <w:i/>
+          <w:iCs/>
+        </w:rPr>
         <w:t xml:space="preserve">En base al </w:t>
       </w:r>
       <w:proofErr w:type="spellStart"/>
       <w:r>
+        <w:rPr>
+          <w:i/>
+          <w:iCs/>
+        </w:rPr>
         <w:t>pdf</w:t>
       </w:r>
       <w:proofErr w:type="spellEnd"/>
       <w:r>
+        <w:rPr>
+          <w:i/>
+          <w:iCs/>
+        </w:rPr>
         <w:t xml:space="preserve"> adjunto vamos ir haciendo lo que nos pide, paso a paso.</w:t>
       </w:r>
     </w:p>
     <w:p>
+      <w:pPr>
+        <w:spacing w:after="0" w:line="240" w:lineRule="auto"/>
+      </w:pPr>
       <w:r>
         <w:t xml:space="preserve">Perfecto </w:t>
       </w:r>
@@ -32,17 +103,30 @@
       </w:r>
     </w:p>
     <w:p>
+      <w:pPr>
+        <w:spacing w:after="0" w:line="240" w:lineRule="auto"/>
+      </w:pPr>
       <w:r>
         <w:t>Empezamos por Sprint 1, que es el primero que hay que entregar (16-17 marzo).</w:t>
       </w:r>
     </w:p>
-    <w:p/>
-    <w:p>
+    <w:p>
+      <w:pPr>
+        <w:spacing w:after="0" w:line="240" w:lineRule="auto"/>
+      </w:pPr>
+    </w:p>
+    <w:p>
+      <w:pPr>
+        <w:spacing w:after="0" w:line="240" w:lineRule="auto"/>
+      </w:pPr>
       <w:r>
         <w:t>El entregable del Sprint 1 debe incluir estos 7 apartados:</w:t>
       </w:r>
     </w:p>
     <w:p>
+      <w:pPr>
+        <w:spacing w:after="0" w:line="240" w:lineRule="auto"/>
+      </w:pPr>
       <w:r>
         <w:t>1️</w:t>
       </w:r>
@@ -57,6 +141,9 @@
       </w:r>
     </w:p>
     <w:p>
+      <w:pPr>
+        <w:spacing w:after="0" w:line="240" w:lineRule="auto"/>
+      </w:pPr>
       <w:r>
         <w:t>2️</w:t>
       </w:r>
@@ -71,6 +158,9 @@
       </w:r>
     </w:p>
     <w:p>
+      <w:pPr>
+        <w:spacing w:after="0" w:line="240" w:lineRule="auto"/>
+      </w:pPr>
       <w:r>
         <w:t>3️</w:t>
       </w:r>
@@ -85,6 +175,9 @@
       </w:r>
     </w:p>
     <w:p>
+      <w:pPr>
+        <w:spacing w:after="0" w:line="240" w:lineRule="auto"/>
+      </w:pPr>
       <w:r>
         <w:t>4️</w:t>
       </w:r>
@@ -107,6 +200,9 @@
       </w:r>
     </w:p>
     <w:p>
+      <w:pPr>
+        <w:spacing w:after="0" w:line="240" w:lineRule="auto"/>
+      </w:pPr>
       <w:r>
         <w:t>5️</w:t>
       </w:r>
@@ -121,6 +217,9 @@
       </w:r>
     </w:p>
     <w:p>
+      <w:pPr>
+        <w:spacing w:after="0" w:line="240" w:lineRule="auto"/>
+      </w:pPr>
       <w:r>
         <w:t>6️</w:t>
       </w:r>
@@ -135,6 +234,9 @@
       </w:r>
     </w:p>
     <w:p>
+      <w:pPr>
+        <w:spacing w:after="0" w:line="240" w:lineRule="auto"/>
+      </w:pPr>
       <w:r>
         <w:t>7️</w:t>
       </w:r>
@@ -148,31 +250,72 @@
         <w:t xml:space="preserve"> Modelo inicial de base de datos</w:t>
       </w:r>
     </w:p>
-    <w:p/>
-    <w:p>
+    <w:p>
+      <w:pPr>
+        <w:spacing w:after="0" w:line="240" w:lineRule="auto"/>
+      </w:pPr>
+    </w:p>
+    <w:p>
+      <w:pPr>
+        <w:spacing w:after="0" w:line="240" w:lineRule="auto"/>
+      </w:pPr>
       <w:r>
         <w:t>Sprint 1 — Paso 1</w:t>
       </w:r>
     </w:p>
     <w:p>
-      <w:r>
+      <w:pPr>
+        <w:spacing w:after="0" w:line="240" w:lineRule="auto"/>
+        <w:rPr>
+          <w:b/>
+          <w:bCs/>
+          <w:u w:val="single"/>
+        </w:rPr>
+      </w:pPr>
+      <w:r>
+        <w:rPr>
+          <w:b/>
+          <w:bCs/>
+          <w:u w:val="single"/>
+        </w:rPr>
         <w:t>1. Análisis de la petición del cliente</w:t>
       </w:r>
     </w:p>
-    <w:p/>
-    <w:p>
+    <w:p>
+      <w:pPr>
+        <w:spacing w:after="0" w:line="240" w:lineRule="auto"/>
+      </w:pPr>
+    </w:p>
+    <w:p>
+      <w:pPr>
+        <w:spacing w:after="0" w:line="240" w:lineRule="auto"/>
+      </w:pPr>
       <w:r>
         <w:t>Este texto lo puedes usar directamente en tu documento PDF:</w:t>
       </w:r>
     </w:p>
-    <w:p/>
-    <w:p>
+    <w:p>
+      <w:pPr>
+        <w:spacing w:after="0" w:line="240" w:lineRule="auto"/>
+      </w:pPr>
+    </w:p>
+    <w:p>
+      <w:pPr>
+        <w:spacing w:after="0" w:line="240" w:lineRule="auto"/>
+      </w:pPr>
       <w:r>
         <w:t>Análisis de la petición del cliente</w:t>
       </w:r>
     </w:p>
-    <w:p/>
-    <w:p>
+    <w:p>
+      <w:pPr>
+        <w:spacing w:after="0" w:line="240" w:lineRule="auto"/>
+      </w:pPr>
+    </w:p>
+    <w:p>
+      <w:pPr>
+        <w:spacing w:after="0" w:line="240" w:lineRule="auto"/>
+      </w:pPr>
       <w:r>
         <w:t>El cliente El Mercado de la Memoria (Antea S.L.) dispone actualmente de una tienda física de antigüedades y vende ocasionalmente productos en plataformas externas como Wallapop. Sin embargo, desea ampliar su negocio creando su propia tienda online (e-</w:t>
       </w:r>
@@ -185,89 +328,611 @@
         <w:t>).</w:t>
       </w:r>
     </w:p>
-    <w:p/>
-    <w:p>
+    <w:p>
+      <w:pPr>
+        <w:spacing w:after="0" w:line="240" w:lineRule="auto"/>
+      </w:pPr>
+    </w:p>
+    <w:p>
+      <w:pPr>
+        <w:spacing w:after="0" w:line="240" w:lineRule="auto"/>
+      </w:pPr>
+      <w:r>
+        <w:t>El objetivo principal del proyecto es desarrollar una aplicación web que permita a los clientes consultar los productos disponibles y realizar pedidos a través de un formulario desde la página web.</w:t>
+      </w:r>
+    </w:p>
+    <w:p>
+      <w:pPr>
+        <w:spacing w:after="0" w:line="240" w:lineRule="auto"/>
+      </w:pPr>
+      <w:r>
+        <w:t>La aplicación deberá ofrecer dos funcionalidades principales:</w:t>
+      </w:r>
+    </w:p>
+    <w:p>
+      <w:pPr>
+        <w:spacing w:after="0" w:line="240" w:lineRule="auto"/>
+      </w:pPr>
+    </w:p>
+    <w:p>
+      <w:pPr>
+        <w:spacing w:after="0" w:line="240" w:lineRule="auto"/>
+        <w:ind w:left="708"/>
+      </w:pPr>
+      <w:r>
+        <w:t>1. Zona pública para clientes</w:t>
+      </w:r>
+    </w:p>
+    <w:p>
+      <w:pPr>
+        <w:spacing w:after="0" w:line="240" w:lineRule="auto"/>
+      </w:pPr>
+    </w:p>
+    <w:p>
+      <w:pPr>
+        <w:pStyle w:val="Prrafodelista"/>
+        <w:numPr>
+          <w:ilvl w:val="0"/>
+          <w:numId w:val="12"/>
+        </w:numPr>
+        <w:spacing w:after="0" w:line="240" w:lineRule="auto"/>
+      </w:pPr>
+      <w:r>
+        <w:t>Visualizar el catálogo de productos disponibles.</w:t>
+      </w:r>
+    </w:p>
+    <w:p>
+      <w:pPr>
+        <w:pStyle w:val="Prrafodelista"/>
+        <w:numPr>
+          <w:ilvl w:val="0"/>
+          <w:numId w:val="12"/>
+        </w:numPr>
+        <w:spacing w:after="0" w:line="240" w:lineRule="auto"/>
+      </w:pPr>
+      <w:r>
+        <w:t>Consultar la información de cada producto (nombre, descripción, precio, categoría e imagen).</w:t>
+      </w:r>
+    </w:p>
+    <w:p>
+      <w:pPr>
+        <w:pStyle w:val="Prrafodelista"/>
+        <w:numPr>
+          <w:ilvl w:val="0"/>
+          <w:numId w:val="12"/>
+        </w:numPr>
+        <w:spacing w:after="0" w:line="240" w:lineRule="auto"/>
+      </w:pPr>
+      <w:r>
+        <w:t>Realizar pedidos mediante un formulario donde el cliente introduzca sus datos.</w:t>
+      </w:r>
+    </w:p>
+    <w:p>
+      <w:pPr>
+        <w:spacing w:after="0" w:line="240" w:lineRule="auto"/>
+      </w:pPr>
+    </w:p>
+    <w:p>
+      <w:pPr>
+        <w:spacing w:after="0" w:line="240" w:lineRule="auto"/>
+        <w:ind w:left="708"/>
+      </w:pPr>
+      <w:r>
+        <w:t>2. Zona de administración</w:t>
+      </w:r>
+    </w:p>
+    <w:p>
+      <w:pPr>
+        <w:spacing w:after="0" w:line="240" w:lineRule="auto"/>
+      </w:pPr>
+    </w:p>
+    <w:p>
+      <w:pPr>
+        <w:pStyle w:val="Prrafodelista"/>
+        <w:numPr>
+          <w:ilvl w:val="0"/>
+          <w:numId w:val="13"/>
+        </w:numPr>
+        <w:spacing w:after="0" w:line="240" w:lineRule="auto"/>
+      </w:pPr>
+      <w:r>
+        <w:t>Acceso restringido para el administrador de la tienda.</w:t>
+      </w:r>
+    </w:p>
+    <w:p>
+      <w:pPr>
+        <w:pStyle w:val="Prrafodelista"/>
+        <w:numPr>
+          <w:ilvl w:val="0"/>
+          <w:numId w:val="13"/>
+        </w:numPr>
+        <w:spacing w:after="0" w:line="240" w:lineRule="auto"/>
+      </w:pPr>
+      <w:r>
+        <w:t>Añadir nuevos productos al catálogo.</w:t>
+      </w:r>
+    </w:p>
+    <w:p>
+      <w:pPr>
+        <w:pStyle w:val="Prrafodelista"/>
+        <w:numPr>
+          <w:ilvl w:val="0"/>
+          <w:numId w:val="13"/>
+        </w:numPr>
+        <w:spacing w:after="0" w:line="240" w:lineRule="auto"/>
+      </w:pPr>
+      <w:r>
+        <w:t>Editar la información de los productos existentes.</w:t>
+      </w:r>
+    </w:p>
+    <w:p>
+      <w:pPr>
+        <w:pStyle w:val="Prrafodelista"/>
+        <w:numPr>
+          <w:ilvl w:val="0"/>
+          <w:numId w:val="13"/>
+        </w:numPr>
+        <w:spacing w:after="0" w:line="240" w:lineRule="auto"/>
+      </w:pPr>
+      <w:r>
+        <w:t>Eliminar productos del catálogo.</w:t>
+      </w:r>
+    </w:p>
+    <w:p>
+      <w:pPr>
+        <w:spacing w:after="0" w:line="240" w:lineRule="auto"/>
+      </w:pPr>
+    </w:p>
+    <w:p>
+      <w:pPr>
+        <w:spacing w:after="0" w:line="240" w:lineRule="auto"/>
+      </w:pPr>
       <w:r>
         <w:lastRenderedPageBreak/>
-        <w:t>El objetivo principal del proyecto es desarrollar una aplicación web que permita a los clientes consultar los productos disponibles y realizar pedidos a través de un formulario desde la página web.</w:t>
-      </w:r>
-    </w:p>
-    <w:p/>
-    <w:p>
-      <w:r>
-        <w:t>La aplicación deberá ofrecer dos funcionalidades principales:</w:t>
-      </w:r>
-    </w:p>
-    <w:p/>
-    <w:p>
-      <w:r>
-        <w:t>1. Zona pública para clientes</w:t>
-      </w:r>
-    </w:p>
-    <w:p/>
-    <w:p>
-      <w:r>
-        <w:t>Visualizar el catálogo de productos disponibles.</w:t>
-      </w:r>
-    </w:p>
-    <w:p/>
-    <w:p>
-      <w:r>
-        <w:t>Consultar la información de cada producto (nombre, descripción, precio, categoría e imagen).</w:t>
-      </w:r>
-    </w:p>
-    <w:p/>
-    <w:p>
-      <w:r>
-        <w:t>Realizar pedidos mediante un formulario donde el cliente introduzca sus datos.</w:t>
-      </w:r>
-    </w:p>
-    <w:p/>
-    <w:p>
-      <w:r>
-        <w:t>2. Zona de administración</w:t>
-      </w:r>
-    </w:p>
-    <w:p/>
-    <w:p>
-      <w:r>
-        <w:t>Acceso restringido para el administrador de la tienda.</w:t>
-      </w:r>
-    </w:p>
-    <w:p/>
-    <w:p>
+        <w:t>Con esta aplicación el cliente podrá digitalizar parte de su negocio, gestionar sus productos de forma sencilla y recibir pedidos directamente desde su propia web sin depender de plataformas externas.</w:t>
+      </w:r>
+    </w:p>
+    <w:p>
+      <w:pPr>
+        <w:spacing w:after="0" w:line="240" w:lineRule="auto"/>
+      </w:pPr>
+    </w:p>
+    <w:p>
+      <w:pPr>
+        <w:spacing w:after="0" w:line="240" w:lineRule="auto"/>
+      </w:pPr>
+      <w:r>
+        <w:t>Si quieres, en el siguiente paso hacemos el apartado 2: Tipos de usuario del sistema, que es muy corto y te lo dejo ya listo para el documento.</w:t>
+      </w:r>
+    </w:p>
+    <w:p>
+      <w:pPr>
+        <w:spacing w:after="0" w:line="240" w:lineRule="auto"/>
+      </w:pPr>
+      <w:r>
+        <w:t xml:space="preserve">Después iremos completando todo el Sprint 1 hasta tener el PDF completo. </w:t>
+      </w:r>
+      <w:r>
+        <w:rPr>
+          <w:rFonts w:ascii="Segoe UI Emoji" w:hAnsi="Segoe UI Emoji" w:cs="Segoe UI Emoji"/>
+        </w:rPr>
+        <w:t>🚀</w:t>
+      </w:r>
+    </w:p>
+    <w:p>
+      <w:pPr>
+        <w:spacing w:after="0" w:line="240" w:lineRule="auto"/>
+      </w:pPr>
+    </w:p>
+    <w:p>
+      <w:pPr>
+        <w:spacing w:after="0" w:line="240" w:lineRule="auto"/>
+        <w:ind w:left="708"/>
+        <w:rPr>
+          <w:i/>
+          <w:iCs/>
+        </w:rPr>
+      </w:pPr>
+      <w:r>
+        <w:rPr>
+          <w:i/>
+          <w:iCs/>
+        </w:rPr>
+        <w:t>-</w:t>
+      </w:r>
+      <w:r>
+        <w:rPr>
+          <w:i/>
+          <w:iCs/>
+        </w:rPr>
+        <w:t>Si, continuamos</w:t>
+      </w:r>
+    </w:p>
+    <w:p>
+      <w:pPr>
+        <w:spacing w:after="0" w:line="240" w:lineRule="auto"/>
+      </w:pPr>
+    </w:p>
+    <w:p>
+      <w:pPr>
+        <w:spacing w:after="0" w:line="240" w:lineRule="auto"/>
+      </w:pPr>
+      <w:r>
+        <w:t xml:space="preserve">Perfecto </w:t>
+      </w:r>
+      <w:r>
+        <w:rPr>
+          <w:rFonts w:ascii="Segoe UI Emoji" w:hAnsi="Segoe UI Emoji" w:cs="Segoe UI Emoji"/>
+        </w:rPr>
+        <w:t>👍</w:t>
+      </w:r>
+      <w:r>
+        <w:t xml:space="preserve"> seguimos con el Sprint 1.</w:t>
+      </w:r>
+    </w:p>
+    <w:p>
+      <w:pPr>
+        <w:spacing w:after="0" w:line="240" w:lineRule="auto"/>
+      </w:pPr>
+      <w:r>
+        <w:t>Ahora hacemos el apartado 2 del documento.</w:t>
+      </w:r>
+    </w:p>
+    <w:p>
+      <w:pPr>
+        <w:spacing w:after="0" w:line="240" w:lineRule="auto"/>
+        <w:rPr>
+          <w:b/>
+          <w:bCs/>
+          <w:u w:val="single"/>
+        </w:rPr>
+      </w:pPr>
+      <w:r>
+        <w:rPr>
+          <w:b/>
+          <w:bCs/>
+          <w:u w:val="single"/>
+        </w:rPr>
+        <w:t>2. Tipos de usuario del sistema</w:t>
+      </w:r>
+    </w:p>
+    <w:p>
+      <w:pPr>
+        <w:spacing w:after="0" w:line="240" w:lineRule="auto"/>
+      </w:pPr>
+    </w:p>
+    <w:p>
+      <w:pPr>
+        <w:spacing w:after="0" w:line="240" w:lineRule="auto"/>
+      </w:pPr>
+      <w:r>
+        <w:t>En la aplicación existirán dos tipos de usuarios principales, cada uno con diferentes permisos y funcionalidades dentro del sistema.</w:t>
+      </w:r>
+    </w:p>
+    <w:p>
+      <w:pPr>
+        <w:spacing w:after="0" w:line="240" w:lineRule="auto"/>
+      </w:pPr>
+    </w:p>
+    <w:p>
+      <w:pPr>
+        <w:spacing w:after="0" w:line="240" w:lineRule="auto"/>
+        <w:ind w:left="708"/>
+      </w:pPr>
+      <w:r>
+        <w:t>1. Cliente</w:t>
+      </w:r>
+    </w:p>
+    <w:p>
+      <w:pPr>
+        <w:spacing w:after="0" w:line="240" w:lineRule="auto"/>
+      </w:pPr>
+    </w:p>
+    <w:p>
+      <w:pPr>
+        <w:spacing w:after="0" w:line="240" w:lineRule="auto"/>
+      </w:pPr>
+      <w:r>
+        <w:t>El cliente es cualquier persona que visita la tienda online para consultar los productos disponibles y realizar un pedido.</w:t>
+      </w:r>
+    </w:p>
+    <w:p>
+      <w:pPr>
+        <w:spacing w:after="0" w:line="240" w:lineRule="auto"/>
+      </w:pPr>
+    </w:p>
+    <w:p>
+      <w:pPr>
+        <w:spacing w:after="0" w:line="240" w:lineRule="auto"/>
+      </w:pPr>
+      <w:r>
+        <w:t>Las acciones que puede realizar son:</w:t>
+      </w:r>
+    </w:p>
+    <w:p>
+      <w:pPr>
+        <w:spacing w:after="0" w:line="240" w:lineRule="auto"/>
+      </w:pPr>
+    </w:p>
+    <w:p>
+      <w:pPr>
+        <w:pStyle w:val="Prrafodelista"/>
+        <w:numPr>
+          <w:ilvl w:val="0"/>
+          <w:numId w:val="14"/>
+        </w:numPr>
+        <w:spacing w:after="0" w:line="240" w:lineRule="auto"/>
+      </w:pPr>
+      <w:r>
+        <w:t>Ver el catálogo de productos disponibles.</w:t>
+      </w:r>
+    </w:p>
+    <w:p>
+      <w:pPr>
+        <w:pStyle w:val="Prrafodelista"/>
+        <w:numPr>
+          <w:ilvl w:val="0"/>
+          <w:numId w:val="14"/>
+        </w:numPr>
+        <w:spacing w:after="0" w:line="240" w:lineRule="auto"/>
+      </w:pPr>
+      <w:r>
+        <w:t>Consultar la información detallada de cada producto.</w:t>
+      </w:r>
+    </w:p>
+    <w:p>
+      <w:pPr>
+        <w:pStyle w:val="Prrafodelista"/>
+        <w:numPr>
+          <w:ilvl w:val="0"/>
+          <w:numId w:val="14"/>
+        </w:numPr>
+        <w:spacing w:after="0" w:line="240" w:lineRule="auto"/>
+      </w:pPr>
+      <w:r>
+        <w:t>Seleccionar un producto que le interese.</w:t>
+      </w:r>
+    </w:p>
+    <w:p>
+      <w:pPr>
+        <w:pStyle w:val="Prrafodelista"/>
+        <w:numPr>
+          <w:ilvl w:val="0"/>
+          <w:numId w:val="14"/>
+        </w:numPr>
+        <w:spacing w:after="0" w:line="240" w:lineRule="auto"/>
+      </w:pPr>
+      <w:r>
+        <w:t>Rellenar un formulario con sus datos personales.</w:t>
+      </w:r>
+    </w:p>
+    <w:p>
+      <w:pPr>
+        <w:pStyle w:val="Prrafodelista"/>
+        <w:numPr>
+          <w:ilvl w:val="0"/>
+          <w:numId w:val="14"/>
+        </w:numPr>
+        <w:spacing w:after="0" w:line="240" w:lineRule="auto"/>
+      </w:pPr>
+      <w:r>
+        <w:t>Enviar un pedido a la tienda.</w:t>
+      </w:r>
+    </w:p>
+    <w:p>
+      <w:pPr>
+        <w:spacing w:after="0" w:line="240" w:lineRule="auto"/>
+      </w:pPr>
+    </w:p>
+    <w:p>
+      <w:pPr>
+        <w:spacing w:after="0" w:line="240" w:lineRule="auto"/>
+      </w:pPr>
+      <w:r>
+        <w:t>El cliente no necesita tener acceso al panel de administración, únicamente puede interactuar con la parte pública de la aplicación.</w:t>
+      </w:r>
+    </w:p>
+    <w:p>
+      <w:pPr>
+        <w:spacing w:after="0" w:line="240" w:lineRule="auto"/>
+      </w:pPr>
+    </w:p>
+    <w:p>
+      <w:pPr>
+        <w:spacing w:after="0" w:line="240" w:lineRule="auto"/>
+        <w:ind w:left="708"/>
+      </w:pPr>
+      <w:r>
+        <w:t>2. Administrador</w:t>
+      </w:r>
+    </w:p>
+    <w:p>
+      <w:pPr>
+        <w:spacing w:after="0" w:line="240" w:lineRule="auto"/>
+      </w:pPr>
+    </w:p>
+    <w:p>
+      <w:pPr>
+        <w:spacing w:after="0" w:line="240" w:lineRule="auto"/>
+      </w:pPr>
+      <w:r>
+        <w:t>El administrador es el responsable de gestionar el catálogo de productos de la tienda a través de un panel de administración con acceso protegido.</w:t>
+      </w:r>
+    </w:p>
+    <w:p>
+      <w:pPr>
+        <w:spacing w:after="0" w:line="240" w:lineRule="auto"/>
+      </w:pPr>
+    </w:p>
+    <w:p>
+      <w:pPr>
+        <w:spacing w:after="0" w:line="240" w:lineRule="auto"/>
+      </w:pPr>
+      <w:r>
+        <w:t>Las acciones que puede realizar son:</w:t>
+      </w:r>
+    </w:p>
+    <w:p>
+      <w:pPr>
+        <w:spacing w:after="0" w:line="240" w:lineRule="auto"/>
+      </w:pPr>
+    </w:p>
+    <w:p>
+      <w:pPr>
+        <w:pStyle w:val="Prrafodelista"/>
+        <w:numPr>
+          <w:ilvl w:val="0"/>
+          <w:numId w:val="15"/>
+        </w:numPr>
+        <w:spacing w:after="0" w:line="240" w:lineRule="auto"/>
+      </w:pPr>
+      <w:r>
+        <w:t>Acceder al panel de administración.</w:t>
+      </w:r>
+    </w:p>
+    <w:p>
+      <w:pPr>
+        <w:pStyle w:val="Prrafodelista"/>
+        <w:numPr>
+          <w:ilvl w:val="0"/>
+          <w:numId w:val="15"/>
+        </w:numPr>
+        <w:spacing w:after="0" w:line="240" w:lineRule="auto"/>
+      </w:pPr>
       <w:r>
         <w:t>Añadir nuevos productos al catálogo.</w:t>
       </w:r>
     </w:p>
-    <w:p/>
-    <w:p>
+    <w:p>
+      <w:pPr>
+        <w:pStyle w:val="Prrafodelista"/>
+        <w:numPr>
+          <w:ilvl w:val="0"/>
+          <w:numId w:val="15"/>
+        </w:numPr>
+        <w:spacing w:after="0" w:line="240" w:lineRule="auto"/>
+      </w:pPr>
       <w:r>
         <w:t>Editar la información de los productos existentes.</w:t>
       </w:r>
     </w:p>
-    <w:p/>
-    <w:p>
-      <w:r>
-        <w:t>Eliminar productos del catálogo.</w:t>
-      </w:r>
-    </w:p>
-    <w:p/>
-    <w:p>
-      <w:r>
-        <w:t>Con esta aplicación el cliente podrá digitalizar parte de su negocio, gestionar sus productos de forma sencilla y recibir pedidos directamente desde su propia web sin depender de plataformas externas.</w:t>
-      </w:r>
-    </w:p>
-    <w:p/>
-    <w:p>
-      <w:r>
+    <w:p>
+      <w:pPr>
+        <w:pStyle w:val="Prrafodelista"/>
+        <w:numPr>
+          <w:ilvl w:val="0"/>
+          <w:numId w:val="15"/>
+        </w:numPr>
+        <w:spacing w:after="0" w:line="240" w:lineRule="auto"/>
+      </w:pPr>
+      <w:r>
+        <w:t>Eliminar productos de la tienda.</w:t>
+      </w:r>
+    </w:p>
+    <w:p>
+      <w:pPr>
+        <w:pStyle w:val="Prrafodelista"/>
+        <w:numPr>
+          <w:ilvl w:val="0"/>
+          <w:numId w:val="15"/>
+        </w:numPr>
+        <w:spacing w:after="0" w:line="240" w:lineRule="auto"/>
+      </w:pPr>
+      <w:r>
+        <w:t>Gestionar el contenido mostrado a los clientes.</w:t>
+      </w:r>
+    </w:p>
+    <w:p>
+      <w:pPr>
+        <w:spacing w:after="0" w:line="240" w:lineRule="auto"/>
+      </w:pPr>
+    </w:p>
+    <w:p>
+      <w:pPr>
+        <w:spacing w:after="0" w:line="240" w:lineRule="auto"/>
+      </w:pPr>
+      <w:r>
+        <w:t>El administrador tiene control completo sobre los productos, pero no interactúa con la parte de pedidos como un cliente.</w:t>
+      </w:r>
+    </w:p>
+    <w:p>
+      <w:pPr>
+        <w:spacing w:after="0" w:line="240" w:lineRule="auto"/>
+      </w:pPr>
+    </w:p>
+    <w:p>
+      <w:pPr>
+        <w:spacing w:after="0" w:line="240" w:lineRule="auto"/>
+      </w:pPr>
+      <w:r>
+        <w:rPr>
+          <w:rFonts w:ascii="Segoe UI Emoji" w:hAnsi="Segoe UI Emoji" w:cs="Segoe UI Emoji"/>
+        </w:rPr>
         <w:lastRenderedPageBreak/>
-        <w:t>Si quieres, en el siguiente paso hacemos el apartado 2: Tipos de usuario del sistema, que es muy corto y te lo dejo ya listo para el documento.</w:t>
-      </w:r>
-    </w:p>
-    <w:p>
-      <w:r>
-        <w:t xml:space="preserve">Después iremos completando todo el Sprint 1 hasta tener el PDF completo. </w:t>
+        <w:t>✅</w:t>
+      </w:r>
+      <w:r>
+        <w:t xml:space="preserve"> Con esto ya tenemos los dos primeros apartados del documento:</w:t>
+      </w:r>
+    </w:p>
+    <w:p>
+      <w:pPr>
+        <w:spacing w:after="0" w:line="240" w:lineRule="auto"/>
+      </w:pPr>
+    </w:p>
+    <w:p>
+      <w:pPr>
+        <w:pStyle w:val="Prrafodelista"/>
+        <w:numPr>
+          <w:ilvl w:val="0"/>
+          <w:numId w:val="16"/>
+        </w:numPr>
+        <w:spacing w:after="0" w:line="240" w:lineRule="auto"/>
+      </w:pPr>
+      <w:r>
+        <w:t>Análisis de la petición del cliente</w:t>
+      </w:r>
+    </w:p>
+    <w:p>
+      <w:pPr>
+        <w:pStyle w:val="Prrafodelista"/>
+        <w:numPr>
+          <w:ilvl w:val="0"/>
+          <w:numId w:val="16"/>
+        </w:numPr>
+        <w:spacing w:after="0" w:line="240" w:lineRule="auto"/>
+      </w:pPr>
+      <w:r>
+        <w:t>Tipos de usuario del sistema</w:t>
+      </w:r>
+    </w:p>
+    <w:p>
+      <w:pPr>
+        <w:spacing w:after="0" w:line="240" w:lineRule="auto"/>
+      </w:pPr>
+    </w:p>
+    <w:p>
+      <w:pPr>
+        <w:spacing w:after="0" w:line="240" w:lineRule="auto"/>
+      </w:pPr>
+      <w:r>
+        <w:t>En el siguiente paso vamos a hacer el apartado 3 (Flujo de uso de la aplicación), que básicamente explica cómo usa la web el cliente y el administrador paso a paso.</w:t>
+      </w:r>
+    </w:p>
+    <w:p>
+      <w:pPr>
+        <w:spacing w:after="0" w:line="240" w:lineRule="auto"/>
+      </w:pPr>
+      <w:r>
+        <w:t xml:space="preserve">Luego después iremos con los </w:t>
+      </w:r>
+      <w:proofErr w:type="spellStart"/>
+      <w:r>
+        <w:t>wireframes</w:t>
+      </w:r>
+      <w:proofErr w:type="spellEnd"/>
+      <w:r>
+        <w:t xml:space="preserve">, que es la parte más visual del Sprint. </w:t>
       </w:r>
       <w:r>
         <w:rPr>
@@ -276,14 +941,732 @@
         <w:t>🚀</w:t>
       </w:r>
     </w:p>
-    <w:p/>
-    <w:p>
-      <w:r>
-        <w:t>Si, continuamos</w:t>
-      </w:r>
-    </w:p>
-    <w:p/>
-    <w:p>
+    <w:p>
+      <w:pPr>
+        <w:spacing w:after="0" w:line="240" w:lineRule="auto"/>
+      </w:pPr>
+    </w:p>
+    <w:p>
+      <w:pPr>
+        <w:spacing w:after="0" w:line="240" w:lineRule="auto"/>
+        <w:ind w:left="708"/>
+        <w:rPr>
+          <w:i/>
+          <w:iCs/>
+        </w:rPr>
+      </w:pPr>
+      <w:r>
+        <w:rPr>
+          <w:i/>
+          <w:iCs/>
+        </w:rPr>
+        <w:t>-</w:t>
+      </w:r>
+      <w:r>
+        <w:rPr>
+          <w:i/>
+          <w:iCs/>
+        </w:rPr>
+        <w:t>Continuamos</w:t>
+      </w:r>
+    </w:p>
+    <w:p>
+      <w:pPr>
+        <w:spacing w:after="0" w:line="240" w:lineRule="auto"/>
+      </w:pPr>
+    </w:p>
+    <w:p>
+      <w:pPr>
+        <w:spacing w:after="0" w:line="240" w:lineRule="auto"/>
+      </w:pPr>
+      <w:r>
+        <w:t>Perfecto, seguimos con el apartado 3 del Sprint 1.</w:t>
+      </w:r>
+    </w:p>
+    <w:p>
+      <w:pPr>
+        <w:spacing w:after="0" w:line="240" w:lineRule="auto"/>
+        <w:rPr>
+          <w:b/>
+          <w:bCs/>
+          <w:u w:val="single"/>
+        </w:rPr>
+      </w:pPr>
+      <w:r>
+        <w:rPr>
+          <w:b/>
+          <w:bCs/>
+          <w:u w:val="single"/>
+        </w:rPr>
+        <w:t>3. Flujo de uso de la aplicación</w:t>
+      </w:r>
+    </w:p>
+    <w:p>
+      <w:pPr>
+        <w:spacing w:after="0" w:line="240" w:lineRule="auto"/>
+      </w:pPr>
+    </w:p>
+    <w:p>
+      <w:pPr>
+        <w:spacing w:after="0" w:line="240" w:lineRule="auto"/>
+      </w:pPr>
+      <w:r>
+        <w:t>El flujo de uso describe cómo interactúan los usuarios con la aplicación, desde que entran en la web hasta que realizan una acción.</w:t>
+      </w:r>
+    </w:p>
+    <w:p>
+      <w:pPr>
+        <w:spacing w:after="0" w:line="240" w:lineRule="auto"/>
+      </w:pPr>
+    </w:p>
+    <w:p>
+      <w:pPr>
+        <w:spacing w:after="0" w:line="240" w:lineRule="auto"/>
+        <w:rPr>
+          <w:b/>
+          <w:bCs/>
+          <w:u w:val="single"/>
+        </w:rPr>
+      </w:pPr>
+      <w:r>
+        <w:rPr>
+          <w:b/>
+          <w:bCs/>
+          <w:u w:val="single"/>
+        </w:rPr>
+        <w:t>Flujo de uso del cliente</w:t>
+      </w:r>
+    </w:p>
+    <w:p>
+      <w:pPr>
+        <w:spacing w:after="0" w:line="240" w:lineRule="auto"/>
+      </w:pPr>
+    </w:p>
+    <w:p>
+      <w:pPr>
+        <w:pStyle w:val="Prrafodelista"/>
+        <w:numPr>
+          <w:ilvl w:val="0"/>
+          <w:numId w:val="18"/>
+        </w:numPr>
+        <w:spacing w:after="0" w:line="240" w:lineRule="auto"/>
+      </w:pPr>
+      <w:r>
+        <w:t>El cliente accede a la página principal de la tienda online.</w:t>
+      </w:r>
+    </w:p>
+    <w:p>
+      <w:pPr>
+        <w:pStyle w:val="Prrafodelista"/>
+        <w:numPr>
+          <w:ilvl w:val="0"/>
+          <w:numId w:val="18"/>
+        </w:numPr>
+        <w:spacing w:after="0" w:line="240" w:lineRule="auto"/>
+      </w:pPr>
+      <w:r>
+        <w:t>Desde la página principal puede acceder al catálogo de productos.</w:t>
+      </w:r>
+    </w:p>
+    <w:p>
+      <w:pPr>
+        <w:pStyle w:val="Prrafodelista"/>
+        <w:numPr>
+          <w:ilvl w:val="0"/>
+          <w:numId w:val="18"/>
+        </w:numPr>
+        <w:spacing w:after="0" w:line="240" w:lineRule="auto"/>
+      </w:pPr>
+      <w:r>
+        <w:t>El cliente visualiza la lista de productos disponibles.</w:t>
+      </w:r>
+    </w:p>
+    <w:p>
+      <w:pPr>
+        <w:pStyle w:val="Prrafodelista"/>
+        <w:numPr>
+          <w:ilvl w:val="0"/>
+          <w:numId w:val="18"/>
+        </w:numPr>
+        <w:spacing w:after="0" w:line="240" w:lineRule="auto"/>
+      </w:pPr>
+      <w:r>
+        <w:t>Puede seleccionar un producto para ver su información detallada (nombre, descripción, precio, categoría e imagen).</w:t>
+      </w:r>
+    </w:p>
+    <w:p>
+      <w:pPr>
+        <w:pStyle w:val="Prrafodelista"/>
+        <w:numPr>
+          <w:ilvl w:val="0"/>
+          <w:numId w:val="18"/>
+        </w:numPr>
+        <w:spacing w:after="0" w:line="240" w:lineRule="auto"/>
+      </w:pPr>
+      <w:r>
+        <w:t>Si está interesado en un producto, accede al formulario de pedido.</w:t>
+      </w:r>
+    </w:p>
+    <w:p>
+      <w:pPr>
+        <w:spacing w:after="0" w:line="240" w:lineRule="auto"/>
+      </w:pPr>
+    </w:p>
+    <w:p>
+      <w:pPr>
+        <w:pStyle w:val="Prrafodelista"/>
+        <w:numPr>
+          <w:ilvl w:val="0"/>
+          <w:numId w:val="18"/>
+        </w:numPr>
+        <w:spacing w:after="0" w:line="240" w:lineRule="auto"/>
+      </w:pPr>
+      <w:r>
+        <w:t>El cliente rellena sus datos personales:</w:t>
+      </w:r>
+    </w:p>
+    <w:p>
+      <w:pPr>
+        <w:pStyle w:val="Prrafodelista"/>
+        <w:numPr>
+          <w:ilvl w:val="2"/>
+          <w:numId w:val="19"/>
+        </w:numPr>
+        <w:spacing w:after="0" w:line="240" w:lineRule="auto"/>
+      </w:pPr>
+      <w:r>
+        <w:t>nombre</w:t>
+      </w:r>
+    </w:p>
+    <w:p>
+      <w:pPr>
+        <w:pStyle w:val="Prrafodelista"/>
+        <w:numPr>
+          <w:ilvl w:val="2"/>
+          <w:numId w:val="19"/>
+        </w:numPr>
+        <w:spacing w:after="0" w:line="240" w:lineRule="auto"/>
+      </w:pPr>
+      <w:r>
+        <w:t>email</w:t>
+      </w:r>
+    </w:p>
+    <w:p>
+      <w:pPr>
+        <w:pStyle w:val="Prrafodelista"/>
+        <w:numPr>
+          <w:ilvl w:val="2"/>
+          <w:numId w:val="19"/>
+        </w:numPr>
+        <w:spacing w:after="0" w:line="240" w:lineRule="auto"/>
+      </w:pPr>
+      <w:r>
+        <w:t>teléfono</w:t>
+      </w:r>
+    </w:p>
+    <w:p>
+      <w:pPr>
+        <w:pStyle w:val="Prrafodelista"/>
+        <w:numPr>
+          <w:ilvl w:val="2"/>
+          <w:numId w:val="19"/>
+        </w:numPr>
+        <w:spacing w:after="0" w:line="240" w:lineRule="auto"/>
+      </w:pPr>
+      <w:r>
+        <w:t>producto seleccionado</w:t>
+      </w:r>
+    </w:p>
+    <w:p>
+      <w:pPr>
+        <w:pStyle w:val="Prrafodelista"/>
+        <w:numPr>
+          <w:ilvl w:val="2"/>
+          <w:numId w:val="19"/>
+        </w:numPr>
+        <w:spacing w:after="0" w:line="240" w:lineRule="auto"/>
+      </w:pPr>
+      <w:r>
+        <w:t>cantidad</w:t>
+      </w:r>
+    </w:p>
+    <w:p>
+      <w:pPr>
+        <w:pStyle w:val="Prrafodelista"/>
+        <w:numPr>
+          <w:ilvl w:val="2"/>
+          <w:numId w:val="19"/>
+        </w:numPr>
+        <w:spacing w:after="0" w:line="240" w:lineRule="auto"/>
+      </w:pPr>
+      <w:r>
+        <w:t>comentarios (opcional)</w:t>
+      </w:r>
+    </w:p>
+    <w:p>
+      <w:pPr>
+        <w:spacing w:after="0" w:line="240" w:lineRule="auto"/>
+      </w:pPr>
+    </w:p>
+    <w:p>
+      <w:pPr>
+        <w:pStyle w:val="Prrafodelista"/>
+        <w:numPr>
+          <w:ilvl w:val="0"/>
+          <w:numId w:val="18"/>
+        </w:numPr>
+        <w:spacing w:after="0" w:line="240" w:lineRule="auto"/>
+      </w:pPr>
+      <w:r>
+        <w:t>El cliente envía el formulario de pedido.</w:t>
+      </w:r>
+    </w:p>
+    <w:p>
+      <w:pPr>
+        <w:pStyle w:val="Prrafodelista"/>
+        <w:numPr>
+          <w:ilvl w:val="0"/>
+          <w:numId w:val="18"/>
+        </w:numPr>
+        <w:spacing w:after="0" w:line="240" w:lineRule="auto"/>
+      </w:pPr>
+      <w:r>
+        <w:t>El sistema guarda el pedido en la base de datos para que el administrador pueda gestionarlo posteriormente.</w:t>
+      </w:r>
+    </w:p>
+    <w:p>
+      <w:pPr>
+        <w:spacing w:after="0" w:line="240" w:lineRule="auto"/>
+      </w:pPr>
+    </w:p>
+    <w:p>
+      <w:pPr>
+        <w:spacing w:after="0" w:line="240" w:lineRule="auto"/>
+        <w:rPr>
+          <w:b/>
+          <w:bCs/>
+          <w:u w:val="single"/>
+        </w:rPr>
+      </w:pPr>
+      <w:r>
+        <w:rPr>
+          <w:b/>
+          <w:bCs/>
+          <w:u w:val="single"/>
+        </w:rPr>
+        <w:t>Flujo de uso del administrador</w:t>
+      </w:r>
+    </w:p>
+    <w:p>
+      <w:pPr>
+        <w:spacing w:after="0" w:line="240" w:lineRule="auto"/>
+      </w:pPr>
+    </w:p>
+    <w:p>
+      <w:pPr>
+        <w:pStyle w:val="Prrafodelista"/>
+        <w:numPr>
+          <w:ilvl w:val="0"/>
+          <w:numId w:val="23"/>
+        </w:numPr>
+        <w:spacing w:after="0" w:line="240" w:lineRule="auto"/>
+      </w:pPr>
+      <w:r>
+        <w:t>El administrador accede al panel de administración mediante una zona de acceso protegida.</w:t>
+      </w:r>
+    </w:p>
+    <w:p>
+      <w:pPr>
+        <w:pStyle w:val="Prrafodelista"/>
+        <w:numPr>
+          <w:ilvl w:val="0"/>
+          <w:numId w:val="23"/>
+        </w:numPr>
+        <w:spacing w:after="0" w:line="240" w:lineRule="auto"/>
+      </w:pPr>
+      <w:r>
+        <w:t>Una vez dentro del panel, puede visualizar el listado de productos registrados en la tienda.</w:t>
+      </w:r>
+    </w:p>
+    <w:p>
+      <w:pPr>
+        <w:pStyle w:val="Prrafodelista"/>
+        <w:numPr>
+          <w:ilvl w:val="0"/>
+          <w:numId w:val="23"/>
+        </w:numPr>
+        <w:spacing w:after="0" w:line="240" w:lineRule="auto"/>
+      </w:pPr>
+      <w:r>
+        <w:t>El administrador puede realizar diferentes acciones sobre los productos:</w:t>
+      </w:r>
+    </w:p>
+    <w:p>
+      <w:pPr>
+        <w:pStyle w:val="Prrafodelista"/>
+        <w:numPr>
+          <w:ilvl w:val="0"/>
+          <w:numId w:val="23"/>
+        </w:numPr>
+        <w:spacing w:after="0" w:line="240" w:lineRule="auto"/>
+      </w:pPr>
+      <w:r>
+        <w:t>Añadir producto</w:t>
+      </w:r>
+    </w:p>
+    <w:p>
+      <w:pPr>
+        <w:pStyle w:val="Prrafodelista"/>
+        <w:numPr>
+          <w:ilvl w:val="0"/>
+          <w:numId w:val="23"/>
+        </w:numPr>
+        <w:spacing w:after="0" w:line="240" w:lineRule="auto"/>
+      </w:pPr>
+      <w:r>
+        <w:t>Introduce los datos del producto en un formulario.</w:t>
+      </w:r>
+    </w:p>
+    <w:p>
+      <w:pPr>
+        <w:pStyle w:val="Prrafodelista"/>
+        <w:numPr>
+          <w:ilvl w:val="0"/>
+          <w:numId w:val="23"/>
+        </w:numPr>
+        <w:spacing w:after="0" w:line="240" w:lineRule="auto"/>
+      </w:pPr>
+      <w:r>
+        <w:t>Guarda el producto en la base de datos.</w:t>
+      </w:r>
+    </w:p>
+    <w:p>
+      <w:pPr>
+        <w:pStyle w:val="Prrafodelista"/>
+        <w:numPr>
+          <w:ilvl w:val="0"/>
+          <w:numId w:val="23"/>
+        </w:numPr>
+        <w:spacing w:after="0" w:line="240" w:lineRule="auto"/>
+      </w:pPr>
+      <w:r>
+        <w:t>Editar producto</w:t>
+      </w:r>
+    </w:p>
+    <w:p>
+      <w:pPr>
+        <w:pStyle w:val="Prrafodelista"/>
+        <w:numPr>
+          <w:ilvl w:val="0"/>
+          <w:numId w:val="23"/>
+        </w:numPr>
+        <w:spacing w:after="0" w:line="240" w:lineRule="auto"/>
+      </w:pPr>
+      <w:r>
+        <w:lastRenderedPageBreak/>
+        <w:t>Selecciona un producto existente.</w:t>
+      </w:r>
+    </w:p>
+    <w:p>
+      <w:pPr>
+        <w:pStyle w:val="Prrafodelista"/>
+        <w:numPr>
+          <w:ilvl w:val="0"/>
+          <w:numId w:val="23"/>
+        </w:numPr>
+        <w:spacing w:after="0" w:line="240" w:lineRule="auto"/>
+      </w:pPr>
+      <w:r>
+        <w:t>Modifica la información necesaria.</w:t>
+      </w:r>
+    </w:p>
+    <w:p>
+      <w:pPr>
+        <w:pStyle w:val="Prrafodelista"/>
+        <w:numPr>
+          <w:ilvl w:val="0"/>
+          <w:numId w:val="23"/>
+        </w:numPr>
+        <w:spacing w:after="0" w:line="240" w:lineRule="auto"/>
+      </w:pPr>
+      <w:r>
+        <w:t>Guarda los cambios.</w:t>
+      </w:r>
+    </w:p>
+    <w:p>
+      <w:pPr>
+        <w:pStyle w:val="Prrafodelista"/>
+        <w:numPr>
+          <w:ilvl w:val="0"/>
+          <w:numId w:val="23"/>
+        </w:numPr>
+        <w:spacing w:after="0" w:line="240" w:lineRule="auto"/>
+      </w:pPr>
+      <w:r>
+        <w:t>Eliminar producto</w:t>
+      </w:r>
+    </w:p>
+    <w:p>
+      <w:pPr>
+        <w:pStyle w:val="Prrafodelista"/>
+        <w:numPr>
+          <w:ilvl w:val="0"/>
+          <w:numId w:val="23"/>
+        </w:numPr>
+        <w:spacing w:after="0" w:line="240" w:lineRule="auto"/>
+      </w:pPr>
+      <w:r>
+        <w:t>Selecciona un producto.</w:t>
+      </w:r>
+    </w:p>
+    <w:p>
+      <w:pPr>
+        <w:pStyle w:val="Prrafodelista"/>
+        <w:numPr>
+          <w:ilvl w:val="0"/>
+          <w:numId w:val="23"/>
+        </w:numPr>
+        <w:spacing w:after="0" w:line="240" w:lineRule="auto"/>
+      </w:pPr>
+      <w:r>
+        <w:t>Lo elimina del catálogo.</w:t>
+      </w:r>
+    </w:p>
+    <w:p>
+      <w:pPr>
+        <w:spacing w:after="0" w:line="240" w:lineRule="auto"/>
+      </w:pPr>
+    </w:p>
+    <w:p>
+      <w:pPr>
+        <w:spacing w:after="0" w:line="240" w:lineRule="auto"/>
+      </w:pPr>
+      <w:r>
+        <w:t>Los cambios realizados por el administrador se reflejan automáticamente en la tienda online visible para los clientes.</w:t>
+      </w:r>
+    </w:p>
+    <w:p>
+      <w:pPr>
+        <w:spacing w:after="0" w:line="240" w:lineRule="auto"/>
+      </w:pPr>
+    </w:p>
+    <w:p>
+      <w:pPr>
+        <w:spacing w:after="0" w:line="240" w:lineRule="auto"/>
+      </w:pPr>
+      <w:r>
+        <w:rPr>
+          <w:rFonts w:ascii="Segoe UI Emoji" w:hAnsi="Segoe UI Emoji" w:cs="Segoe UI Emoji"/>
+        </w:rPr>
+        <w:t>✅</w:t>
+      </w:r>
+      <w:r>
+        <w:t xml:space="preserve"> Con esto ya llevamos 3 partes del Sprint 1 terminadas:</w:t>
+      </w:r>
+    </w:p>
+    <w:p>
+      <w:pPr>
+        <w:spacing w:after="0" w:line="240" w:lineRule="auto"/>
+      </w:pPr>
+    </w:p>
+    <w:p>
+      <w:pPr>
+        <w:pStyle w:val="Prrafodelista"/>
+        <w:numPr>
+          <w:ilvl w:val="0"/>
+          <w:numId w:val="24"/>
+        </w:numPr>
+        <w:spacing w:after="0" w:line="240" w:lineRule="auto"/>
+      </w:pPr>
+      <w:r>
+        <w:t>Análisis de la petición del cliente</w:t>
+      </w:r>
+    </w:p>
+    <w:p>
+      <w:pPr>
+        <w:pStyle w:val="Prrafodelista"/>
+        <w:numPr>
+          <w:ilvl w:val="0"/>
+          <w:numId w:val="24"/>
+        </w:numPr>
+        <w:spacing w:after="0" w:line="240" w:lineRule="auto"/>
+      </w:pPr>
+      <w:r>
+        <w:t>Tipos de usuario</w:t>
+      </w:r>
+    </w:p>
+    <w:p>
+      <w:pPr>
+        <w:pStyle w:val="Prrafodelista"/>
+        <w:numPr>
+          <w:ilvl w:val="0"/>
+          <w:numId w:val="24"/>
+        </w:numPr>
+        <w:spacing w:after="0" w:line="240" w:lineRule="auto"/>
+      </w:pPr>
+      <w:r>
+        <w:t>Flujo de uso de la aplicación</w:t>
+      </w:r>
+    </w:p>
+    <w:p>
+      <w:pPr>
+        <w:spacing w:after="0" w:line="240" w:lineRule="auto"/>
+      </w:pPr>
+    </w:p>
+    <w:p>
+      <w:pPr>
+        <w:spacing w:after="0" w:line="240" w:lineRule="auto"/>
+      </w:pPr>
+      <w:r>
+        <w:t xml:space="preserve">El siguiente paso es el apartado 4: </w:t>
+      </w:r>
+      <w:proofErr w:type="spellStart"/>
+      <w:r>
+        <w:t>Wireframes</w:t>
+      </w:r>
+      <w:proofErr w:type="spellEnd"/>
+      <w:r>
+        <w:t>, que es muy importante porque el PDF pide prototipos de estas pantallas:</w:t>
+      </w:r>
+    </w:p>
+    <w:p>
+      <w:pPr>
+        <w:spacing w:after="0" w:line="240" w:lineRule="auto"/>
+      </w:pPr>
+    </w:p>
+    <w:p>
+      <w:pPr>
+        <w:pStyle w:val="Prrafodelista"/>
+        <w:numPr>
+          <w:ilvl w:val="0"/>
+          <w:numId w:val="25"/>
+        </w:numPr>
+        <w:spacing w:after="0" w:line="240" w:lineRule="auto"/>
+      </w:pPr>
+      <w:r>
+        <w:t>Página principal</w:t>
+      </w:r>
+    </w:p>
+    <w:p>
+      <w:pPr>
+        <w:pStyle w:val="Prrafodelista"/>
+        <w:numPr>
+          <w:ilvl w:val="0"/>
+          <w:numId w:val="25"/>
+        </w:numPr>
+        <w:spacing w:after="0" w:line="240" w:lineRule="auto"/>
+      </w:pPr>
+      <w:r>
+        <w:t>Pantalla de productos</w:t>
+      </w:r>
+    </w:p>
+    <w:p>
+      <w:pPr>
+        <w:pStyle w:val="Prrafodelista"/>
+        <w:numPr>
+          <w:ilvl w:val="0"/>
+          <w:numId w:val="25"/>
+        </w:numPr>
+        <w:spacing w:after="0" w:line="240" w:lineRule="auto"/>
+      </w:pPr>
+      <w:r>
+        <w:t>Pantalla de pedidos</w:t>
+      </w:r>
+    </w:p>
+    <w:p>
+      <w:pPr>
+        <w:pStyle w:val="Prrafodelista"/>
+        <w:numPr>
+          <w:ilvl w:val="0"/>
+          <w:numId w:val="25"/>
+        </w:numPr>
+        <w:spacing w:after="0" w:line="240" w:lineRule="auto"/>
+      </w:pPr>
+      <w:r>
+        <w:t>Pantalla de administración de productos</w:t>
+      </w:r>
+    </w:p>
+    <w:p>
+      <w:pPr>
+        <w:spacing w:after="0" w:line="240" w:lineRule="auto"/>
+      </w:pPr>
+    </w:p>
+    <w:p>
+      <w:pPr>
+        <w:spacing w:after="0" w:line="240" w:lineRule="auto"/>
+      </w:pPr>
+      <w:r>
+        <w:t xml:space="preserve">Te puedo dibujar los </w:t>
+      </w:r>
+      <w:proofErr w:type="spellStart"/>
+      <w:r>
+        <w:t>wireframes</w:t>
+      </w:r>
+      <w:proofErr w:type="spellEnd"/>
+      <w:r>
+        <w:t xml:space="preserve"> simples (tipo boceto) para que puedas copiarlos fácilmente en </w:t>
+      </w:r>
+      <w:proofErr w:type="spellStart"/>
+      <w:r>
+        <w:t>Figma</w:t>
+      </w:r>
+      <w:proofErr w:type="spellEnd"/>
+      <w:r>
+        <w:t xml:space="preserve">, </w:t>
+      </w:r>
+      <w:proofErr w:type="spellStart"/>
+      <w:r>
+        <w:t>Canva</w:t>
+      </w:r>
+      <w:proofErr w:type="spellEnd"/>
+      <w:r>
+        <w:t xml:space="preserve"> o Draw.io y entregarlo perfecto. </w:t>
+      </w:r>
+      <w:r>
+        <w:rPr>
+          <w:rFonts w:ascii="Segoe UI Emoji" w:hAnsi="Segoe UI Emoji" w:cs="Segoe UI Emoji"/>
+        </w:rPr>
+        <w:t>🚀</w:t>
+      </w:r>
+    </w:p>
+    <w:p>
+      <w:pPr>
+        <w:spacing w:after="0" w:line="240" w:lineRule="auto"/>
+      </w:pPr>
+    </w:p>
+    <w:p>
+      <w:pPr>
+        <w:spacing w:after="0" w:line="240" w:lineRule="auto"/>
+        <w:ind w:left="708"/>
+        <w:rPr>
+          <w:i/>
+          <w:iCs/>
+        </w:rPr>
+      </w:pPr>
+      <w:r>
+        <w:rPr>
+          <w:i/>
+          <w:iCs/>
+        </w:rPr>
+        <w:t>-</w:t>
+      </w:r>
+      <w:r>
+        <w:rPr>
+          <w:i/>
+          <w:iCs/>
+        </w:rPr>
+        <w:t>Si quiero</w:t>
+      </w:r>
+    </w:p>
+    <w:p>
+      <w:pPr>
+        <w:spacing w:after="0" w:line="240" w:lineRule="auto"/>
+      </w:pPr>
+    </w:p>
+    <w:p>
+      <w:pPr>
+        <w:spacing w:after="0" w:line="240" w:lineRule="auto"/>
+      </w:pPr>
       <w:r>
         <w:t xml:space="preserve">Perfecto </w:t>
       </w:r>
@@ -294,166 +1677,7 @@
         <w:t>👍</w:t>
       </w:r>
       <w:r>
-        <w:t xml:space="preserve"> seguimos con el Sprint 1.</w:t>
-      </w:r>
-    </w:p>
-    <w:p>
-      <w:r>
-        <w:t>Ahora hacemos el apartado 2 del documento.</w:t>
-      </w:r>
-    </w:p>
-    <w:p>
-      <w:r>
-        <w:t>2. Tipos de usuario del sistema</w:t>
-      </w:r>
-    </w:p>
-    <w:p/>
-    <w:p>
-      <w:r>
-        <w:t>En la aplicación existirán dos tipos de usuarios principales, cada uno con diferentes permisos y funcionalidades dentro del sistema.</w:t>
-      </w:r>
-    </w:p>
-    <w:p/>
-    <w:p>
-      <w:r>
-        <w:t>1. Cliente</w:t>
-      </w:r>
-    </w:p>
-    <w:p/>
-    <w:p>
-      <w:r>
-        <w:t>El cliente es cualquier persona que visita la tienda online para consultar los productos disponibles y realizar un pedido.</w:t>
-      </w:r>
-    </w:p>
-    <w:p/>
-    <w:p>
-      <w:r>
-        <w:t>Las acciones que puede realizar son:</w:t>
-      </w:r>
-    </w:p>
-    <w:p/>
-    <w:p>
-      <w:r>
-        <w:t>Ver el catálogo de productos disponibles.</w:t>
-      </w:r>
-    </w:p>
-    <w:p/>
-    <w:p>
-      <w:r>
-        <w:t>Consultar la información detallada de cada producto.</w:t>
-      </w:r>
-    </w:p>
-    <w:p/>
-    <w:p>
-      <w:r>
-        <w:t>Seleccionar un producto que le interese.</w:t>
-      </w:r>
-    </w:p>
-    <w:p/>
-    <w:p>
-      <w:r>
-        <w:t>Rellenar un formulario con sus datos personales.</w:t>
-      </w:r>
-    </w:p>
-    <w:p/>
-    <w:p>
-      <w:r>
-        <w:t>Enviar un pedido a la tienda.</w:t>
-      </w:r>
-    </w:p>
-    <w:p/>
-    <w:p>
-      <w:r>
-        <w:t>El cliente no necesita tener acceso al panel de administración, únicamente puede interactuar con la parte pública de la aplicación.</w:t>
-      </w:r>
-    </w:p>
-    <w:p/>
-    <w:p>
-      <w:r>
-        <w:t>2. Administrador</w:t>
-      </w:r>
-    </w:p>
-    <w:p/>
-    <w:p>
-      <w:r>
-        <w:t>El administrador es el responsable de gestionar el catálogo de productos de la tienda a través de un panel de administración con acceso protegido.</w:t>
-      </w:r>
-    </w:p>
-    <w:p/>
-    <w:p>
-      <w:r>
-        <w:t>Las acciones que puede realizar son:</w:t>
-      </w:r>
-    </w:p>
-    <w:p/>
-    <w:p>
-      <w:r>
-        <w:t>Acceder al panel de administración.</w:t>
-      </w:r>
-    </w:p>
-    <w:p/>
-    <w:p>
-      <w:r>
-        <w:t>Añadir nuevos productos al catálogo.</w:t>
-      </w:r>
-    </w:p>
-    <w:p/>
-    <w:p>
-      <w:r>
-        <w:t>Editar la información de los productos existentes.</w:t>
-      </w:r>
-    </w:p>
-    <w:p/>
-    <w:p>
-      <w:r>
-        <w:t>Eliminar productos de la tienda.</w:t>
-      </w:r>
-    </w:p>
-    <w:p/>
-    <w:p>
-      <w:r>
-        <w:t>Gestionar el contenido mostrado a los clientes.</w:t>
-      </w:r>
-    </w:p>
-    <w:p/>
-    <w:p>
-      <w:r>
-        <w:t>El administrador tiene control completo sobre los productos, pero no interactúa con la parte de pedidos como un cliente.</w:t>
-      </w:r>
-    </w:p>
-    <w:p/>
-    <w:p>
-      <w:r>
-        <w:rPr>
-          <w:rFonts w:ascii="Segoe UI Emoji" w:hAnsi="Segoe UI Emoji" w:cs="Segoe UI Emoji"/>
-        </w:rPr>
-        <w:t>✅</w:t>
-      </w:r>
-      <w:r>
-        <w:t xml:space="preserve"> Con esto ya tenemos los dos primeros apartados del documento:</w:t>
-      </w:r>
-    </w:p>
-    <w:p/>
-    <w:p>
-      <w:r>
-        <w:t>Análisis de la petición del cliente</w:t>
-      </w:r>
-    </w:p>
-    <w:p/>
-    <w:p>
-      <w:r>
-        <w:t>Tipos de usuario del sistema</w:t>
-      </w:r>
-    </w:p>
-    <w:p/>
-    <w:p>
-      <w:r>
-        <w:t>En el siguiente paso vamos a hacer el apartado 3 (Flujo de uso de la aplicación), que básicamente explica cómo usa la web el cliente y el administrador paso a paso.</w:t>
-      </w:r>
-    </w:p>
-    <w:p>
-      <w:r>
-        <w:t xml:space="preserve">Luego después iremos con los </w:t>
+        <w:t xml:space="preserve"> Vamos a crear los </w:t>
       </w:r>
       <w:proofErr w:type="spellStart"/>
       <w:r>
@@ -461,489 +1685,278 @@
       </w:r>
       <w:proofErr w:type="spellEnd"/>
       <w:r>
-        <w:t xml:space="preserve">, que es la parte más visual del Sprint. </w:t>
-      </w:r>
-      <w:r>
-        <w:rPr>
-          <w:rFonts w:ascii="Segoe UI Emoji" w:hAnsi="Segoe UI Emoji" w:cs="Segoe UI Emoji"/>
-        </w:rPr>
-        <w:t>🚀</w:t>
-      </w:r>
-    </w:p>
-    <w:p/>
-    <w:p>
-      <w:r>
-        <w:t>Continuamos</w:t>
-      </w:r>
-    </w:p>
-    <w:p/>
-    <w:p>
-      <w:r>
-        <w:t>Perfecto, seguimos con el apartado 3 del Sprint 1.</w:t>
-      </w:r>
-    </w:p>
-    <w:p>
-      <w:r>
-        <w:t>3. Flujo de uso de la aplicación</w:t>
-      </w:r>
-    </w:p>
-    <w:p/>
-    <w:p>
-      <w:r>
-        <w:t>El flujo de uso describe cómo interactúan los usuarios con la aplicación, desde que entran en la web hasta que realizan una acción.</w:t>
-      </w:r>
-    </w:p>
-    <w:p/>
-    <w:p>
-      <w:r>
-        <w:t>Flujo de uso del cliente</w:t>
-      </w:r>
-    </w:p>
-    <w:p/>
-    <w:p>
-      <w:r>
-        <w:t>El cliente accede a la página principal de la tienda online.</w:t>
-      </w:r>
-    </w:p>
-    <w:p/>
-    <w:p>
-      <w:r>
-        <w:t>Desde la página principal puede acceder al catálogo de productos.</w:t>
-      </w:r>
-    </w:p>
-    <w:p/>
-    <w:p>
-      <w:r>
-        <w:t>El cliente visualiza la lista de productos disponibles.</w:t>
-      </w:r>
-    </w:p>
-    <w:p/>
-    <w:p>
-      <w:r>
-        <w:t>Puede seleccionar un producto para ver su información detallada (nombre, descripción, precio, categoría e imagen).</w:t>
-      </w:r>
-    </w:p>
-    <w:p/>
-    <w:p>
-      <w:r>
-        <w:t>Si está interesado en un producto, accede al formulario de pedido.</w:t>
-      </w:r>
-    </w:p>
-    <w:p/>
-    <w:p>
-      <w:r>
-        <w:t>El cliente rellena sus datos personales:</w:t>
-      </w:r>
-    </w:p>
-    <w:p/>
-    <w:p>
-      <w:r>
-        <w:t>nombre</w:t>
-      </w:r>
-    </w:p>
-    <w:p/>
-    <w:p>
-      <w:r>
-        <w:t>email</w:t>
-      </w:r>
-    </w:p>
-    <w:p/>
-    <w:p>
-      <w:r>
-        <w:t>teléfono</w:t>
-      </w:r>
-    </w:p>
-    <w:p/>
-    <w:p>
-      <w:r>
-        <w:t>producto seleccionado</w:t>
-      </w:r>
-    </w:p>
-    <w:p/>
-    <w:p>
-      <w:r>
-        <w:t>cantidad</w:t>
-      </w:r>
-    </w:p>
-    <w:p/>
-    <w:p>
-      <w:r>
-        <w:t>comentarios (opcional)</w:t>
-      </w:r>
-    </w:p>
-    <w:p/>
-    <w:p>
-      <w:r>
-        <w:t>El cliente envía el formulario de pedido.</w:t>
-      </w:r>
-    </w:p>
-    <w:p/>
-    <w:p>
-      <w:r>
-        <w:t>El sistema guarda el pedido en la base de datos para que el administrador pueda gestionarlo posteriormente.</w:t>
-      </w:r>
-    </w:p>
-    <w:p/>
-    <w:p>
-      <w:r>
-        <w:t>Flujo de uso del administrador</w:t>
-      </w:r>
-    </w:p>
-    <w:p/>
-    <w:p>
-      <w:r>
-        <w:t>El administrador accede al panel de administración mediante una zona de acceso protegida.</w:t>
-      </w:r>
-    </w:p>
-    <w:p/>
-    <w:p>
-      <w:r>
-        <w:t>Una vez dentro del panel, puede visualizar el listado de productos registrados en la tienda.</w:t>
-      </w:r>
-    </w:p>
-    <w:p/>
-    <w:p>
-      <w:r>
-        <w:t>El administrador puede realizar diferentes acciones sobre los productos:</w:t>
-      </w:r>
-    </w:p>
-    <w:p/>
-    <w:p>
-      <w:r>
-        <w:t>Añadir producto</w:t>
-      </w:r>
-    </w:p>
-    <w:p/>
-    <w:p>
-      <w:r>
-        <w:t>Introduce los datos del producto en un formulario.</w:t>
-      </w:r>
-    </w:p>
-    <w:p/>
-    <w:p>
-      <w:r>
-        <w:t>Guarda el producto en la base de datos.</w:t>
-      </w:r>
-    </w:p>
-    <w:p/>
-    <w:p>
-      <w:r>
-        <w:t>Editar producto</w:t>
-      </w:r>
-    </w:p>
-    <w:p/>
-    <w:p>
-      <w:r>
-        <w:t>Selecciona un producto existente.</w:t>
-      </w:r>
-    </w:p>
-    <w:p/>
-    <w:p>
-      <w:r>
-        <w:t>Modifica la información necesaria.</w:t>
-      </w:r>
-    </w:p>
-    <w:p/>
-    <w:p>
-      <w:r>
-        <w:t>Guarda los cambios.</w:t>
-      </w:r>
-    </w:p>
-    <w:p/>
-    <w:p>
-      <w:r>
-        <w:t>Eliminar producto</w:t>
-      </w:r>
-    </w:p>
-    <w:p/>
-    <w:p>
-      <w:r>
-        <w:t>Selecciona un producto.</w:t>
-      </w:r>
-    </w:p>
-    <w:p/>
-    <w:p>
-      <w:r>
-        <w:t>Lo elimina del catálogo.</w:t>
-      </w:r>
-    </w:p>
-    <w:p/>
-    <w:p>
-      <w:r>
-        <w:t>Los cambios realizados por el administrador se reflejan automáticamente en la tienda online visible para los clientes.</w:t>
-      </w:r>
-    </w:p>
-    <w:p/>
-    <w:p>
-      <w:r>
-        <w:rPr>
-          <w:rFonts w:ascii="Segoe UI Emoji" w:hAnsi="Segoe UI Emoji" w:cs="Segoe UI Emoji"/>
-        </w:rPr>
-        <w:t>✅</w:t>
-      </w:r>
-      <w:r>
-        <w:t xml:space="preserve"> Con esto ya llevamos 3 partes del Sprint 1 terminadas:</w:t>
-      </w:r>
-    </w:p>
-    <w:p/>
-    <w:p>
-      <w:r>
-        <w:t>Análisis de la petición del cliente</w:t>
-      </w:r>
-    </w:p>
-    <w:p/>
-    <w:p>
-      <w:r>
-        <w:t>Tipos de usuario</w:t>
-      </w:r>
-    </w:p>
-    <w:p/>
-    <w:p>
-      <w:r>
-        <w:t>Flujo de uso de la aplicación</w:t>
-      </w:r>
-    </w:p>
-    <w:p/>
-    <w:p>
+        <w:t xml:space="preserve"> básicos que pide el Sprint 1.</w:t>
+      </w:r>
+    </w:p>
+    <w:p>
+      <w:pPr>
+        <w:spacing w:after="0" w:line="240" w:lineRule="auto"/>
+      </w:pPr>
+      <w:r>
+        <w:t>No tienen que ser bonitos, solo bocetos de estructura para mostrar cómo será la aplicación.</w:t>
+      </w:r>
+    </w:p>
+    <w:p>
+      <w:pPr>
+        <w:spacing w:after="0" w:line="240" w:lineRule="auto"/>
+      </w:pPr>
+      <w:r>
+        <w:t>Las 4 pantallas mínimas que pide el proyecto son:</w:t>
+      </w:r>
+    </w:p>
+    <w:p>
+      <w:pPr>
+        <w:spacing w:after="0" w:line="240" w:lineRule="auto"/>
+      </w:pPr>
+    </w:p>
+    <w:p>
+      <w:pPr>
+        <w:pStyle w:val="Prrafodelista"/>
+        <w:numPr>
+          <w:ilvl w:val="0"/>
+          <w:numId w:val="26"/>
+        </w:numPr>
+        <w:spacing w:after="0" w:line="240" w:lineRule="auto"/>
+      </w:pPr>
+      <w:r>
+        <w:t>Página principal</w:t>
+      </w:r>
+    </w:p>
+    <w:p>
+      <w:pPr>
+        <w:pStyle w:val="Prrafodelista"/>
+        <w:numPr>
+          <w:ilvl w:val="0"/>
+          <w:numId w:val="26"/>
+        </w:numPr>
+        <w:spacing w:after="0" w:line="240" w:lineRule="auto"/>
+      </w:pPr>
+      <w:r>
+        <w:t>Pantalla de productos</w:t>
+      </w:r>
+    </w:p>
+    <w:p>
+      <w:pPr>
+        <w:pStyle w:val="Prrafodelista"/>
+        <w:numPr>
+          <w:ilvl w:val="0"/>
+          <w:numId w:val="26"/>
+        </w:numPr>
+        <w:spacing w:after="0" w:line="240" w:lineRule="auto"/>
+      </w:pPr>
+      <w:r>
+        <w:t>Pantalla de pedido</w:t>
+      </w:r>
+    </w:p>
+    <w:p>
+      <w:pPr>
+        <w:pStyle w:val="Prrafodelista"/>
+        <w:numPr>
+          <w:ilvl w:val="0"/>
+          <w:numId w:val="26"/>
+        </w:numPr>
+        <w:spacing w:after="0" w:line="240" w:lineRule="auto"/>
+      </w:pPr>
+      <w:r>
+        <w:t>Pantalla de administración de productos</w:t>
+      </w:r>
+    </w:p>
+    <w:p>
+      <w:pPr>
+        <w:spacing w:after="0" w:line="240" w:lineRule="auto"/>
+      </w:pPr>
+    </w:p>
+    <w:p>
+      <w:pPr>
+        <w:spacing w:after="0" w:line="240" w:lineRule="auto"/>
+      </w:pPr>
+      <w:r>
+        <w:t xml:space="preserve">Puedes copiarlos en </w:t>
+      </w:r>
+      <w:proofErr w:type="spellStart"/>
+      <w:r>
+        <w:t>Figma</w:t>
+      </w:r>
+      <w:proofErr w:type="spellEnd"/>
+      <w:r>
+        <w:t xml:space="preserve">, </w:t>
+      </w:r>
+      <w:proofErr w:type="spellStart"/>
+      <w:r>
+        <w:t>Canva</w:t>
+      </w:r>
+      <w:proofErr w:type="spellEnd"/>
+      <w:r>
+        <w:t>, Draw.io o incluso dibujarlos a mano.</w:t>
+      </w:r>
+    </w:p>
+    <w:p>
+      <w:pPr>
+        <w:spacing w:after="0" w:line="240" w:lineRule="auto"/>
+        <w:rPr>
+          <w:b/>
+          <w:bCs/>
+          <w:u w:val="single"/>
+        </w:rPr>
+      </w:pPr>
+      <w:r>
+        <w:rPr>
+          <w:b/>
+          <w:bCs/>
+          <w:u w:val="single"/>
+        </w:rPr>
+        <w:t xml:space="preserve">4. </w:t>
+      </w:r>
+      <w:proofErr w:type="spellStart"/>
+      <w:r>
+        <w:rPr>
+          <w:b/>
+          <w:bCs/>
+          <w:u w:val="single"/>
+        </w:rPr>
+        <w:t>Wireframes</w:t>
+      </w:r>
+      <w:proofErr w:type="spellEnd"/>
+      <w:r>
+        <w:rPr>
+          <w:b/>
+          <w:bCs/>
+          <w:u w:val="single"/>
+        </w:rPr>
+        <w:t xml:space="preserve"> de las pantallas principales</w:t>
+      </w:r>
+    </w:p>
+    <w:p>
+      <w:pPr>
+        <w:pStyle w:val="Prrafodelista"/>
+        <w:numPr>
+          <w:ilvl w:val="0"/>
+          <w:numId w:val="27"/>
+        </w:numPr>
+        <w:spacing w:after="0" w:line="240" w:lineRule="auto"/>
+        <w:rPr>
+          <w:b/>
+          <w:bCs/>
+          <w:u w:val="single"/>
+        </w:rPr>
+      </w:pPr>
+      <w:r>
+        <w:rPr>
+          <w:b/>
+          <w:bCs/>
+          <w:u w:val="single"/>
+        </w:rPr>
+        <w:t>Página principal (Home)</w:t>
+      </w:r>
+    </w:p>
+    <w:p>
+      <w:pPr>
+        <w:spacing w:after="0" w:line="240" w:lineRule="auto"/>
+      </w:pPr>
+      <w:r>
+        <w:t xml:space="preserve">Estructura del </w:t>
+      </w:r>
+      <w:proofErr w:type="spellStart"/>
+      <w:r>
+        <w:t>wireframe</w:t>
+      </w:r>
+      <w:proofErr w:type="spellEnd"/>
+    </w:p>
+    <w:p>
+      <w:pPr>
+        <w:spacing w:after="0" w:line="240" w:lineRule="auto"/>
+      </w:pPr>
+      <w:r>
+        <w:t>-------------------------------------------------</w:t>
+      </w:r>
+    </w:p>
+    <w:p>
+      <w:pPr>
+        <w:spacing w:after="0" w:line="240" w:lineRule="auto"/>
+      </w:pPr>
+      <w:r>
+        <w:t>LOGO                MENU (Inicio | Productos)</w:t>
+      </w:r>
+    </w:p>
+    <w:p>
+      <w:pPr>
+        <w:spacing w:after="0" w:line="240" w:lineRule="auto"/>
+      </w:pPr>
+      <w:r>
+        <w:t>-------------------------------------------------</w:t>
+      </w:r>
+    </w:p>
+    <w:p>
+      <w:pPr>
+        <w:spacing w:after="0" w:line="240" w:lineRule="auto"/>
+      </w:pPr>
+      <w:r>
+        <w:t xml:space="preserve">        BIENVENIDO A EL MERCADO DE LA MEMORIA</w:t>
+      </w:r>
+    </w:p>
+    <w:p>
+      <w:pPr>
+        <w:spacing w:after="0" w:line="240" w:lineRule="auto"/>
+      </w:pPr>
+      <w:r>
+        <w:t xml:space="preserve">        [ Botón ver </w:t>
+      </w:r>
+      <w:proofErr w:type="gramStart"/>
+      <w:r>
+        <w:t>productos ]</w:t>
+      </w:r>
+      <w:proofErr w:type="gramEnd"/>
+    </w:p>
+    <w:p>
+      <w:pPr>
+        <w:spacing w:after="0" w:line="240" w:lineRule="auto"/>
+      </w:pPr>
+      <w:r>
+        <w:t>-------------------------------------------------</w:t>
+      </w:r>
+    </w:p>
+    <w:p>
+      <w:pPr>
+        <w:spacing w:after="0" w:line="240" w:lineRule="auto"/>
+      </w:pPr>
+      <w:r>
+        <w:t xml:space="preserve">   Producto destacado   |   Producto destacado</w:t>
+      </w:r>
+    </w:p>
+    <w:p>
+      <w:pPr>
+        <w:spacing w:after="0" w:line="240" w:lineRule="auto"/>
+      </w:pPr>
       <w:r>
         <w:lastRenderedPageBreak/>
-        <w:t xml:space="preserve">El siguiente paso es el apartado 4: </w:t>
-      </w:r>
-      <w:proofErr w:type="spellStart"/>
-      <w:r>
-        <w:t>Wireframes</w:t>
-      </w:r>
-      <w:proofErr w:type="spellEnd"/>
-      <w:r>
-        <w:t>, que es muy importante porque el PDF pide prototipos de estas pantallas:</w:t>
-      </w:r>
-    </w:p>
-    <w:p/>
-    <w:p>
-      <w:r>
-        <w:t>Página principal</w:t>
-      </w:r>
-    </w:p>
-    <w:p/>
-    <w:p>
-      <w:r>
-        <w:t>Pantalla de productos</w:t>
-      </w:r>
-    </w:p>
-    <w:p/>
-    <w:p>
-      <w:r>
-        <w:t>Pantalla de pedidos</w:t>
-      </w:r>
-    </w:p>
-    <w:p/>
-    <w:p>
-      <w:r>
-        <w:t>Pantalla de administración de productos</w:t>
-      </w:r>
-    </w:p>
-    <w:p/>
-    <w:p>
-      <w:r>
-        <w:t xml:space="preserve">Te puedo dibujar los </w:t>
-      </w:r>
-      <w:proofErr w:type="spellStart"/>
-      <w:r>
-        <w:t>wireframes</w:t>
-      </w:r>
-      <w:proofErr w:type="spellEnd"/>
-      <w:r>
-        <w:t xml:space="preserve"> simples (tipo boceto) para que puedas copiarlos fácilmente en </w:t>
-      </w:r>
-      <w:proofErr w:type="spellStart"/>
-      <w:r>
-        <w:t>Figma</w:t>
-      </w:r>
-      <w:proofErr w:type="spellEnd"/>
-      <w:r>
-        <w:t xml:space="preserve">, </w:t>
-      </w:r>
-      <w:proofErr w:type="spellStart"/>
-      <w:r>
-        <w:t>Canva</w:t>
-      </w:r>
-      <w:proofErr w:type="spellEnd"/>
-      <w:r>
-        <w:t xml:space="preserve"> o Draw.io y entregarlo perfecto. </w:t>
-      </w:r>
-      <w:r>
-        <w:rPr>
-          <w:rFonts w:ascii="Segoe UI Emoji" w:hAnsi="Segoe UI Emoji" w:cs="Segoe UI Emoji"/>
-        </w:rPr>
-        <w:t>🚀</w:t>
-      </w:r>
-    </w:p>
-    <w:p/>
-    <w:p>
-      <w:r>
-        <w:t>Si quiero</w:t>
-      </w:r>
-    </w:p>
-    <w:p/>
-    <w:p>
-      <w:r>
-        <w:t xml:space="preserve">Perfecto </w:t>
-      </w:r>
-      <w:r>
-        <w:rPr>
-          <w:rFonts w:ascii="Segoe UI Emoji" w:hAnsi="Segoe UI Emoji" w:cs="Segoe UI Emoji"/>
-        </w:rPr>
-        <w:t>👍</w:t>
-      </w:r>
-      <w:r>
-        <w:t xml:space="preserve"> Vamos a crear los </w:t>
-      </w:r>
-      <w:proofErr w:type="spellStart"/>
-      <w:r>
-        <w:t>wireframes</w:t>
-      </w:r>
-      <w:proofErr w:type="spellEnd"/>
-      <w:r>
-        <w:t xml:space="preserve"> básicos que pide el Sprint 1.</w:t>
-      </w:r>
-    </w:p>
-    <w:p>
-      <w:r>
-        <w:t>No tienen que ser bonitos, solo bocetos de estructura para mostrar cómo será la aplicación.</w:t>
-      </w:r>
-    </w:p>
-    <w:p>
-      <w:r>
-        <w:t>Las 4 pantallas mínimas que pide el proyecto son:</w:t>
-      </w:r>
-    </w:p>
-    <w:p/>
-    <w:p>
-      <w:r>
-        <w:t>Página principal</w:t>
-      </w:r>
-    </w:p>
-    <w:p/>
-    <w:p>
-      <w:r>
-        <w:t>Pantalla de productos</w:t>
-      </w:r>
-    </w:p>
-    <w:p/>
-    <w:p>
-      <w:r>
-        <w:t>Pantalla de pedido</w:t>
-      </w:r>
-    </w:p>
-    <w:p/>
-    <w:p>
-      <w:r>
-        <w:t>Pantalla de administración de productos</w:t>
-      </w:r>
-    </w:p>
-    <w:p/>
-    <w:p>
-      <w:r>
-        <w:lastRenderedPageBreak/>
-        <w:t xml:space="preserve">Puedes copiarlos en </w:t>
-      </w:r>
-      <w:proofErr w:type="spellStart"/>
-      <w:r>
-        <w:t>Figma</w:t>
-      </w:r>
-      <w:proofErr w:type="spellEnd"/>
-      <w:r>
-        <w:t xml:space="preserve">, </w:t>
-      </w:r>
-      <w:proofErr w:type="spellStart"/>
-      <w:r>
-        <w:t>Canva</w:t>
-      </w:r>
-      <w:proofErr w:type="spellEnd"/>
-      <w:r>
-        <w:t>, Draw.io o incluso dibujarlos a mano.</w:t>
-      </w:r>
-    </w:p>
-    <w:p>
-      <w:r>
-        <w:t xml:space="preserve">4. </w:t>
-      </w:r>
-      <w:proofErr w:type="spellStart"/>
-      <w:r>
-        <w:t>Wireframes</w:t>
-      </w:r>
-      <w:proofErr w:type="spellEnd"/>
-      <w:r>
-        <w:t xml:space="preserve"> de las pantallas principales</w:t>
-      </w:r>
-    </w:p>
-    <w:p>
-      <w:r>
-        <w:t>1. Página principal (Home)</w:t>
-      </w:r>
-    </w:p>
-    <w:p>
-      <w:r>
-        <w:t xml:space="preserve">Estructura del </w:t>
-      </w:r>
-      <w:proofErr w:type="spellStart"/>
-      <w:r>
-        <w:t>wireframe</w:t>
-      </w:r>
-      <w:proofErr w:type="spellEnd"/>
-    </w:p>
-    <w:p>
-      <w:r>
         <w:t>-------------------------------------------------</w:t>
       </w:r>
     </w:p>
     <w:p>
-      <w:r>
-        <w:t>LOGO                MENU (Inicio | Productos)</w:t>
-      </w:r>
-    </w:p>
-    <w:p>
-      <w:r>
-        <w:t>-------------------------------------------------</w:t>
-      </w:r>
-    </w:p>
-    <w:p>
-      <w:r>
-        <w:t xml:space="preserve">        BIENVENIDO A EL MERCADO DE LA MEMORIA</w:t>
-      </w:r>
-    </w:p>
-    <w:p>
-      <w:r>
-        <w:t xml:space="preserve">        [ Botón ver productos ]</w:t>
-      </w:r>
-    </w:p>
-    <w:p>
-      <w:r>
-        <w:t>-------------------------------------------------</w:t>
-      </w:r>
-    </w:p>
-    <w:p>
-      <w:r>
-        <w:t xml:space="preserve">   Producto destacado   |   Producto destacado</w:t>
-      </w:r>
-    </w:p>
-    <w:p>
-      <w:r>
-        <w:t>-------------------------------------------------</w:t>
-      </w:r>
-    </w:p>
-    <w:p>
+      <w:pPr>
+        <w:spacing w:after="0" w:line="240" w:lineRule="auto"/>
+      </w:pPr>
       <w:r>
         <w:t>Footer</w:t>
       </w:r>
     </w:p>
     <w:p>
+      <w:pPr>
+        <w:spacing w:after="0" w:line="240" w:lineRule="auto"/>
+      </w:pPr>
       <w:r>
         <w:t>Contacto | Email | Redes sociales</w:t>
       </w:r>
     </w:p>
-    <w:p/>
-    <w:p>
+    <w:p>
+      <w:pPr>
+        <w:spacing w:after="0" w:line="240" w:lineRule="auto"/>
+      </w:pPr>
+    </w:p>
+    <w:p>
+      <w:pPr>
+        <w:spacing w:after="0" w:line="240" w:lineRule="auto"/>
+      </w:pPr>
       <w:r>
         <w:t>Función de esta pantalla:</w:t>
       </w:r>
@@ -955,6 +1968,7 @@
           <w:ilvl w:val="0"/>
           <w:numId w:val="1"/>
         </w:numPr>
+        <w:spacing w:after="0" w:line="240" w:lineRule="auto"/>
       </w:pPr>
       <w:r>
         <w:t>Presentar la tienda</w:t>
@@ -967,20 +1981,54 @@
           <w:ilvl w:val="0"/>
           <w:numId w:val="1"/>
         </w:numPr>
+        <w:spacing w:after="0" w:line="240" w:lineRule="auto"/>
       </w:pPr>
       <w:r>
         <w:t>Permitir acceder al catálogo de productos</w:t>
       </w:r>
     </w:p>
-    <w:p/>
-    <w:p>
-      <w:r>
+    <w:p>
+      <w:pPr>
+        <w:spacing w:after="0" w:line="240" w:lineRule="auto"/>
+      </w:pPr>
+    </w:p>
+    <w:p>
+      <w:pPr>
+        <w:pStyle w:val="Prrafodelista"/>
+        <w:numPr>
+          <w:ilvl w:val="0"/>
+          <w:numId w:val="27"/>
+        </w:numPr>
+        <w:spacing w:after="0" w:line="240" w:lineRule="auto"/>
+        <w:rPr>
+          <w:b/>
+          <w:bCs/>
+          <w:u w:val="single"/>
+        </w:rPr>
+      </w:pPr>
+      <w:r>
+        <w:rPr>
+          <w:b/>
+          <w:bCs/>
+          <w:u w:val="single"/>
+        </w:rPr>
         <w:t>2. Pantalla de productos</w:t>
       </w:r>
     </w:p>
-    <w:p/>
-    <w:p/>
-    <w:p>
+    <w:p>
+      <w:pPr>
+        <w:spacing w:after="0" w:line="240" w:lineRule="auto"/>
+      </w:pPr>
+    </w:p>
+    <w:p>
+      <w:pPr>
+        <w:spacing w:after="0" w:line="240" w:lineRule="auto"/>
+      </w:pPr>
+    </w:p>
+    <w:p>
+      <w:pPr>
+        <w:spacing w:after="0" w:line="240" w:lineRule="auto"/>
+      </w:pPr>
       <w:r>
         <w:t xml:space="preserve">Estructura del </w:t>
       </w:r>
@@ -991,64 +2039,112 @@
       <w:proofErr w:type="spellEnd"/>
     </w:p>
     <w:p>
+      <w:pPr>
+        <w:spacing w:after="0" w:line="240" w:lineRule="auto"/>
+      </w:pPr>
       <w:r>
         <w:t>-------------------------------------------------</w:t>
       </w:r>
     </w:p>
     <w:p>
+      <w:pPr>
+        <w:spacing w:after="0" w:line="240" w:lineRule="auto"/>
+      </w:pPr>
       <w:r>
         <w:t>LOGO            MENU</w:t>
       </w:r>
     </w:p>
     <w:p>
+      <w:pPr>
+        <w:spacing w:after="0" w:line="240" w:lineRule="auto"/>
+      </w:pPr>
       <w:r>
         <w:t>-------------------------------------------------</w:t>
       </w:r>
     </w:p>
-    <w:p/>
-    <w:p>
+    <w:p>
+      <w:pPr>
+        <w:spacing w:after="0" w:line="240" w:lineRule="auto"/>
+      </w:pPr>
+    </w:p>
+    <w:p>
+      <w:pPr>
+        <w:spacing w:after="0" w:line="240" w:lineRule="auto"/>
+      </w:pPr>
       <w:r>
         <w:t xml:space="preserve">            LISTADO DE PRODUCTOS</w:t>
       </w:r>
     </w:p>
-    <w:p/>
-    <w:p>
+    <w:p>
+      <w:pPr>
+        <w:spacing w:after="0" w:line="240" w:lineRule="auto"/>
+      </w:pPr>
+    </w:p>
+    <w:p>
+      <w:pPr>
+        <w:spacing w:after="0" w:line="240" w:lineRule="auto"/>
+      </w:pPr>
       <w:r>
         <w:t>-------------------------------------------------</w:t>
       </w:r>
     </w:p>
     <w:p>
+      <w:pPr>
+        <w:spacing w:after="0" w:line="240" w:lineRule="auto"/>
+      </w:pPr>
       <w:r>
         <w:t>[Imagen]   Nombre producto</w:t>
       </w:r>
     </w:p>
     <w:p>
+      <w:pPr>
+        <w:spacing w:after="0" w:line="240" w:lineRule="auto"/>
+      </w:pPr>
       <w:r>
         <w:t xml:space="preserve">           Precio</w:t>
       </w:r>
     </w:p>
     <w:p>
+      <w:pPr>
+        <w:spacing w:after="0" w:line="240" w:lineRule="auto"/>
+      </w:pPr>
       <w:r>
         <w:t xml:space="preserve">           Categoría</w:t>
       </w:r>
     </w:p>
     <w:p>
+      <w:pPr>
+        <w:spacing w:after="0" w:line="240" w:lineRule="auto"/>
+      </w:pPr>
       <w:r>
         <w:t xml:space="preserve">           [Ver producto]</w:t>
       </w:r>
     </w:p>
-    <w:p/>
-    <w:p>
+    <w:p>
+      <w:pPr>
+        <w:spacing w:after="0" w:line="240" w:lineRule="auto"/>
+      </w:pPr>
+    </w:p>
+    <w:p>
+      <w:pPr>
+        <w:spacing w:after="0" w:line="240" w:lineRule="auto"/>
+      </w:pPr>
       <w:r>
         <w:t>[Imagen]   Nombre producto</w:t>
       </w:r>
     </w:p>
     <w:p>
+      <w:pPr>
+        <w:spacing w:after="0" w:line="240" w:lineRule="auto"/>
+      </w:pPr>
       <w:r>
         <w:t xml:space="preserve">           Precio</w:t>
       </w:r>
     </w:p>
     <w:p>
+      <w:pPr>
+        <w:spacing w:after="0" w:line="240" w:lineRule="auto"/>
+      </w:pPr>
       <w:r>
         <w:t xml:space="preserve">           Categoría</w:t>
       </w:r>
@@ -1058,12 +2154,16 @@
         <w:pBdr>
           <w:bottom w:val="single" w:sz="6" w:space="1" w:color="auto"/>
         </w:pBdr>
+        <w:spacing w:after="0" w:line="240" w:lineRule="auto"/>
       </w:pPr>
       <w:r>
         <w:t xml:space="preserve">           [Ver producto]</w:t>
       </w:r>
     </w:p>
     <w:p>
+      <w:pPr>
+        <w:spacing w:after="0" w:line="240" w:lineRule="auto"/>
+      </w:pPr>
       <w:r>
         <w:t>Función:</w:t>
       </w:r>
@@ -1074,6 +2174,7 @@
           <w:ilvl w:val="0"/>
           <w:numId w:val="2"/>
         </w:numPr>
+        <w:spacing w:after="0" w:line="240" w:lineRule="auto"/>
       </w:pPr>
       <w:r>
         <w:t>Mostrar todos los productos</w:t>
@@ -1085,19 +2186,49 @@
           <w:ilvl w:val="0"/>
           <w:numId w:val="2"/>
         </w:numPr>
+        <w:spacing w:after="0" w:line="240" w:lineRule="auto"/>
       </w:pPr>
       <w:r>
         <w:t>Permitir ver información del producto</w:t>
       </w:r>
     </w:p>
-    <w:p/>
-    <w:p>
-      <w:r>
+    <w:p>
+      <w:pPr>
+        <w:spacing w:after="0" w:line="240" w:lineRule="auto"/>
+      </w:pPr>
+    </w:p>
+    <w:p>
+      <w:pPr>
+        <w:pStyle w:val="Prrafodelista"/>
+        <w:numPr>
+          <w:ilvl w:val="0"/>
+          <w:numId w:val="2"/>
+        </w:numPr>
+        <w:spacing w:after="0" w:line="240" w:lineRule="auto"/>
+        <w:rPr>
+          <w:b/>
+          <w:bCs/>
+          <w:u w:val="single"/>
+        </w:rPr>
+      </w:pPr>
+      <w:r>
+        <w:rPr>
+          <w:b/>
+          <w:bCs/>
+          <w:u w:val="single"/>
+        </w:rPr>
         <w:t>3. Pantalla de pedido</w:t>
       </w:r>
     </w:p>
-    <w:p/>
-    <w:p>
+    <w:p>
+      <w:pPr>
+        <w:spacing w:after="0" w:line="240" w:lineRule="auto"/>
+      </w:pPr>
+    </w:p>
+    <w:p>
+      <w:pPr>
+        <w:spacing w:after="0" w:line="240" w:lineRule="auto"/>
+      </w:pPr>
       <w:r>
         <w:t xml:space="preserve">Estructura del </w:t>
       </w:r>
@@ -1108,105 +2239,199 @@
       <w:proofErr w:type="spellEnd"/>
     </w:p>
     <w:p>
+      <w:pPr>
+        <w:spacing w:after="0" w:line="240" w:lineRule="auto"/>
+      </w:pPr>
       <w:r>
         <w:t>-------------------------------------------------</w:t>
       </w:r>
     </w:p>
     <w:p>
+      <w:pPr>
+        <w:spacing w:after="0" w:line="240" w:lineRule="auto"/>
+      </w:pPr>
       <w:r>
         <w:t>LOGO            MENU</w:t>
       </w:r>
     </w:p>
     <w:p>
+      <w:pPr>
+        <w:spacing w:after="0" w:line="240" w:lineRule="auto"/>
+      </w:pPr>
       <w:r>
         <w:t>-------------------------------------------------</w:t>
       </w:r>
     </w:p>
-    <w:p/>
-    <w:p>
+    <w:p>
+      <w:pPr>
+        <w:spacing w:after="0" w:line="240" w:lineRule="auto"/>
+      </w:pPr>
+    </w:p>
+    <w:p>
+      <w:pPr>
+        <w:spacing w:after="0" w:line="240" w:lineRule="auto"/>
+      </w:pPr>
       <w:r>
         <w:t xml:space="preserve">              FORMULARIO DE PEDIDO</w:t>
       </w:r>
     </w:p>
-    <w:p/>
-    <w:p>
+    <w:p>
+      <w:pPr>
+        <w:spacing w:after="0" w:line="240" w:lineRule="auto"/>
+      </w:pPr>
+    </w:p>
+    <w:p>
+      <w:pPr>
+        <w:spacing w:after="0" w:line="240" w:lineRule="auto"/>
+      </w:pPr>
       <w:r>
         <w:t>Nombre</w:t>
       </w:r>
     </w:p>
     <w:p>
+      <w:pPr>
+        <w:spacing w:after="0" w:line="240" w:lineRule="auto"/>
+      </w:pPr>
       <w:r>
         <w:t>[________________]</w:t>
       </w:r>
     </w:p>
-    <w:p/>
-    <w:p>
+    <w:p>
+      <w:pPr>
+        <w:spacing w:after="0" w:line="240" w:lineRule="auto"/>
+      </w:pPr>
+    </w:p>
+    <w:p>
+      <w:pPr>
+        <w:spacing w:after="0" w:line="240" w:lineRule="auto"/>
+      </w:pPr>
       <w:r>
         <w:t>Email</w:t>
       </w:r>
     </w:p>
     <w:p>
+      <w:pPr>
+        <w:spacing w:after="0" w:line="240" w:lineRule="auto"/>
+      </w:pPr>
+      <w:r>
+        <w:t>[________________]</w:t>
+      </w:r>
+    </w:p>
+    <w:p>
+      <w:pPr>
+        <w:spacing w:after="0" w:line="240" w:lineRule="auto"/>
+      </w:pPr>
+    </w:p>
+    <w:p>
+      <w:pPr>
+        <w:spacing w:after="0" w:line="240" w:lineRule="auto"/>
+      </w:pPr>
+      <w:r>
+        <w:t>Teléfono</w:t>
+      </w:r>
+    </w:p>
+    <w:p>
+      <w:pPr>
+        <w:spacing w:after="0" w:line="240" w:lineRule="auto"/>
+      </w:pPr>
+      <w:r>
+        <w:t>[________________]</w:t>
+      </w:r>
+    </w:p>
+    <w:p>
+      <w:pPr>
+        <w:spacing w:after="0" w:line="240" w:lineRule="auto"/>
+      </w:pPr>
+    </w:p>
+    <w:p>
+      <w:pPr>
+        <w:spacing w:after="0" w:line="240" w:lineRule="auto"/>
+      </w:pPr>
       <w:r>
         <w:lastRenderedPageBreak/>
+        <w:t>Producto seleccionado</w:t>
+      </w:r>
+    </w:p>
+    <w:p>
+      <w:pPr>
+        <w:spacing w:after="0" w:line="240" w:lineRule="auto"/>
+      </w:pPr>
+      <w:r>
         <w:t>[________________]</w:t>
       </w:r>
     </w:p>
-    <w:p/>
-    <w:p>
-      <w:r>
-        <w:t>Teléfono</w:t>
-      </w:r>
-    </w:p>
-    <w:p>
+    <w:p>
+      <w:pPr>
+        <w:spacing w:after="0" w:line="240" w:lineRule="auto"/>
+      </w:pPr>
+    </w:p>
+    <w:p>
+      <w:pPr>
+        <w:spacing w:after="0" w:line="240" w:lineRule="auto"/>
+      </w:pPr>
+      <w:r>
+        <w:t>Cantidad</w:t>
+      </w:r>
+    </w:p>
+    <w:p>
+      <w:pPr>
+        <w:spacing w:after="0" w:line="240" w:lineRule="auto"/>
+      </w:pPr>
       <w:r>
         <w:t>[________________]</w:t>
       </w:r>
     </w:p>
-    <w:p/>
-    <w:p>
-      <w:r>
-        <w:t>Producto seleccionado</w:t>
-      </w:r>
-    </w:p>
-    <w:p>
+    <w:p>
+      <w:pPr>
+        <w:spacing w:after="0" w:line="240" w:lineRule="auto"/>
+      </w:pPr>
+    </w:p>
+    <w:p>
+      <w:pPr>
+        <w:spacing w:after="0" w:line="240" w:lineRule="auto"/>
+      </w:pPr>
+      <w:r>
+        <w:t>Comentarios</w:t>
+      </w:r>
+    </w:p>
+    <w:p>
+      <w:pPr>
+        <w:spacing w:after="0" w:line="240" w:lineRule="auto"/>
+      </w:pPr>
       <w:r>
         <w:t>[________________]</w:t>
       </w:r>
     </w:p>
-    <w:p/>
-    <w:p>
-      <w:r>
-        <w:t>Cantidad</w:t>
-      </w:r>
-    </w:p>
-    <w:p>
-      <w:r>
-        <w:t>[________________]</w:t>
-      </w:r>
-    </w:p>
-    <w:p/>
-    <w:p>
-      <w:r>
-        <w:t>Comentarios</w:t>
-      </w:r>
-    </w:p>
-    <w:p>
-      <w:r>
-        <w:t>[________________]</w:t>
-      </w:r>
-    </w:p>
-    <w:p/>
-    <w:p>
-      <w:r>
-        <w:t xml:space="preserve">        [ ENVIAR PEDIDO ]</w:t>
-      </w:r>
-    </w:p>
-    <w:p>
+    <w:p>
+      <w:pPr>
+        <w:spacing w:after="0" w:line="240" w:lineRule="auto"/>
+      </w:pPr>
+    </w:p>
+    <w:p>
+      <w:pPr>
+        <w:spacing w:after="0" w:line="240" w:lineRule="auto"/>
+      </w:pPr>
+      <w:r>
+        <w:t xml:space="preserve">        [ ENVIAR </w:t>
+      </w:r>
+      <w:proofErr w:type="gramStart"/>
+      <w:r>
+        <w:t>PEDIDO ]</w:t>
+      </w:r>
+      <w:proofErr w:type="gramEnd"/>
+    </w:p>
+    <w:p>
+      <w:pPr>
+        <w:spacing w:after="0" w:line="240" w:lineRule="auto"/>
+      </w:pPr>
       <w:r>
         <w:t>-------------------------------------------------</w:t>
       </w:r>
     </w:p>
     <w:p>
+      <w:pPr>
+        <w:spacing w:after="0" w:line="240" w:lineRule="auto"/>
+      </w:pPr>
       <w:r>
         <w:t>Función:</w:t>
       </w:r>
@@ -1217,19 +2442,49 @@
           <w:ilvl w:val="0"/>
           <w:numId w:val="3"/>
         </w:numPr>
+        <w:spacing w:after="0" w:line="240" w:lineRule="auto"/>
       </w:pPr>
       <w:r>
         <w:t>Permitir al cliente realizar un pedido.</w:t>
       </w:r>
     </w:p>
-    <w:p/>
-    <w:p>
-      <w:r>
+    <w:p>
+      <w:pPr>
+        <w:spacing w:after="0" w:line="240" w:lineRule="auto"/>
+      </w:pPr>
+    </w:p>
+    <w:p>
+      <w:pPr>
+        <w:pStyle w:val="Prrafodelista"/>
+        <w:numPr>
+          <w:ilvl w:val="0"/>
+          <w:numId w:val="29"/>
+        </w:numPr>
+        <w:spacing w:after="0" w:line="240" w:lineRule="auto"/>
+        <w:rPr>
+          <w:b/>
+          <w:bCs/>
+          <w:u w:val="single"/>
+        </w:rPr>
+      </w:pPr>
+      <w:r>
+        <w:rPr>
+          <w:b/>
+          <w:bCs/>
+          <w:u w:val="single"/>
+        </w:rPr>
         <w:t>4. Panel de administración de productos</w:t>
       </w:r>
     </w:p>
-    <w:p/>
-    <w:p>
+    <w:p>
+      <w:pPr>
+        <w:spacing w:after="0" w:line="240" w:lineRule="auto"/>
+      </w:pPr>
+    </w:p>
+    <w:p>
+      <w:pPr>
+        <w:spacing w:after="0" w:line="240" w:lineRule="auto"/>
+      </w:pPr>
       <w:r>
         <w:t xml:space="preserve">Estructura del </w:t>
       </w:r>
@@ -1240,65 +2495,143 @@
       <w:proofErr w:type="spellEnd"/>
     </w:p>
     <w:p>
+      <w:pPr>
+        <w:spacing w:after="0" w:line="240" w:lineRule="auto"/>
+      </w:pPr>
       <w:r>
         <w:t>-------------------------------------------------</w:t>
       </w:r>
     </w:p>
     <w:p>
+      <w:pPr>
+        <w:spacing w:after="0" w:line="240" w:lineRule="auto"/>
+      </w:pPr>
       <w:r>
         <w:t>ADMIN PANEL</w:t>
       </w:r>
     </w:p>
     <w:p>
+      <w:pPr>
+        <w:spacing w:after="0" w:line="240" w:lineRule="auto"/>
+      </w:pPr>
       <w:r>
         <w:t>-------------------------------------------------</w:t>
       </w:r>
     </w:p>
-    <w:p/>
-    <w:p>
+    <w:p>
+      <w:pPr>
+        <w:spacing w:after="0" w:line="240" w:lineRule="auto"/>
+      </w:pPr>
+    </w:p>
+    <w:p>
+      <w:pPr>
+        <w:spacing w:after="0" w:line="240" w:lineRule="auto"/>
+      </w:pPr>
       <w:r>
         <w:t xml:space="preserve">          GESTIÓN DE PRODUCTOS</w:t>
       </w:r>
     </w:p>
-    <w:p/>
-    <w:p>
-      <w:r>
-        <w:lastRenderedPageBreak/>
-        <w:t>[ Añadir producto ]</w:t>
-      </w:r>
-    </w:p>
-    <w:p/>
-    <w:p>
+    <w:p>
+      <w:pPr>
+        <w:spacing w:after="0" w:line="240" w:lineRule="auto"/>
+      </w:pPr>
+    </w:p>
+    <w:p>
+      <w:pPr>
+        <w:spacing w:after="0" w:line="240" w:lineRule="auto"/>
+      </w:pPr>
+      <w:r>
+        <w:t xml:space="preserve">[ Añadir </w:t>
+      </w:r>
+      <w:proofErr w:type="gramStart"/>
+      <w:r>
+        <w:t>producto ]</w:t>
+      </w:r>
+      <w:proofErr w:type="gramEnd"/>
+    </w:p>
+    <w:p>
+      <w:pPr>
+        <w:spacing w:after="0" w:line="240" w:lineRule="auto"/>
+      </w:pPr>
+    </w:p>
+    <w:p>
+      <w:pPr>
+        <w:spacing w:after="0" w:line="240" w:lineRule="auto"/>
+      </w:pPr>
       <w:r>
         <w:t>-------------------------------------------------</w:t>
       </w:r>
     </w:p>
     <w:p>
+      <w:pPr>
+        <w:spacing w:after="0" w:line="240" w:lineRule="auto"/>
+      </w:pPr>
       <w:r>
         <w:t>ID | Nombre | Precio | Categoría | Acciones</w:t>
       </w:r>
     </w:p>
     <w:p>
+      <w:pPr>
+        <w:spacing w:after="0" w:line="240" w:lineRule="auto"/>
+      </w:pPr>
       <w:r>
         <w:t>-------------------------------------------------</w:t>
       </w:r>
     </w:p>
     <w:p>
-      <w:r>
-        <w:t>1  | Cámara antigua | 120€ | Colección | Editar | Eliminar</w:t>
-      </w:r>
-    </w:p>
-    <w:p>
-      <w:r>
-        <w:t>2  | Reloj vintage  | 80€  | Relojes   | Editar | Eliminar</w:t>
-      </w:r>
-    </w:p>
-    <w:p>
+      <w:pPr>
+        <w:spacing w:after="0" w:line="240" w:lineRule="auto"/>
+      </w:pPr>
+      <w:proofErr w:type="gramStart"/>
+      <w:r>
+        <w:t>1  |</w:t>
+      </w:r>
+      <w:proofErr w:type="gramEnd"/>
+      <w:r>
+        <w:t xml:space="preserve"> Cámara antigua | 120€ | Colección | Editar | Eliminar</w:t>
+      </w:r>
+    </w:p>
+    <w:p>
+      <w:pPr>
+        <w:spacing w:after="0" w:line="240" w:lineRule="auto"/>
+      </w:pPr>
+      <w:proofErr w:type="gramStart"/>
+      <w:r>
+        <w:t>2  |</w:t>
+      </w:r>
+      <w:proofErr w:type="gramEnd"/>
+      <w:r>
+        <w:t xml:space="preserve"> Reloj </w:t>
+      </w:r>
+      <w:proofErr w:type="gramStart"/>
+      <w:r>
+        <w:t>vintage  |</w:t>
+      </w:r>
+      <w:proofErr w:type="gramEnd"/>
+      <w:r>
+        <w:t xml:space="preserve"> 80</w:t>
+      </w:r>
+      <w:proofErr w:type="gramStart"/>
+      <w:r>
+        <w:t>€  |</w:t>
+      </w:r>
+      <w:proofErr w:type="gramEnd"/>
+      <w:r>
+        <w:t xml:space="preserve"> Relojes   | Editar | Eliminar</w:t>
+      </w:r>
+    </w:p>
+    <w:p>
+      <w:pPr>
+        <w:spacing w:after="0" w:line="240" w:lineRule="auto"/>
+      </w:pPr>
       <w:r>
         <w:t>-------------------------------------------------</w:t>
       </w:r>
     </w:p>
     <w:p>
+      <w:pPr>
+        <w:spacing w:after="0" w:line="240" w:lineRule="auto"/>
+      </w:pPr>
       <w:r>
         <w:t>Función:</w:t>
       </w:r>
@@ -1310,6 +2643,7 @@
           <w:ilvl w:val="0"/>
           <w:numId w:val="4"/>
         </w:numPr>
+        <w:spacing w:after="0" w:line="240" w:lineRule="auto"/>
       </w:pPr>
       <w:r>
         <w:t>Añadir productos</w:t>
@@ -1322,6 +2656,7 @@
           <w:ilvl w:val="0"/>
           <w:numId w:val="4"/>
         </w:numPr>
+        <w:spacing w:after="0" w:line="240" w:lineRule="auto"/>
       </w:pPr>
       <w:r>
         <w:t>Editar productos</w:t>
@@ -1334,13 +2669,21 @@
           <w:ilvl w:val="0"/>
           <w:numId w:val="4"/>
         </w:numPr>
+        <w:spacing w:after="0" w:line="240" w:lineRule="auto"/>
       </w:pPr>
       <w:r>
         <w:t>Eliminar productos</w:t>
       </w:r>
     </w:p>
-    <w:p/>
-    <w:p>
+    <w:p>
+      <w:pPr>
+        <w:spacing w:after="0" w:line="240" w:lineRule="auto"/>
+      </w:pPr>
+    </w:p>
+    <w:p>
+      <w:pPr>
+        <w:spacing w:after="0" w:line="240" w:lineRule="auto"/>
+      </w:pPr>
       <w:r>
         <w:rPr>
           <w:rFonts w:ascii="Segoe UI Emoji" w:hAnsi="Segoe UI Emoji" w:cs="Segoe UI Emoji"/>
@@ -1358,6 +2701,7 @@
           <w:ilvl w:val="0"/>
           <w:numId w:val="5"/>
         </w:numPr>
+        <w:spacing w:after="0" w:line="240" w:lineRule="auto"/>
       </w:pPr>
       <w:r>
         <w:t>Análisis de la petición</w:t>
@@ -1370,6 +2714,7 @@
           <w:ilvl w:val="0"/>
           <w:numId w:val="5"/>
         </w:numPr>
+        <w:spacing w:after="0" w:line="240" w:lineRule="auto"/>
       </w:pPr>
       <w:r>
         <w:t>Tipos de usuario</w:t>
@@ -1382,6 +2727,7 @@
           <w:ilvl w:val="0"/>
           <w:numId w:val="5"/>
         </w:numPr>
+        <w:spacing w:after="0" w:line="240" w:lineRule="auto"/>
       </w:pPr>
       <w:r>
         <w:t>Flujo de uso</w:t>
@@ -1394,6 +2740,7 @@
           <w:ilvl w:val="0"/>
           <w:numId w:val="5"/>
         </w:numPr>
+        <w:spacing w:after="0" w:line="240" w:lineRule="auto"/>
       </w:pPr>
       <w:proofErr w:type="spellStart"/>
       <w:r>
@@ -1401,14 +2748,28 @@
       </w:r>
       <w:proofErr w:type="spellEnd"/>
     </w:p>
-    <w:p/>
-    <w:p>
+    <w:p>
+      <w:pPr>
+        <w:spacing w:after="0" w:line="240" w:lineRule="auto"/>
+      </w:pPr>
+    </w:p>
+    <w:p>
+      <w:pPr>
+        <w:spacing w:after="0" w:line="240" w:lineRule="auto"/>
+      </w:pPr>
       <w:r>
         <w:t>En el siguiente paso hacemos los 3 últimos apartados que faltan (muy rápidos):</w:t>
       </w:r>
     </w:p>
-    <w:p/>
-    <w:p>
+    <w:p>
+      <w:pPr>
+        <w:spacing w:after="0" w:line="240" w:lineRule="auto"/>
+      </w:pPr>
+    </w:p>
+    <w:p>
+      <w:pPr>
+        <w:spacing w:after="0" w:line="240" w:lineRule="auto"/>
+      </w:pPr>
       <w:r>
         <w:t>5️</w:t>
       </w:r>
@@ -1423,6 +2784,9 @@
       </w:r>
     </w:p>
     <w:p>
+      <w:pPr>
+        <w:spacing w:after="0" w:line="240" w:lineRule="auto"/>
+      </w:pPr>
       <w:r>
         <w:t>6️</w:t>
       </w:r>
@@ -1437,6 +2801,9 @@
       </w:r>
     </w:p>
     <w:p>
+      <w:pPr>
+        <w:spacing w:after="0" w:line="240" w:lineRule="auto"/>
+      </w:pPr>
       <w:r>
         <w:t>7️</w:t>
       </w:r>
@@ -1450,18 +2817,39 @@
         <w:t xml:space="preserve"> Modelo inicial de base de datos</w:t>
       </w:r>
     </w:p>
-    <w:p/>
-    <w:p>
+    <w:p>
+      <w:pPr>
+        <w:spacing w:after="0" w:line="240" w:lineRule="auto"/>
+      </w:pPr>
+    </w:p>
+    <w:p>
+      <w:pPr>
+        <w:spacing w:after="0" w:line="240" w:lineRule="auto"/>
+      </w:pPr>
       <w:r>
         <w:t>Y con eso ya tendrás todo el Sprint 1 listo para entregar en PDF.</w:t>
       </w:r>
     </w:p>
-    <w:p/>
-    <w:p/>
-    <w:p/>
-    <w:p>
-      <w:r>
-        <w:lastRenderedPageBreak/>
+    <w:p>
+      <w:pPr>
+        <w:spacing w:after="0" w:line="240" w:lineRule="auto"/>
+      </w:pPr>
+    </w:p>
+    <w:p>
+      <w:pPr>
+        <w:spacing w:after="0" w:line="240" w:lineRule="auto"/>
+      </w:pPr>
+    </w:p>
+    <w:p>
+      <w:pPr>
+        <w:spacing w:after="0" w:line="240" w:lineRule="auto"/>
+      </w:pPr>
+    </w:p>
+    <w:p>
+      <w:pPr>
+        <w:spacing w:after="0" w:line="240" w:lineRule="auto"/>
+      </w:pPr>
+      <w:r>
         <w:t xml:space="preserve">Perfecto </w:t>
       </w:r>
       <w:r>
@@ -1495,6 +2883,9 @@
       </w:r>
     </w:p>
     <w:p>
+      <w:pPr>
+        <w:spacing w:after="0" w:line="240" w:lineRule="auto"/>
+      </w:pPr>
       <w:r>
         <w:pict w14:anchorId="75E67518">
           <v:rect id="_x0000_i1043" style="width:0;height:1.5pt" o:hralign="center" o:hrstd="t" o:hr="t" fillcolor="#a0a0a0" stroked="f"/>
@@ -1503,26 +2894,33 @@
     </w:p>
     <w:p>
       <w:pPr>
+        <w:spacing w:after="0" w:line="240" w:lineRule="auto"/>
         <w:rPr>
           <w:b/>
           <w:bCs/>
+          <w:u w:val="single"/>
         </w:rPr>
       </w:pPr>
       <w:r>
         <w:rPr>
           <w:b/>
           <w:bCs/>
+          <w:u w:val="single"/>
         </w:rPr>
         <w:t>5. Identidad visual básica de la marca</w:t>
       </w:r>
     </w:p>
     <w:p>
+      <w:pPr>
+        <w:spacing w:after="0" w:line="240" w:lineRule="auto"/>
+      </w:pPr>
       <w:r>
         <w:t>La identidad visual define el estilo general de la tienda online para que tenga una apariencia coherente y atractiva para los usuarios.</w:t>
       </w:r>
     </w:p>
     <w:p>
       <w:pPr>
+        <w:spacing w:after="0" w:line="240" w:lineRule="auto"/>
         <w:rPr>
           <w:b/>
           <w:bCs/>
@@ -1537,6 +2935,9 @@
       </w:r>
     </w:p>
     <w:p>
+      <w:pPr>
+        <w:spacing w:after="0" w:line="240" w:lineRule="auto"/>
+      </w:pPr>
       <w:r>
         <w:t xml:space="preserve">Se utilizará una paleta de colores que transmita un estilo </w:t>
       </w:r>
@@ -1552,6 +2953,9 @@
       </w:r>
     </w:p>
     <w:p>
+      <w:pPr>
+        <w:spacing w:after="0" w:line="240" w:lineRule="auto"/>
+      </w:pPr>
       <w:r>
         <w:rPr>
           <w:b/>
@@ -1566,6 +2970,7 @@
           <w:ilvl w:val="0"/>
           <w:numId w:val="6"/>
         </w:numPr>
+        <w:spacing w:after="0" w:line="240" w:lineRule="auto"/>
       </w:pPr>
       <w:r>
         <w:t>Marrón oscuro — #4B3621</w:t>
@@ -1577,6 +2982,7 @@
           <w:ilvl w:val="0"/>
           <w:numId w:val="6"/>
         </w:numPr>
+        <w:spacing w:after="0" w:line="240" w:lineRule="auto"/>
       </w:pPr>
       <w:r>
         <w:t>Beige claro — #F5F0E6</w:t>
@@ -1588,12 +2994,16 @@
           <w:ilvl w:val="0"/>
           <w:numId w:val="6"/>
         </w:numPr>
+        <w:spacing w:after="0" w:line="240" w:lineRule="auto"/>
       </w:pPr>
       <w:r>
         <w:t>Dorado suave — #C8A96A</w:t>
       </w:r>
     </w:p>
     <w:p>
+      <w:pPr>
+        <w:spacing w:after="0" w:line="240" w:lineRule="auto"/>
+      </w:pPr>
       <w:r>
         <w:rPr>
           <w:b/>
@@ -1608,6 +3018,7 @@
           <w:ilvl w:val="0"/>
           <w:numId w:val="7"/>
         </w:numPr>
+        <w:spacing w:after="0" w:line="240" w:lineRule="auto"/>
       </w:pPr>
       <w:r>
         <w:t>Gris oscuro — #333333</w:t>
@@ -1619,12 +3030,16 @@
           <w:ilvl w:val="0"/>
           <w:numId w:val="7"/>
         </w:numPr>
+        <w:spacing w:after="0" w:line="240" w:lineRule="auto"/>
       </w:pPr>
       <w:r>
         <w:t>Blanco — #FFFFFF</w:t>
       </w:r>
     </w:p>
     <w:p>
+      <w:pPr>
+        <w:spacing w:after="0" w:line="240" w:lineRule="auto"/>
+      </w:pPr>
       <w:r>
         <w:t xml:space="preserve">Estos colores ayudan a transmitir una estética relacionada con </w:t>
       </w:r>
@@ -1640,6 +3055,9 @@
       </w:r>
     </w:p>
     <w:p>
+      <w:pPr>
+        <w:spacing w:after="0" w:line="240" w:lineRule="auto"/>
+      </w:pPr>
       <w:r>
         <w:pict w14:anchorId="25272277">
           <v:rect id="_x0000_i1044" style="width:0;height:1.5pt" o:hralign="center" o:hrstd="t" o:hr="t" fillcolor="#a0a0a0" stroked="f"/>
@@ -1648,6 +3066,7 @@
     </w:p>
     <w:p>
       <w:pPr>
+        <w:spacing w:after="0" w:line="240" w:lineRule="auto"/>
         <w:rPr>
           <w:b/>
           <w:bCs/>
@@ -1662,11 +3081,17 @@
       </w:r>
     </w:p>
     <w:p>
+      <w:pPr>
+        <w:spacing w:after="0" w:line="240" w:lineRule="auto"/>
+      </w:pPr>
       <w:r>
         <w:t>Para la aplicación se utilizarán tipografías sencillas y fáciles de leer.</w:t>
       </w:r>
     </w:p>
     <w:p>
+      <w:pPr>
+        <w:spacing w:after="0" w:line="240" w:lineRule="auto"/>
+      </w:pPr>
       <w:r>
         <w:rPr>
           <w:b/>
@@ -1681,6 +3106,7 @@
           <w:ilvl w:val="0"/>
           <w:numId w:val="8"/>
         </w:numPr>
+        <w:spacing w:after="0" w:line="240" w:lineRule="auto"/>
       </w:pPr>
       <w:r>
         <w:rPr>
@@ -1705,12 +3131,16 @@
           <w:ilvl w:val="0"/>
           <w:numId w:val="8"/>
         </w:numPr>
+        <w:spacing w:after="0" w:line="240" w:lineRule="auto"/>
       </w:pPr>
       <w:r>
         <w:t>Se utilizará en títulos y encabezados.</w:t>
       </w:r>
     </w:p>
     <w:p>
+      <w:pPr>
+        <w:spacing w:after="0" w:line="240" w:lineRule="auto"/>
+      </w:pPr>
       <w:r>
         <w:rPr>
           <w:b/>
@@ -1725,6 +3155,7 @@
           <w:ilvl w:val="0"/>
           <w:numId w:val="9"/>
         </w:numPr>
+        <w:spacing w:after="0" w:line="240" w:lineRule="auto"/>
       </w:pPr>
       <w:proofErr w:type="spellStart"/>
       <w:r>
@@ -1742,17 +3173,24 @@
           <w:ilvl w:val="0"/>
           <w:numId w:val="9"/>
         </w:numPr>
+        <w:spacing w:after="0" w:line="240" w:lineRule="auto"/>
       </w:pPr>
       <w:r>
         <w:t>Se utilizará en textos, descripciones y formularios.</w:t>
       </w:r>
     </w:p>
     <w:p>
+      <w:pPr>
+        <w:spacing w:after="0" w:line="240" w:lineRule="auto"/>
+      </w:pPr>
       <w:r>
         <w:t>Esta combinación permite mantener un diseño elegante y moderno al mismo tiempo.</w:t>
       </w:r>
     </w:p>
     <w:p>
+      <w:pPr>
+        <w:spacing w:after="0" w:line="240" w:lineRule="auto"/>
+      </w:pPr>
       <w:r>
         <w:pict w14:anchorId="6961F5BC">
           <v:rect id="_x0000_i1045" style="width:0;height:1.5pt" o:hralign="center" o:hrstd="t" o:hr="t" fillcolor="#a0a0a0" stroked="f"/>
@@ -1760,24 +3198,54 @@
       </w:r>
     </w:p>
     <w:p>
-      <w:r>
-        <w:lastRenderedPageBreak/>
+      <w:pPr>
+        <w:spacing w:after="0" w:line="240" w:lineRule="auto"/>
+        <w:rPr>
+          <w:b/>
+          <w:bCs/>
+          <w:u w:val="single"/>
+        </w:rPr>
+      </w:pPr>
+      <w:r>
+        <w:rPr>
+          <w:b/>
+          <w:bCs/>
+          <w:u w:val="single"/>
+        </w:rPr>
         <w:t>6. Categorías de productos</w:t>
       </w:r>
     </w:p>
-    <w:p/>
-    <w:p>
+    <w:p>
+      <w:pPr>
+        <w:spacing w:after="0" w:line="240" w:lineRule="auto"/>
+      </w:pPr>
+    </w:p>
+    <w:p>
+      <w:pPr>
+        <w:spacing w:after="0" w:line="240" w:lineRule="auto"/>
+      </w:pPr>
       <w:r>
         <w:t>La tienda organizará los productos en diferentes categorías para facilitar la navegación de los usuarios.</w:t>
       </w:r>
     </w:p>
-    <w:p/>
-    <w:p>
+    <w:p>
+      <w:pPr>
+        <w:spacing w:after="0" w:line="240" w:lineRule="auto"/>
+      </w:pPr>
+    </w:p>
+    <w:p>
+      <w:pPr>
+        <w:spacing w:after="0" w:line="240" w:lineRule="auto"/>
+      </w:pPr>
       <w:r>
         <w:t>Las categorías principales serán:</w:t>
       </w:r>
     </w:p>
-    <w:p/>
+    <w:p>
+      <w:pPr>
+        <w:spacing w:after="0" w:line="240" w:lineRule="auto"/>
+      </w:pPr>
+    </w:p>
     <w:p>
       <w:pPr>
         <w:pStyle w:val="Prrafodelista"/>
@@ -1785,6 +3253,7 @@
           <w:ilvl w:val="0"/>
           <w:numId w:val="10"/>
         </w:numPr>
+        <w:spacing w:after="0" w:line="240" w:lineRule="auto"/>
       </w:pPr>
       <w:r>
         <w:t>Muebles antiguos</w:t>
@@ -1797,6 +3266,7 @@
           <w:ilvl w:val="0"/>
           <w:numId w:val="10"/>
         </w:numPr>
+        <w:spacing w:after="0" w:line="240" w:lineRule="auto"/>
       </w:pPr>
       <w:r>
         <w:t>Relojes antiguos</w:t>
@@ -1809,6 +3279,7 @@
           <w:ilvl w:val="0"/>
           <w:numId w:val="10"/>
         </w:numPr>
+        <w:spacing w:after="0" w:line="240" w:lineRule="auto"/>
       </w:pPr>
       <w:r>
         <w:t>Libros antiguos</w:t>
@@ -1821,6 +3292,7 @@
           <w:ilvl w:val="0"/>
           <w:numId w:val="10"/>
         </w:numPr>
+        <w:spacing w:after="0" w:line="240" w:lineRule="auto"/>
       </w:pPr>
       <w:r>
         <w:t>Decoración vintage</w:t>
@@ -1833,6 +3305,7 @@
           <w:ilvl w:val="0"/>
           <w:numId w:val="10"/>
         </w:numPr>
+        <w:spacing w:after="0" w:line="240" w:lineRule="auto"/>
       </w:pPr>
       <w:r>
         <w:t>Cámaras antiguas</w:t>
@@ -1845,31 +3318,61 @@
           <w:ilvl w:val="0"/>
           <w:numId w:val="10"/>
         </w:numPr>
+        <w:spacing w:after="0" w:line="240" w:lineRule="auto"/>
       </w:pPr>
       <w:r>
         <w:t>Objetos de colección</w:t>
       </w:r>
     </w:p>
-    <w:p/>
-    <w:p>
+    <w:p>
+      <w:pPr>
+        <w:spacing w:after="0" w:line="240" w:lineRule="auto"/>
+      </w:pPr>
+    </w:p>
+    <w:p>
+      <w:pPr>
+        <w:spacing w:after="0" w:line="240" w:lineRule="auto"/>
+      </w:pPr>
       <w:r>
         <w:t>Estas categorías permitirán clasificar los productos en la base de datos y facilitar su búsqueda dentro de la aplicación.</w:t>
       </w:r>
     </w:p>
-    <w:p/>
-    <w:p>
-      <w:r>
+    <w:p>
+      <w:pPr>
+        <w:spacing w:after="0" w:line="240" w:lineRule="auto"/>
+      </w:pPr>
+    </w:p>
+    <w:p>
+      <w:pPr>
+        <w:spacing w:after="0" w:line="240" w:lineRule="auto"/>
+        <w:rPr>
+          <w:b/>
+          <w:bCs/>
+          <w:u w:val="single"/>
+        </w:rPr>
+      </w:pPr>
+      <w:r>
+        <w:rPr>
+          <w:b/>
+          <w:bCs/>
+          <w:u w:val="single"/>
+        </w:rPr>
+        <w:lastRenderedPageBreak/>
         <w:t>7. Modelo inicial de base de datos</w:t>
       </w:r>
     </w:p>
-    <w:p/>
-    <w:p>
+    <w:p>
+      <w:pPr>
+        <w:spacing w:after="0" w:line="240" w:lineRule="auto"/>
+      </w:pPr>
       <w:r>
         <w:t>La base de datos almacenará la información necesaria para gestionar los productos y los pedidos realizados por los clientes.</w:t>
       </w:r>
     </w:p>
-    <w:p/>
-    <w:p>
+    <w:p>
+      <w:pPr>
+        <w:spacing w:after="0" w:line="240" w:lineRule="auto"/>
+      </w:pPr>
       <w:r>
         <w:t xml:space="preserve">Se utilizará una base de datos relacional (MySQL o </w:t>
       </w:r>
@@ -1882,277 +3385,748 @@
         <w:t>).</w:t>
       </w:r>
     </w:p>
-    <w:p/>
-    <w:p>
-      <w:r>
+    <w:p>
+      <w:pPr>
+        <w:spacing w:after="0" w:line="240" w:lineRule="auto"/>
+      </w:pPr>
+    </w:p>
+    <w:p>
+      <w:pPr>
+        <w:pStyle w:val="Prrafodelista"/>
+        <w:numPr>
+          <w:ilvl w:val="0"/>
+          <w:numId w:val="29"/>
+        </w:numPr>
+        <w:spacing w:after="0" w:line="240" w:lineRule="auto"/>
+        <w:rPr>
+          <w:b/>
+          <w:bCs/>
+        </w:rPr>
+      </w:pPr>
+      <w:r>
+        <w:rPr>
+          <w:b/>
+          <w:bCs/>
+        </w:rPr>
         <w:t>Tabla: productos</w:t>
       </w:r>
     </w:p>
-    <w:p/>
-    <w:p>
+    <w:p>
+      <w:pPr>
+        <w:spacing w:after="0" w:line="240" w:lineRule="auto"/>
+      </w:pPr>
       <w:r>
         <w:t>Esta tabla almacenará la información de los productos disponibles en la tienda.</w:t>
       </w:r>
     </w:p>
-    <w:p/>
-    <w:p>
+    <w:p>
+      <w:pPr>
+        <w:spacing w:after="0" w:line="240" w:lineRule="auto"/>
+      </w:pPr>
+    </w:p>
+    <w:p>
+      <w:pPr>
+        <w:pStyle w:val="Prrafodelista"/>
+        <w:numPr>
+          <w:ilvl w:val="0"/>
+          <w:numId w:val="29"/>
+        </w:numPr>
+        <w:spacing w:after="0" w:line="240" w:lineRule="auto"/>
+      </w:pPr>
       <w:r>
         <w:t>Campos principales:</w:t>
       </w:r>
     </w:p>
-    <w:p/>
-    <w:p>
-      <w:r>
-        <w:lastRenderedPageBreak/>
-        <w:t>Campo</w:t>
-      </w:r>
-      <w:r>
-        <w:tab/>
-      </w:r>
-      <w:r>
-        <w:tab/>
-      </w:r>
-      <w:r>
-        <w:t>Tipo</w:t>
-      </w:r>
-      <w:r>
-        <w:tab/>
-        <w:t>Descripción</w:t>
-      </w:r>
-    </w:p>
-    <w:p>
-      <w:r>
-        <w:t>id</w:t>
-      </w:r>
-      <w:r>
-        <w:tab/>
-        <w:t>INT (PK)</w:t>
-      </w:r>
-      <w:r>
-        <w:tab/>
-        <w:t>Identificador único del producto</w:t>
-      </w:r>
-    </w:p>
-    <w:p>
-      <w:r>
-        <w:t>nombre</w:t>
-      </w:r>
-      <w:r>
-        <w:tab/>
-        <w:t>VARCHAR</w:t>
-      </w:r>
-      <w:r>
-        <w:tab/>
-        <w:t>Nombre del producto</w:t>
-      </w:r>
-    </w:p>
-    <w:p>
+    <w:tbl>
+      <w:tblPr>
+        <w:tblStyle w:val="Tablaconcuadrcula"/>
+        <w:tblW w:w="8642" w:type="dxa"/>
+        <w:tblLook w:val="04A0" w:firstRow="1" w:lastRow="0" w:firstColumn="1" w:lastColumn="0" w:noHBand="0" w:noVBand="1"/>
+      </w:tblPr>
+      <w:tblGrid>
+        <w:gridCol w:w="2263"/>
+        <w:gridCol w:w="1985"/>
+        <w:gridCol w:w="4394"/>
+      </w:tblGrid>
+      <w:tr>
+        <w:tc>
+          <w:tcPr>
+            <w:tcW w:w="2263" w:type="dxa"/>
+          </w:tcPr>
+          <w:p>
+            <w:pPr>
+              <w:rPr>
+                <w:b/>
+                <w:bCs/>
+              </w:rPr>
+            </w:pPr>
+            <w:r>
+              <w:rPr>
+                <w:b/>
+                <w:bCs/>
+              </w:rPr>
+              <w:t>Campo</w:t>
+            </w:r>
+          </w:p>
+        </w:tc>
+        <w:tc>
+          <w:tcPr>
+            <w:tcW w:w="1985" w:type="dxa"/>
+          </w:tcPr>
+          <w:p>
+            <w:pPr>
+              <w:rPr>
+                <w:b/>
+                <w:bCs/>
+              </w:rPr>
+            </w:pPr>
+            <w:r>
+              <w:rPr>
+                <w:b/>
+                <w:bCs/>
+              </w:rPr>
+              <w:t>Tipo</w:t>
+            </w:r>
+          </w:p>
+        </w:tc>
+        <w:tc>
+          <w:tcPr>
+            <w:tcW w:w="4394" w:type="dxa"/>
+          </w:tcPr>
+          <w:p>
+            <w:pPr>
+              <w:rPr>
+                <w:b/>
+                <w:bCs/>
+              </w:rPr>
+            </w:pPr>
+            <w:r>
+              <w:rPr>
+                <w:b/>
+                <w:bCs/>
+              </w:rPr>
+              <w:t>Descripción</w:t>
+            </w:r>
+          </w:p>
+        </w:tc>
+      </w:tr>
+      <w:tr>
+        <w:tc>
+          <w:tcPr>
+            <w:tcW w:w="2263" w:type="dxa"/>
+          </w:tcPr>
+          <w:p>
+            <w:r>
+              <w:t>id</w:t>
+            </w:r>
+          </w:p>
+        </w:tc>
+        <w:tc>
+          <w:tcPr>
+            <w:tcW w:w="1985" w:type="dxa"/>
+          </w:tcPr>
+          <w:p>
+            <w:r>
+              <w:t>INT (PK)</w:t>
+            </w:r>
+          </w:p>
+        </w:tc>
+        <w:tc>
+          <w:tcPr>
+            <w:tcW w:w="4394" w:type="dxa"/>
+          </w:tcPr>
+          <w:p>
+            <w:r>
+              <w:t>Identificador único del producto</w:t>
+            </w:r>
+          </w:p>
+        </w:tc>
+      </w:tr>
+      <w:tr>
+        <w:tc>
+          <w:tcPr>
+            <w:tcW w:w="2263" w:type="dxa"/>
+          </w:tcPr>
+          <w:p>
+            <w:r>
+              <w:t>nombre</w:t>
+            </w:r>
+          </w:p>
+        </w:tc>
+        <w:tc>
+          <w:tcPr>
+            <w:tcW w:w="1985" w:type="dxa"/>
+          </w:tcPr>
+          <w:p>
+            <w:r>
+              <w:t>VARCHAR</w:t>
+            </w:r>
+          </w:p>
+        </w:tc>
+        <w:tc>
+          <w:tcPr>
+            <w:tcW w:w="4394" w:type="dxa"/>
+          </w:tcPr>
+          <w:p>
+            <w:r>
+              <w:t>Nombre del producto</w:t>
+            </w:r>
+          </w:p>
+        </w:tc>
+      </w:tr>
+      <w:tr>
+        <w:tc>
+          <w:tcPr>
+            <w:tcW w:w="2263" w:type="dxa"/>
+          </w:tcPr>
+          <w:p>
+            <w:proofErr w:type="spellStart"/>
+            <w:r>
+              <w:t>descripcion</w:t>
+            </w:r>
+            <w:proofErr w:type="spellEnd"/>
+          </w:p>
+        </w:tc>
+        <w:tc>
+          <w:tcPr>
+            <w:tcW w:w="1985" w:type="dxa"/>
+          </w:tcPr>
+          <w:p>
+            <w:r>
+              <w:t>TEXT</w:t>
+            </w:r>
+          </w:p>
+        </w:tc>
+        <w:tc>
+          <w:tcPr>
+            <w:tcW w:w="4394" w:type="dxa"/>
+          </w:tcPr>
+          <w:p>
+            <w:r>
+              <w:t>Descripción del producto</w:t>
+            </w:r>
+          </w:p>
+        </w:tc>
+      </w:tr>
+      <w:tr>
+        <w:tc>
+          <w:tcPr>
+            <w:tcW w:w="2263" w:type="dxa"/>
+          </w:tcPr>
+          <w:p>
+            <w:r>
+              <w:t>precio</w:t>
+            </w:r>
+          </w:p>
+        </w:tc>
+        <w:tc>
+          <w:tcPr>
+            <w:tcW w:w="1985" w:type="dxa"/>
+          </w:tcPr>
+          <w:p>
+            <w:r>
+              <w:t>DECIMAL</w:t>
+            </w:r>
+          </w:p>
+        </w:tc>
+        <w:tc>
+          <w:tcPr>
+            <w:tcW w:w="4394" w:type="dxa"/>
+          </w:tcPr>
+          <w:p>
+            <w:r>
+              <w:t>Precio del producto</w:t>
+            </w:r>
+          </w:p>
+        </w:tc>
+      </w:tr>
+      <w:tr>
+        <w:tc>
+          <w:tcPr>
+            <w:tcW w:w="2263" w:type="dxa"/>
+          </w:tcPr>
+          <w:p>
+            <w:proofErr w:type="spellStart"/>
+            <w:r>
+              <w:t>categoria</w:t>
+            </w:r>
+            <w:proofErr w:type="spellEnd"/>
+          </w:p>
+        </w:tc>
+        <w:tc>
+          <w:tcPr>
+            <w:tcW w:w="1985" w:type="dxa"/>
+          </w:tcPr>
+          <w:p>
+            <w:r>
+              <w:t>VARCHAR</w:t>
+            </w:r>
+          </w:p>
+        </w:tc>
+        <w:tc>
+          <w:tcPr>
+            <w:tcW w:w="4394" w:type="dxa"/>
+          </w:tcPr>
+          <w:p>
+            <w:r>
+              <w:t>Categoría del producto</w:t>
+            </w:r>
+          </w:p>
+        </w:tc>
+      </w:tr>
+      <w:tr>
+        <w:tc>
+          <w:tcPr>
+            <w:tcW w:w="2263" w:type="dxa"/>
+          </w:tcPr>
+          <w:p>
+            <w:proofErr w:type="spellStart"/>
+            <w:r>
+              <w:t>imagen_url</w:t>
+            </w:r>
+            <w:proofErr w:type="spellEnd"/>
+          </w:p>
+        </w:tc>
+        <w:tc>
+          <w:tcPr>
+            <w:tcW w:w="1985" w:type="dxa"/>
+          </w:tcPr>
+          <w:p>
+            <w:r>
+              <w:t>VARCHAR</w:t>
+            </w:r>
+          </w:p>
+        </w:tc>
+        <w:tc>
+          <w:tcPr>
+            <w:tcW w:w="4394" w:type="dxa"/>
+          </w:tcPr>
+          <w:p>
+            <w:r>
+              <w:t>Ruta o URL de la imagen del producto</w:t>
+            </w:r>
+          </w:p>
+        </w:tc>
+      </w:tr>
+    </w:tbl>
+    <w:p>
+      <w:pPr>
+        <w:spacing w:after="0" w:line="240" w:lineRule="auto"/>
+      </w:pPr>
+    </w:p>
+    <w:p>
+      <w:pPr>
+        <w:pStyle w:val="Prrafodelista"/>
+        <w:numPr>
+          <w:ilvl w:val="0"/>
+          <w:numId w:val="29"/>
+        </w:numPr>
+        <w:spacing w:after="0" w:line="240" w:lineRule="auto"/>
+        <w:rPr>
+          <w:b/>
+          <w:bCs/>
+        </w:rPr>
+      </w:pPr>
+      <w:r>
+        <w:rPr>
+          <w:b/>
+          <w:bCs/>
+        </w:rPr>
+        <w:t>Tabla: pedidos</w:t>
+      </w:r>
+    </w:p>
+    <w:p>
+      <w:pPr>
+        <w:spacing w:after="0" w:line="240" w:lineRule="auto"/>
+      </w:pPr>
+      <w:r>
+        <w:t>Esta tabla almacenará los pedidos realizados por los clientes.</w:t>
+      </w:r>
+    </w:p>
+    <w:p>
+      <w:pPr>
+        <w:spacing w:after="0" w:line="240" w:lineRule="auto"/>
+      </w:pPr>
+    </w:p>
+    <w:p>
+      <w:pPr>
+        <w:pStyle w:val="Prrafodelista"/>
+        <w:numPr>
+          <w:ilvl w:val="0"/>
+          <w:numId w:val="29"/>
+        </w:numPr>
+        <w:spacing w:after="0" w:line="240" w:lineRule="auto"/>
+      </w:pPr>
+      <w:r>
+        <w:t>Campos principales:</w:t>
+      </w:r>
+    </w:p>
+    <w:tbl>
+      <w:tblPr>
+        <w:tblStyle w:val="Tablaconcuadrcula"/>
+        <w:tblW w:w="8642" w:type="dxa"/>
+        <w:tblLook w:val="04A0" w:firstRow="1" w:lastRow="0" w:firstColumn="1" w:lastColumn="0" w:noHBand="0" w:noVBand="1"/>
+      </w:tblPr>
+      <w:tblGrid>
+        <w:gridCol w:w="2263"/>
+        <w:gridCol w:w="1985"/>
+        <w:gridCol w:w="4394"/>
+      </w:tblGrid>
+      <w:tr>
+        <w:tc>
+          <w:tcPr>
+            <w:tcW w:w="2263" w:type="dxa"/>
+          </w:tcPr>
+          <w:p>
+            <w:pPr>
+              <w:rPr>
+                <w:b/>
+                <w:bCs/>
+              </w:rPr>
+            </w:pPr>
+            <w:r>
+              <w:rPr>
+                <w:b/>
+                <w:bCs/>
+              </w:rPr>
+              <w:t>Campo</w:t>
+            </w:r>
+          </w:p>
+        </w:tc>
+        <w:tc>
+          <w:tcPr>
+            <w:tcW w:w="1985" w:type="dxa"/>
+          </w:tcPr>
+          <w:p>
+            <w:pPr>
+              <w:rPr>
+                <w:b/>
+                <w:bCs/>
+              </w:rPr>
+            </w:pPr>
+            <w:r>
+              <w:rPr>
+                <w:b/>
+                <w:bCs/>
+              </w:rPr>
+              <w:t>Tipo</w:t>
+            </w:r>
+          </w:p>
+        </w:tc>
+        <w:tc>
+          <w:tcPr>
+            <w:tcW w:w="4394" w:type="dxa"/>
+          </w:tcPr>
+          <w:p>
+            <w:pPr>
+              <w:rPr>
+                <w:b/>
+                <w:bCs/>
+              </w:rPr>
+            </w:pPr>
+            <w:r>
+              <w:rPr>
+                <w:b/>
+                <w:bCs/>
+              </w:rPr>
+              <w:t>Descripción</w:t>
+            </w:r>
+          </w:p>
+        </w:tc>
+      </w:tr>
+      <w:tr>
+        <w:tc>
+          <w:tcPr>
+            <w:tcW w:w="2263" w:type="dxa"/>
+          </w:tcPr>
+          <w:p>
+            <w:r>
+              <w:t>id</w:t>
+            </w:r>
+          </w:p>
+        </w:tc>
+        <w:tc>
+          <w:tcPr>
+            <w:tcW w:w="1985" w:type="dxa"/>
+          </w:tcPr>
+          <w:p>
+            <w:r>
+              <w:t>INT (PK)</w:t>
+            </w:r>
+          </w:p>
+        </w:tc>
+        <w:tc>
+          <w:tcPr>
+            <w:tcW w:w="4394" w:type="dxa"/>
+          </w:tcPr>
+          <w:p>
+            <w:r>
+              <w:t>Identificador del pedido</w:t>
+            </w:r>
+          </w:p>
+        </w:tc>
+      </w:tr>
+      <w:tr>
+        <w:tc>
+          <w:tcPr>
+            <w:tcW w:w="2263" w:type="dxa"/>
+          </w:tcPr>
+          <w:p>
+            <w:proofErr w:type="spellStart"/>
+            <w:r>
+              <w:t>nombre_cliente</w:t>
+            </w:r>
+            <w:proofErr w:type="spellEnd"/>
+          </w:p>
+        </w:tc>
+        <w:tc>
+          <w:tcPr>
+            <w:tcW w:w="1985" w:type="dxa"/>
+          </w:tcPr>
+          <w:p>
+            <w:r>
+              <w:t>VARCHAR</w:t>
+            </w:r>
+          </w:p>
+        </w:tc>
+        <w:tc>
+          <w:tcPr>
+            <w:tcW w:w="4394" w:type="dxa"/>
+          </w:tcPr>
+          <w:p>
+            <w:r>
+              <w:t>Nombre del cliente</w:t>
+            </w:r>
+          </w:p>
+        </w:tc>
+      </w:tr>
+      <w:tr>
+        <w:tc>
+          <w:tcPr>
+            <w:tcW w:w="2263" w:type="dxa"/>
+          </w:tcPr>
+          <w:p>
+            <w:r>
+              <w:t>email</w:t>
+            </w:r>
+          </w:p>
+        </w:tc>
+        <w:tc>
+          <w:tcPr>
+            <w:tcW w:w="1985" w:type="dxa"/>
+          </w:tcPr>
+          <w:p>
+            <w:r>
+              <w:t>VARCHAR</w:t>
+            </w:r>
+          </w:p>
+        </w:tc>
+        <w:tc>
+          <w:tcPr>
+            <w:tcW w:w="4394" w:type="dxa"/>
+          </w:tcPr>
+          <w:p>
+            <w:r>
+              <w:t>Email del cliente</w:t>
+            </w:r>
+          </w:p>
+        </w:tc>
+      </w:tr>
+      <w:tr>
+        <w:tc>
+          <w:tcPr>
+            <w:tcW w:w="2263" w:type="dxa"/>
+          </w:tcPr>
+          <w:p>
+            <w:proofErr w:type="spellStart"/>
+            <w:r>
+              <w:t>telefono</w:t>
+            </w:r>
+            <w:proofErr w:type="spellEnd"/>
+          </w:p>
+        </w:tc>
+        <w:tc>
+          <w:tcPr>
+            <w:tcW w:w="1985" w:type="dxa"/>
+          </w:tcPr>
+          <w:p>
+            <w:r>
+              <w:t>VARCHAR</w:t>
+            </w:r>
+          </w:p>
+        </w:tc>
+        <w:tc>
+          <w:tcPr>
+            <w:tcW w:w="4394" w:type="dxa"/>
+          </w:tcPr>
+          <w:p>
+            <w:r>
+              <w:t>Teléfono del cliente</w:t>
+            </w:r>
+          </w:p>
+        </w:tc>
+      </w:tr>
+      <w:tr>
+        <w:tc>
+          <w:tcPr>
+            <w:tcW w:w="2263" w:type="dxa"/>
+          </w:tcPr>
+          <w:p>
+            <w:pPr>
+              <w:rPr>
+                <w:b/>
+                <w:bCs/>
+                <w:i/>
+                <w:iCs/>
+              </w:rPr>
+            </w:pPr>
+            <w:proofErr w:type="spellStart"/>
+            <w:r>
+              <w:rPr>
+                <w:b/>
+                <w:bCs/>
+                <w:i/>
+                <w:iCs/>
+              </w:rPr>
+              <w:t>producto_id</w:t>
+            </w:r>
+            <w:proofErr w:type="spellEnd"/>
+          </w:p>
+        </w:tc>
+        <w:tc>
+          <w:tcPr>
+            <w:tcW w:w="1985" w:type="dxa"/>
+          </w:tcPr>
+          <w:p>
+            <w:r>
+              <w:t>INT (FK)</w:t>
+            </w:r>
+          </w:p>
+        </w:tc>
+        <w:tc>
+          <w:tcPr>
+            <w:tcW w:w="4394" w:type="dxa"/>
+          </w:tcPr>
+          <w:p>
+            <w:r>
+              <w:t>Producto solicitado</w:t>
+            </w:r>
+          </w:p>
+        </w:tc>
+      </w:tr>
+      <w:tr>
+        <w:tc>
+          <w:tcPr>
+            <w:tcW w:w="2263" w:type="dxa"/>
+          </w:tcPr>
+          <w:p>
+            <w:r>
+              <w:t>cantidad</w:t>
+            </w:r>
+          </w:p>
+        </w:tc>
+        <w:tc>
+          <w:tcPr>
+            <w:tcW w:w="1985" w:type="dxa"/>
+          </w:tcPr>
+          <w:p>
+            <w:r>
+              <w:t>INT</w:t>
+            </w:r>
+          </w:p>
+        </w:tc>
+        <w:tc>
+          <w:tcPr>
+            <w:tcW w:w="4394" w:type="dxa"/>
+          </w:tcPr>
+          <w:p>
+            <w:r>
+              <w:t>Cantidad solicitada</w:t>
+            </w:r>
+          </w:p>
+        </w:tc>
+      </w:tr>
+      <w:tr>
+        <w:tc>
+          <w:tcPr>
+            <w:tcW w:w="2263" w:type="dxa"/>
+          </w:tcPr>
+          <w:p>
+            <w:r>
+              <w:t>comentarios</w:t>
+            </w:r>
+          </w:p>
+        </w:tc>
+        <w:tc>
+          <w:tcPr>
+            <w:tcW w:w="1985" w:type="dxa"/>
+          </w:tcPr>
+          <w:p>
+            <w:r>
+              <w:t>TEXT</w:t>
+            </w:r>
+          </w:p>
+        </w:tc>
+        <w:tc>
+          <w:tcPr>
+            <w:tcW w:w="4394" w:type="dxa"/>
+          </w:tcPr>
+          <w:p>
+            <w:r>
+              <w:t>Comentarios del cliente</w:t>
+            </w:r>
+          </w:p>
+        </w:tc>
+      </w:tr>
+    </w:tbl>
+    <w:p>
+      <w:pPr>
+        <w:spacing w:after="0" w:line="240" w:lineRule="auto"/>
+      </w:pPr>
+    </w:p>
+    <w:p>
+      <w:pPr>
+        <w:spacing w:after="0" w:line="240" w:lineRule="auto"/>
+        <w:rPr>
+          <w:b/>
+          <w:bCs/>
+          <w:i/>
+          <w:iCs/>
+        </w:rPr>
+      </w:pPr>
+      <w:r>
+        <w:t xml:space="preserve">La tabla pedidos estará relacionada con la tabla productos mediante el campo </w:t>
+      </w:r>
       <w:proofErr w:type="spellStart"/>
       <w:r>
-        <w:t>descripcion</w:t>
+        <w:rPr>
+          <w:b/>
+          <w:bCs/>
+          <w:i/>
+          <w:iCs/>
+        </w:rPr>
+        <w:t>producto_id</w:t>
       </w:r>
       <w:proofErr w:type="spellEnd"/>
       <w:r>
-        <w:tab/>
-        <w:t>TEXT</w:t>
-      </w:r>
-      <w:r>
-        <w:tab/>
-        <w:t>Descripción del producto</w:t>
-      </w:r>
-    </w:p>
-    <w:p>
-      <w:r>
-        <w:t>precio</w:t>
-      </w:r>
-      <w:r>
-        <w:tab/>
-        <w:t>DECIMAL</w:t>
-      </w:r>
-      <w:r>
-        <w:tab/>
-        <w:t>Precio del producto</w:t>
-      </w:r>
-    </w:p>
-    <w:p>
-      <w:proofErr w:type="spellStart"/>
-      <w:r>
-        <w:t>categoria</w:t>
-      </w:r>
-      <w:proofErr w:type="spellEnd"/>
-      <w:r>
-        <w:tab/>
-        <w:t>VARCHAR</w:t>
-      </w:r>
-      <w:r>
-        <w:tab/>
-        <w:t>Categoría del producto</w:t>
-      </w:r>
-    </w:p>
-    <w:p>
-      <w:proofErr w:type="spellStart"/>
-      <w:r>
-        <w:t>imagen_url</w:t>
-      </w:r>
-      <w:proofErr w:type="spellEnd"/>
-      <w:r>
-        <w:tab/>
-        <w:t>VARCHAR</w:t>
-      </w:r>
-      <w:r>
-        <w:tab/>
-        <w:t>Ruta o URL de la imagen del producto</w:t>
-      </w:r>
-    </w:p>
-    <w:p>
-      <w:r>
-        <w:t>Tabla: pedidos</w:t>
-      </w:r>
-    </w:p>
-    <w:p/>
-    <w:p>
-      <w:r>
-        <w:t>Esta tabla almacenará los pedidos realizados por los clientes.</w:t>
-      </w:r>
-    </w:p>
-    <w:p/>
-    <w:p>
-      <w:r>
-        <w:t>Campos principales:</w:t>
-      </w:r>
-    </w:p>
-    <w:p/>
-    <w:p>
-      <w:r>
-        <w:t>Campo</w:t>
-      </w:r>
-      <w:r>
-        <w:tab/>
-      </w:r>
-      <w:r>
-        <w:tab/>
-      </w:r>
-      <w:r>
-        <w:t>Tipo</w:t>
-      </w:r>
-      <w:r>
-        <w:tab/>
-        <w:t>Descripción</w:t>
-      </w:r>
-    </w:p>
-    <w:p>
-      <w:r>
-        <w:t>id</w:t>
-      </w:r>
-      <w:r>
-        <w:tab/>
-        <w:t>INT (PK)</w:t>
-      </w:r>
-      <w:r>
-        <w:tab/>
-        <w:t>Identificador del pedido</w:t>
-      </w:r>
-    </w:p>
-    <w:p>
-      <w:proofErr w:type="spellStart"/>
-      <w:r>
-        <w:t>nombre_cliente</w:t>
-      </w:r>
-      <w:proofErr w:type="spellEnd"/>
-      <w:r>
-        <w:tab/>
-        <w:t>VARCHAR</w:t>
-      </w:r>
-      <w:r>
-        <w:tab/>
-        <w:t>Nombre del cliente</w:t>
-      </w:r>
-    </w:p>
-    <w:p>
-      <w:r>
-        <w:t>email</w:t>
-      </w:r>
-      <w:r>
-        <w:tab/>
-        <w:t>VARCHAR</w:t>
-      </w:r>
-      <w:r>
-        <w:tab/>
-        <w:t>Email del cliente</w:t>
-      </w:r>
-    </w:p>
-    <w:p>
-      <w:proofErr w:type="spellStart"/>
-      <w:r>
-        <w:t>telefono</w:t>
-      </w:r>
-      <w:proofErr w:type="spellEnd"/>
-      <w:r>
-        <w:tab/>
-        <w:t>VARCHAR</w:t>
-      </w:r>
-      <w:r>
-        <w:tab/>
-        <w:t>Teléfono del cliente</w:t>
-      </w:r>
-    </w:p>
-    <w:p>
-      <w:proofErr w:type="spellStart"/>
-      <w:r>
-        <w:t>producto_id</w:t>
-      </w:r>
-      <w:proofErr w:type="spellEnd"/>
-      <w:r>
-        <w:tab/>
-        <w:t>INT (FK)</w:t>
-      </w:r>
-      <w:r>
-        <w:tab/>
-        <w:t>Producto solicitado</w:t>
-      </w:r>
-    </w:p>
-    <w:p>
-      <w:r>
-        <w:t>cantidad</w:t>
-      </w:r>
-      <w:r>
-        <w:tab/>
-        <w:t>INT</w:t>
-      </w:r>
-      <w:r>
-        <w:tab/>
-        <w:t>Cantidad solicitada</w:t>
-      </w:r>
-    </w:p>
-    <w:p>
-      <w:r>
-        <w:t>comentarios</w:t>
-      </w:r>
-      <w:r>
-        <w:tab/>
-        <w:t>TEXT</w:t>
-      </w:r>
-      <w:r>
-        <w:tab/>
-        <w:t>Comentarios del cliente</w:t>
-      </w:r>
-    </w:p>
-    <w:p/>
-    <w:p>
-      <w:r>
-        <w:t xml:space="preserve">La tabla pedidos estará relacionada con la tabla productos mediante el campo </w:t>
-      </w:r>
-      <w:proofErr w:type="spellStart"/>
-      <w:r>
-        <w:t>producto_id</w:t>
-      </w:r>
-      <w:proofErr w:type="spellEnd"/>
-      <w:r>
+        <w:rPr>
+          <w:b/>
+          <w:bCs/>
+          <w:i/>
+          <w:iCs/>
+        </w:rPr>
         <w:t>.</w:t>
       </w:r>
     </w:p>
-    <w:p/>
-    <w:p>
+    <w:p>
+      <w:pPr>
+        <w:spacing w:after="0" w:line="240" w:lineRule="auto"/>
+      </w:pPr>
+    </w:p>
+    <w:p>
+      <w:pPr>
+        <w:spacing w:after="0" w:line="240" w:lineRule="auto"/>
+      </w:pPr>
       <w:r>
         <w:rPr>
           <w:rFonts w:ascii="Segoe UI Emoji" w:hAnsi="Segoe UI Emoji" w:cs="Segoe UI Emoji"/>
@@ -2163,7 +4137,6 @@
         <w:t xml:space="preserve"> Con esto ya tienes TODO el Sprint 1 completo para el PDF:</w:t>
       </w:r>
     </w:p>
-    <w:p/>
     <w:p>
       <w:pPr>
         <w:pStyle w:val="Prrafodelista"/>
@@ -2171,6 +4144,7 @@
           <w:ilvl w:val="0"/>
           <w:numId w:val="11"/>
         </w:numPr>
+        <w:spacing w:after="0" w:line="240" w:lineRule="auto"/>
       </w:pPr>
       <w:r>
         <w:t>Análisis de la petición del cliente</w:t>
@@ -2183,9 +4157,9 @@
           <w:ilvl w:val="0"/>
           <w:numId w:val="11"/>
         </w:numPr>
-      </w:pPr>
-      <w:r>
-        <w:lastRenderedPageBreak/>
+        <w:spacing w:after="0" w:line="240" w:lineRule="auto"/>
+      </w:pPr>
+      <w:r>
         <w:t>Tipos de usuario del sistema</w:t>
       </w:r>
     </w:p>
@@ -2196,6 +4170,7 @@
           <w:ilvl w:val="0"/>
           <w:numId w:val="11"/>
         </w:numPr>
+        <w:spacing w:after="0" w:line="240" w:lineRule="auto"/>
       </w:pPr>
       <w:r>
         <w:t>Flujo de uso de la aplicación</w:t>
@@ -2208,6 +4183,7 @@
           <w:ilvl w:val="0"/>
           <w:numId w:val="11"/>
         </w:numPr>
+        <w:spacing w:after="0" w:line="240" w:lineRule="auto"/>
       </w:pPr>
       <w:proofErr w:type="spellStart"/>
       <w:r>
@@ -2225,6 +4201,7 @@
           <w:ilvl w:val="0"/>
           <w:numId w:val="11"/>
         </w:numPr>
+        <w:spacing w:after="0" w:line="240" w:lineRule="auto"/>
       </w:pPr>
       <w:r>
         <w:t>Identidad visual básica</w:t>
@@ -2237,6 +4214,7 @@
           <w:ilvl w:val="0"/>
           <w:numId w:val="11"/>
         </w:numPr>
+        <w:spacing w:after="0" w:line="240" w:lineRule="auto"/>
       </w:pPr>
       <w:r>
         <w:t>Categorías de productos</w:t>
@@ -2249,13 +4227,21 @@
           <w:ilvl w:val="0"/>
           <w:numId w:val="11"/>
         </w:numPr>
+        <w:spacing w:after="0" w:line="240" w:lineRule="auto"/>
       </w:pPr>
       <w:r>
         <w:t>Modelo inicial de base de datos</w:t>
       </w:r>
     </w:p>
-    <w:p/>
-    <w:p>
+    <w:p>
+      <w:pPr>
+        <w:spacing w:after="0" w:line="240" w:lineRule="auto"/>
+      </w:pPr>
+    </w:p>
+    <w:p>
+      <w:pPr>
+        <w:spacing w:after="0" w:line="240" w:lineRule="auto"/>
+      </w:pPr>
       <w:r>
         <w:rPr>
           <w:rFonts w:ascii="Segoe UI Emoji" w:hAnsi="Segoe UI Emoji" w:cs="Segoe UI Emoji"/>
@@ -2267,9 +4253,14 @@
       </w:r>
     </w:p>
     <w:p>
-      <w:r>
-        <w:t xml:space="preserve">  </w:t>
-      </w:r>
+      <w:pPr>
+        <w:pStyle w:val="Prrafodelista"/>
+        <w:numPr>
+          <w:ilvl w:val="0"/>
+          <w:numId w:val="11"/>
+        </w:numPr>
+        <w:spacing w:after="0" w:line="240" w:lineRule="auto"/>
+      </w:pPr>
       <w:r>
         <w:rPr>
           <w:b/>
@@ -2295,9 +4286,14 @@
       </w:r>
     </w:p>
     <w:p>
-      <w:r>
-        <w:t xml:space="preserve">  </w:t>
-      </w:r>
+      <w:pPr>
+        <w:pStyle w:val="Prrafodelista"/>
+        <w:numPr>
+          <w:ilvl w:val="0"/>
+          <w:numId w:val="11"/>
+        </w:numPr>
+        <w:spacing w:after="0" w:line="240" w:lineRule="auto"/>
+      </w:pPr>
       <w:r>
         <w:rPr>
           <w:b/>
@@ -2310,8 +4306,16 @@
       </w:r>
     </w:p>
     <w:p>
-      <w:r>
-        <w:t xml:space="preserve">  O empezar directamente el </w:t>
+      <w:pPr>
+        <w:pStyle w:val="Prrafodelista"/>
+        <w:numPr>
+          <w:ilvl w:val="0"/>
+          <w:numId w:val="11"/>
+        </w:numPr>
+        <w:spacing w:after="0" w:line="240" w:lineRule="auto"/>
+      </w:pPr>
+      <w:r>
+        <w:t xml:space="preserve">O empezar directamente el </w:t>
       </w:r>
       <w:r>
         <w:rPr>
@@ -2330,16 +4334,37 @@
         <w:t>🚀</w:t>
       </w:r>
     </w:p>
-    <w:p/>
-    <w:p/>
-    <w:p>
+    <w:p>
+      <w:pPr>
+        <w:spacing w:after="0" w:line="240" w:lineRule="auto"/>
+      </w:pPr>
+    </w:p>
+    <w:p>
+      <w:pPr>
+        <w:spacing w:after="0" w:line="240" w:lineRule="auto"/>
+        <w:ind w:left="360"/>
+      </w:pPr>
+      <w:r>
+        <w:t>Esquema ER:</w:t>
+      </w:r>
+    </w:p>
+    <w:p>
+      <w:pPr>
+        <w:spacing w:after="0" w:line="240" w:lineRule="auto"/>
+        <w:ind w:left="708"/>
+      </w:pPr>
       <w:r>
         <w:t>PRODUCTOS (1) -------- (N) PEDIDOS</w:t>
       </w:r>
     </w:p>
-    <w:p/>
-    <w:p>
-      <w:pPr>
+    <w:p>
+      <w:pPr>
+        <w:spacing w:after="0" w:line="240" w:lineRule="auto"/>
+      </w:pPr>
+    </w:p>
+    <w:p>
+      <w:pPr>
+        <w:spacing w:after="0" w:line="240" w:lineRule="auto"/>
         <w:rPr>
           <w:b/>
           <w:bCs/>
@@ -2355,6 +4380,7 @@
     </w:p>
     <w:p>
       <w:pPr>
+        <w:spacing w:after="0" w:line="240" w:lineRule="auto"/>
         <w:rPr>
           <w:b/>
           <w:bCs/>
@@ -2369,344 +4395,572 @@
       </w:r>
     </w:p>
     <w:p>
-      <w:r>
-        <w:t>-- Crear base de datos</w:t>
-      </w:r>
-    </w:p>
-    <w:p>
-      <w:r>
-        <w:t xml:space="preserve">CREATE DATABASE </w:t>
-      </w:r>
-      <w:proofErr w:type="spellStart"/>
-      <w:r>
-        <w:t>mercado_memoria</w:t>
-      </w:r>
-      <w:proofErr w:type="spellEnd"/>
-      <w:r>
-        <w:t>;</w:t>
-      </w:r>
-    </w:p>
-    <w:p>
-      <w:r>
-        <w:t xml:space="preserve">USE </w:t>
-      </w:r>
-      <w:proofErr w:type="spellStart"/>
-      <w:r>
-        <w:t>mercado_memoria</w:t>
-      </w:r>
-      <w:proofErr w:type="spellEnd"/>
-      <w:r>
-        <w:t>;</w:t>
-      </w:r>
-    </w:p>
-    <w:p>
-      <w:r>
-        <w:t>-- Tabla productos</w:t>
-      </w:r>
-    </w:p>
-    <w:p>
-      <w:r>
-        <w:t>CREATE TABLE productos (</w:t>
-      </w:r>
-    </w:p>
-    <w:p>
-      <w:pPr>
-        <w:rPr>
-          <w:lang w:val="en-GB"/>
-        </w:rPr>
-      </w:pPr>
-      <w:r>
-        <w:rPr>
-          <w:lang w:val="en-GB"/>
-        </w:rPr>
-        <w:t>id INT AUTO_INCREMENT PRIMARY KEY,</w:t>
-      </w:r>
-    </w:p>
-    <w:p>
-      <w:r>
-        <w:t>nombre VARCHAR(255) NOT NULL,</w:t>
-      </w:r>
-    </w:p>
-    <w:p>
-      <w:proofErr w:type="spellStart"/>
-      <w:r>
-        <w:t>descripcion</w:t>
-      </w:r>
-      <w:proofErr w:type="spellEnd"/>
-      <w:r>
-        <w:t xml:space="preserve"> TEXT,</w:t>
-      </w:r>
-    </w:p>
-    <w:p>
-      <w:r>
-        <w:t>precio DECIMAL(10,2),</w:t>
-      </w:r>
-    </w:p>
-    <w:p>
-      <w:proofErr w:type="spellStart"/>
-      <w:r>
-        <w:t>categoria</w:t>
-      </w:r>
-      <w:proofErr w:type="spellEnd"/>
-      <w:r>
-        <w:t xml:space="preserve"> VARCHAR(100),</w:t>
-      </w:r>
-    </w:p>
-    <w:p>
-      <w:proofErr w:type="spellStart"/>
-      <w:r>
-        <w:lastRenderedPageBreak/>
-        <w:t>imagen_url</w:t>
-      </w:r>
-      <w:proofErr w:type="spellEnd"/>
-      <w:r>
-        <w:t xml:space="preserve"> VARCHAR(500)</w:t>
-      </w:r>
-    </w:p>
-    <w:p>
-      <w:r>
-        <w:t>);</w:t>
-      </w:r>
-    </w:p>
-    <w:p>
-      <w:r>
-        <w:t>-- Tabla pedidos</w:t>
-      </w:r>
-    </w:p>
-    <w:p>
-      <w:r>
-        <w:t>CREATE TABLE pedidos (</w:t>
-      </w:r>
-    </w:p>
-    <w:p>
-      <w:pPr>
-        <w:rPr>
-          <w:lang w:val="en-GB"/>
-        </w:rPr>
-      </w:pPr>
-      <w:r>
-        <w:rPr>
-          <w:lang w:val="en-GB"/>
-        </w:rPr>
-        <w:t>id INT AUTO_INCREMENT PRIMARY KEY,</w:t>
-      </w:r>
-    </w:p>
-    <w:p>
-      <w:proofErr w:type="spellStart"/>
-      <w:r>
-        <w:t>nombre_cliente</w:t>
-      </w:r>
-      <w:proofErr w:type="spellEnd"/>
-      <w:r>
-        <w:t xml:space="preserve"> VARCHAR(255),</w:t>
-      </w:r>
-    </w:p>
-    <w:p>
-      <w:r>
-        <w:t>email VARCHAR(255),</w:t>
-      </w:r>
-    </w:p>
-    <w:p>
-      <w:proofErr w:type="spellStart"/>
-      <w:r>
-        <w:t>telefono</w:t>
-      </w:r>
-      <w:proofErr w:type="spellEnd"/>
-      <w:r>
-        <w:t xml:space="preserve"> VARCHAR(50),</w:t>
-      </w:r>
-    </w:p>
-    <w:p>
-      <w:proofErr w:type="spellStart"/>
-      <w:r>
-        <w:t>producto_id</w:t>
-      </w:r>
-      <w:proofErr w:type="spellEnd"/>
-      <w:r>
-        <w:t xml:space="preserve"> INT,</w:t>
-      </w:r>
-    </w:p>
-    <w:p>
-      <w:r>
-        <w:t>cantidad INT,</w:t>
-      </w:r>
-    </w:p>
-    <w:p>
-      <w:r>
-        <w:t>comentarios TEXT,</w:t>
-      </w:r>
-    </w:p>
-    <w:p>
-      <w:r>
-        <w:t>FOREIGN KEY (</w:t>
-      </w:r>
-      <w:proofErr w:type="spellStart"/>
-      <w:r>
-        <w:t>producto_id</w:t>
-      </w:r>
-      <w:proofErr w:type="spellEnd"/>
-      <w:r>
-        <w:t>) REFERENCES productos(id)</w:t>
-      </w:r>
-    </w:p>
-    <w:p>
-      <w:r>
-        <w:t>);</w:t>
-      </w:r>
-    </w:p>
-    <w:p>
-      <w:r>
-        <w:t>-- Insertar productos de prueba</w:t>
-      </w:r>
-    </w:p>
-    <w:p>
-      <w:r>
-        <w:t xml:space="preserve">INSERT INTO productos (nombre, </w:t>
-      </w:r>
-      <w:proofErr w:type="spellStart"/>
-      <w:r>
-        <w:t>descripcion</w:t>
-      </w:r>
-      <w:proofErr w:type="spellEnd"/>
-      <w:r>
-        <w:t xml:space="preserve">, precio, </w:t>
-      </w:r>
-      <w:proofErr w:type="spellStart"/>
-      <w:r>
-        <w:t>categoria</w:t>
-      </w:r>
-      <w:proofErr w:type="spellEnd"/>
-      <w:r>
-        <w:t xml:space="preserve">, </w:t>
-      </w:r>
-      <w:proofErr w:type="spellStart"/>
-      <w:r>
-        <w:t>imagen_url</w:t>
-      </w:r>
-      <w:proofErr w:type="spellEnd"/>
-      <w:r>
-        <w:t>) VALUES</w:t>
-      </w:r>
-    </w:p>
-    <w:p>
-      <w:r>
-        <w:t>('Reloj antiguo', 'Reloj de pared vintage de los años 60', 120.00, 'Relojes antiguos', 'https://via.placeholder.('Cámara clásica', 'Cámara analógica de colección', 95.50, 'Cámaras antiguas', 'https://via.placeholder.('Libro antiguo', 'Libro histórico del siglo XIX', 45.00, 'Libros antiguos', 'https://via.placeholder.</w:t>
-      </w:r>
-    </w:p>
-    <w:p>
-      <w:r>
-        <w:t>-- Insertar pedido de prueba</w:t>
-      </w:r>
-    </w:p>
-    <w:p>
-      <w:r>
-        <w:t>INSERT INTO pedidos (</w:t>
-      </w:r>
-      <w:proofErr w:type="spellStart"/>
-      <w:r>
-        <w:t>nombre_cliente</w:t>
-      </w:r>
-      <w:proofErr w:type="spellEnd"/>
-      <w:r>
-        <w:t xml:space="preserve">, email, </w:t>
-      </w:r>
-      <w:proofErr w:type="spellStart"/>
-      <w:r>
-        <w:t>telefono</w:t>
-      </w:r>
-      <w:proofErr w:type="spellEnd"/>
-      <w:r>
-        <w:t xml:space="preserve">, </w:t>
-      </w:r>
-      <w:proofErr w:type="spellStart"/>
-      <w:r>
-        <w:t>producto_id</w:t>
-      </w:r>
-      <w:proofErr w:type="spellEnd"/>
-      <w:r>
-        <w:t>, cantidad, comentarios)</w:t>
-      </w:r>
-    </w:p>
-    <w:p>
-      <w:r>
-        <w:t>VALUES ('Juan Pérez','juan@email.com','600123123',1,1,'Entrega lo antes posible');</w:t>
-      </w:r>
-    </w:p>
-    <w:p>
-      <w:pPr>
+      <w:pPr>
+        <w:spacing w:after="0" w:line="240" w:lineRule="auto"/>
         <w:rPr>
           <w:b/>
           <w:bCs/>
         </w:rPr>
       </w:pPr>
-      <w:r>
+    </w:p>
+    <w:p>
+      <w:pPr>
+        <w:spacing w:after="0" w:line="240" w:lineRule="auto"/>
+      </w:pPr>
+      <w:r>
+        <w:t>-- Crear base de datos</w:t>
+      </w:r>
+    </w:p>
+    <w:p>
+      <w:pPr>
+        <w:spacing w:after="0" w:line="240" w:lineRule="auto"/>
+      </w:pPr>
+    </w:p>
+    <w:p>
+      <w:pPr>
+        <w:spacing w:after="0" w:line="240" w:lineRule="auto"/>
+      </w:pPr>
+      <w:r>
+        <w:t xml:space="preserve">CREATE DATABASE </w:t>
+      </w:r>
+      <w:proofErr w:type="spellStart"/>
+      <w:r>
+        <w:t>mercado_memoria</w:t>
+      </w:r>
+      <w:proofErr w:type="spellEnd"/>
+      <w:r>
+        <w:t>;</w:t>
+      </w:r>
+    </w:p>
+    <w:p>
+      <w:pPr>
+        <w:spacing w:after="0" w:line="240" w:lineRule="auto"/>
+      </w:pPr>
+      <w:r>
+        <w:t xml:space="preserve">USE </w:t>
+      </w:r>
+      <w:proofErr w:type="spellStart"/>
+      <w:r>
+        <w:t>mercado_memoria</w:t>
+      </w:r>
+      <w:proofErr w:type="spellEnd"/>
+      <w:r>
+        <w:t>;</w:t>
+      </w:r>
+    </w:p>
+    <w:p>
+      <w:pPr>
+        <w:spacing w:after="0" w:line="240" w:lineRule="auto"/>
+      </w:pPr>
+    </w:p>
+    <w:p>
+      <w:pPr>
+        <w:spacing w:after="0" w:line="240" w:lineRule="auto"/>
+      </w:pPr>
+      <w:r>
+        <w:t>-- Tabla productos</w:t>
+      </w:r>
+    </w:p>
+    <w:p>
+      <w:pPr>
+        <w:spacing w:after="0" w:line="240" w:lineRule="auto"/>
+      </w:pPr>
+    </w:p>
+    <w:p>
+      <w:pPr>
+        <w:spacing w:after="0" w:line="240" w:lineRule="auto"/>
+      </w:pPr>
+      <w:r>
+        <w:t>CREATE TABLE productos (</w:t>
+      </w:r>
+    </w:p>
+    <w:p>
+      <w:pPr>
+        <w:spacing w:after="0" w:line="240" w:lineRule="auto"/>
+        <w:ind w:left="708"/>
+        <w:rPr>
+          <w:lang w:val="en-GB"/>
+        </w:rPr>
+      </w:pPr>
+      <w:r>
+        <w:rPr>
+          <w:lang w:val="en-GB"/>
+        </w:rPr>
+        <w:t>id INT AUTO_INCREMENT PRIMARY KEY,</w:t>
+      </w:r>
+    </w:p>
+    <w:p>
+      <w:pPr>
+        <w:spacing w:after="0" w:line="240" w:lineRule="auto"/>
+        <w:ind w:left="708"/>
+      </w:pPr>
+      <w:r>
+        <w:t xml:space="preserve">nombre </w:t>
+      </w:r>
+      <w:proofErr w:type="gramStart"/>
+      <w:r>
+        <w:t>VARCHAR(</w:t>
+      </w:r>
+      <w:proofErr w:type="gramEnd"/>
+      <w:r>
+        <w:t>255) NOT NULL,</w:t>
+      </w:r>
+    </w:p>
+    <w:p>
+      <w:pPr>
+        <w:spacing w:after="0" w:line="240" w:lineRule="auto"/>
+        <w:ind w:left="708"/>
+      </w:pPr>
+      <w:proofErr w:type="spellStart"/>
+      <w:r>
+        <w:t>descripcion</w:t>
+      </w:r>
+      <w:proofErr w:type="spellEnd"/>
+      <w:r>
+        <w:t xml:space="preserve"> TEXT,</w:t>
+      </w:r>
+    </w:p>
+    <w:p>
+      <w:pPr>
+        <w:spacing w:after="0" w:line="240" w:lineRule="auto"/>
+        <w:ind w:left="708"/>
+      </w:pPr>
+      <w:r>
+        <w:t xml:space="preserve">precio </w:t>
+      </w:r>
+      <w:proofErr w:type="gramStart"/>
+      <w:r>
+        <w:t>DECIMAL(</w:t>
+      </w:r>
+      <w:proofErr w:type="gramEnd"/>
+      <w:r>
+        <w:t>10,2),</w:t>
+      </w:r>
+    </w:p>
+    <w:p>
+      <w:pPr>
+        <w:spacing w:after="0" w:line="240" w:lineRule="auto"/>
+        <w:ind w:left="708"/>
+      </w:pPr>
+      <w:proofErr w:type="spellStart"/>
+      <w:r>
+        <w:t>categoria</w:t>
+      </w:r>
+      <w:proofErr w:type="spellEnd"/>
+      <w:r>
+        <w:t xml:space="preserve"> </w:t>
+      </w:r>
+      <w:proofErr w:type="gramStart"/>
+      <w:r>
+        <w:t>VARCHAR(</w:t>
+      </w:r>
+      <w:proofErr w:type="gramEnd"/>
+      <w:r>
+        <w:t>100),</w:t>
+      </w:r>
+    </w:p>
+    <w:p>
+      <w:pPr>
+        <w:spacing w:after="0" w:line="240" w:lineRule="auto"/>
+        <w:ind w:left="708"/>
+      </w:pPr>
+      <w:proofErr w:type="spellStart"/>
+      <w:r>
+        <w:t>imagen_url</w:t>
+      </w:r>
+      <w:proofErr w:type="spellEnd"/>
+      <w:r>
+        <w:t xml:space="preserve"> </w:t>
+      </w:r>
+      <w:proofErr w:type="gramStart"/>
+      <w:r>
+        <w:t>VARCHAR(</w:t>
+      </w:r>
+      <w:proofErr w:type="gramEnd"/>
+      <w:r>
+        <w:t>500)</w:t>
+      </w:r>
+    </w:p>
+    <w:p>
+      <w:pPr>
+        <w:spacing w:after="0" w:line="240" w:lineRule="auto"/>
+        <w:ind w:left="708"/>
+      </w:pPr>
+      <w:r>
+        <w:t>);</w:t>
+      </w:r>
+    </w:p>
+    <w:p>
+      <w:pPr>
+        <w:spacing w:after="0" w:line="240" w:lineRule="auto"/>
+      </w:pPr>
+    </w:p>
+    <w:p>
+      <w:pPr>
+        <w:spacing w:after="0" w:line="240" w:lineRule="auto"/>
+      </w:pPr>
+      <w:r>
+        <w:t>-- Tabla pedidos</w:t>
+      </w:r>
+    </w:p>
+    <w:p>
+      <w:pPr>
+        <w:spacing w:after="0" w:line="240" w:lineRule="auto"/>
+      </w:pPr>
+    </w:p>
+    <w:p>
+      <w:pPr>
+        <w:spacing w:after="0" w:line="240" w:lineRule="auto"/>
+      </w:pPr>
+      <w:r>
+        <w:t>CREATE TABLE pedidos (</w:t>
+      </w:r>
+    </w:p>
+    <w:p>
+      <w:pPr>
+        <w:spacing w:after="0" w:line="240" w:lineRule="auto"/>
+        <w:ind w:left="708"/>
+        <w:rPr>
+          <w:lang w:val="en-GB"/>
+        </w:rPr>
+      </w:pPr>
+      <w:r>
+        <w:rPr>
+          <w:lang w:val="en-GB"/>
+        </w:rPr>
+        <w:t>id INT AUTO_INCREMENT PRIMARY KEY,</w:t>
+      </w:r>
+    </w:p>
+    <w:p>
+      <w:pPr>
+        <w:spacing w:after="0" w:line="240" w:lineRule="auto"/>
+        <w:ind w:left="708"/>
+      </w:pPr>
+      <w:proofErr w:type="spellStart"/>
+      <w:r>
+        <w:t>nombre_cliente</w:t>
+      </w:r>
+      <w:proofErr w:type="spellEnd"/>
+      <w:r>
+        <w:t xml:space="preserve"> </w:t>
+      </w:r>
+      <w:proofErr w:type="gramStart"/>
+      <w:r>
+        <w:t>VARCHAR(</w:t>
+      </w:r>
+      <w:proofErr w:type="gramEnd"/>
+      <w:r>
+        <w:t>255),</w:t>
+      </w:r>
+    </w:p>
+    <w:p>
+      <w:pPr>
+        <w:spacing w:after="0" w:line="240" w:lineRule="auto"/>
+        <w:ind w:left="708"/>
+      </w:pPr>
+      <w:r>
+        <w:t xml:space="preserve">email </w:t>
+      </w:r>
+      <w:proofErr w:type="gramStart"/>
+      <w:r>
+        <w:t>VARCHAR(</w:t>
+      </w:r>
+      <w:proofErr w:type="gramEnd"/>
+      <w:r>
+        <w:t>255),</w:t>
+      </w:r>
+    </w:p>
+    <w:p>
+      <w:pPr>
+        <w:spacing w:after="0" w:line="240" w:lineRule="auto"/>
+        <w:ind w:left="708"/>
+      </w:pPr>
+      <w:proofErr w:type="spellStart"/>
+      <w:r>
+        <w:t>telefono</w:t>
+      </w:r>
+      <w:proofErr w:type="spellEnd"/>
+      <w:r>
+        <w:t xml:space="preserve"> </w:t>
+      </w:r>
+      <w:proofErr w:type="gramStart"/>
+      <w:r>
+        <w:t>VARCHAR(</w:t>
+      </w:r>
+      <w:proofErr w:type="gramEnd"/>
+      <w:r>
+        <w:t>50),</w:t>
+      </w:r>
+    </w:p>
+    <w:p>
+      <w:pPr>
+        <w:spacing w:after="0" w:line="240" w:lineRule="auto"/>
+        <w:ind w:left="708"/>
+      </w:pPr>
+      <w:proofErr w:type="spellStart"/>
+      <w:r>
+        <w:t>producto_id</w:t>
+      </w:r>
+      <w:proofErr w:type="spellEnd"/>
+      <w:r>
+        <w:t xml:space="preserve"> INT,</w:t>
+      </w:r>
+    </w:p>
+    <w:p>
+      <w:pPr>
+        <w:spacing w:after="0" w:line="240" w:lineRule="auto"/>
+        <w:ind w:left="708"/>
+      </w:pPr>
+      <w:r>
+        <w:t>cantidad INT,</w:t>
+      </w:r>
+    </w:p>
+    <w:p>
+      <w:pPr>
+        <w:spacing w:after="0" w:line="240" w:lineRule="auto"/>
+        <w:ind w:left="708"/>
+      </w:pPr>
+      <w:r>
+        <w:t>comentarios TEXT,</w:t>
+      </w:r>
+    </w:p>
+    <w:p>
+      <w:pPr>
+        <w:spacing w:after="0" w:line="240" w:lineRule="auto"/>
+        <w:ind w:left="708"/>
+      </w:pPr>
+      <w:r>
+        <w:t>FOREIGN KEY (</w:t>
+      </w:r>
+      <w:proofErr w:type="spellStart"/>
+      <w:r>
+        <w:t>producto_id</w:t>
+      </w:r>
+      <w:proofErr w:type="spellEnd"/>
+      <w:r>
+        <w:t>) REFERENCES productos(id)</w:t>
+      </w:r>
+    </w:p>
+    <w:p>
+      <w:pPr>
+        <w:spacing w:after="0" w:line="240" w:lineRule="auto"/>
+        <w:ind w:left="708"/>
+      </w:pPr>
+      <w:r>
+        <w:t>);</w:t>
+      </w:r>
+    </w:p>
+    <w:p>
+      <w:pPr>
+        <w:spacing w:after="0" w:line="240" w:lineRule="auto"/>
+      </w:pPr>
+      <w:r>
+        <w:t>-- Insertar productos de prueba</w:t>
+      </w:r>
+    </w:p>
+    <w:p>
+      <w:pPr>
+        <w:spacing w:after="0" w:line="240" w:lineRule="auto"/>
+      </w:pPr>
+    </w:p>
+    <w:p>
+      <w:pPr>
+        <w:pStyle w:val="Prrafodelista"/>
+        <w:spacing w:after="0" w:line="240" w:lineRule="auto"/>
+        <w:ind w:left="0"/>
+      </w:pPr>
+      <w:r>
+        <w:t xml:space="preserve">INSERT INTO productos (nombre, </w:t>
+      </w:r>
+      <w:proofErr w:type="spellStart"/>
+      <w:r>
+        <w:t>descripcion</w:t>
+      </w:r>
+      <w:proofErr w:type="spellEnd"/>
+      <w:r>
+        <w:t xml:space="preserve">, precio, </w:t>
+      </w:r>
+      <w:proofErr w:type="spellStart"/>
+      <w:r>
+        <w:t>categoria</w:t>
+      </w:r>
+      <w:proofErr w:type="spellEnd"/>
+      <w:r>
+        <w:t xml:space="preserve">, </w:t>
+      </w:r>
+      <w:proofErr w:type="spellStart"/>
+      <w:r>
+        <w:t>imagen_url</w:t>
+      </w:r>
+      <w:proofErr w:type="spellEnd"/>
+      <w:r>
+        <w:t>) VALUES</w:t>
+      </w:r>
+    </w:p>
+    <w:p>
+      <w:pPr>
+        <w:spacing w:after="0" w:line="240" w:lineRule="auto"/>
+      </w:pPr>
+      <w:r>
+        <w:t>('Reloj antiguo', 'Reloj de pared vintage de los años 60', 120.00, 'Relojes antiguos', 'https://via.placeholder.('Cámara clásica', 'Cámara analógica de colección', 95.50, 'Cámaras antiguas', 'https://via.placeholder.('Libro antiguo', 'Libro histórico del siglo XIX', 45.00, 'Libros antiguos', 'https://via.placeholder.</w:t>
+      </w:r>
+    </w:p>
+    <w:p>
+      <w:pPr>
+        <w:spacing w:after="0" w:line="240" w:lineRule="auto"/>
+      </w:pPr>
+    </w:p>
+    <w:p>
+      <w:pPr>
+        <w:spacing w:after="0" w:line="240" w:lineRule="auto"/>
+      </w:pPr>
+      <w:r>
+        <w:t>-- Insertar pedido de prueba</w:t>
+      </w:r>
+    </w:p>
+    <w:p>
+      <w:pPr>
+        <w:spacing w:after="0" w:line="240" w:lineRule="auto"/>
+      </w:pPr>
+    </w:p>
+    <w:p>
+      <w:pPr>
+        <w:spacing w:after="0" w:line="240" w:lineRule="auto"/>
+      </w:pPr>
+      <w:r>
+        <w:t>INSERT INTO pedidos (</w:t>
+      </w:r>
+      <w:proofErr w:type="spellStart"/>
+      <w:r>
+        <w:t>nombre_cliente</w:t>
+      </w:r>
+      <w:proofErr w:type="spellEnd"/>
+      <w:r>
+        <w:t xml:space="preserve">, email, </w:t>
+      </w:r>
+      <w:proofErr w:type="spellStart"/>
+      <w:r>
+        <w:t>telefono</w:t>
+      </w:r>
+      <w:proofErr w:type="spellEnd"/>
+      <w:r>
+        <w:t xml:space="preserve">, </w:t>
+      </w:r>
+      <w:proofErr w:type="spellStart"/>
+      <w:r>
+        <w:t>producto_id</w:t>
+      </w:r>
+      <w:proofErr w:type="spellEnd"/>
+      <w:r>
+        <w:t>, cantidad, comentarios)</w:t>
+      </w:r>
+    </w:p>
+    <w:p>
+      <w:pPr>
+        <w:spacing w:after="0" w:line="240" w:lineRule="auto"/>
+      </w:pPr>
+      <w:r>
+        <w:t>VALUES ('Juan Pérez</w:t>
+      </w:r>
+      <w:proofErr w:type="gramStart"/>
+      <w:r>
+        <w:t>','juan@email.com</w:t>
+      </w:r>
+      <w:proofErr w:type="gramEnd"/>
+      <w:r>
+        <w:t>','600123123',1,1,'Entrega lo antes posible');</w:t>
+      </w:r>
+    </w:p>
+    <w:p>
+      <w:pPr>
+        <w:spacing w:after="0" w:line="240" w:lineRule="auto"/>
+      </w:pPr>
+    </w:p>
+    <w:p>
+      <w:pPr>
+        <w:spacing w:after="0" w:line="240" w:lineRule="auto"/>
+      </w:pPr>
+    </w:p>
+    <w:p>
+      <w:pPr>
+        <w:spacing w:after="0" w:line="240" w:lineRule="auto"/>
+      </w:pPr>
+    </w:p>
+    <w:p>
+      <w:pPr>
+        <w:spacing w:after="0" w:line="240" w:lineRule="auto"/>
         <w:rPr>
           <w:b/>
           <w:bCs/>
         </w:rPr>
-        <w:t>2. Documento de decisión técnica sobre imágenes</w:t>
-      </w:r>
-    </w:p>
-    <w:p>
-      <w:r>
-        <w:t>En este proyecto las imágenes de los productos no se almacenarán directamente dentro de la base</w:t>
-      </w:r>
-      <w:r>
-        <w:t xml:space="preserve"> </w:t>
-      </w:r>
-      <w:r>
-        <w:t>de datos. En su lugar, se almacenará únicamente la URL o ruta de acceso a la imagen. Esta</w:t>
-      </w:r>
-      <w:r>
-        <w:t xml:space="preserve"> </w:t>
-      </w:r>
-      <w:r>
-        <w:t>estrategia es la más utilizada en aplicaciones web modernas porque permite mejorar el</w:t>
-      </w:r>
-      <w:r>
-        <w:t xml:space="preserve"> </w:t>
-      </w:r>
-      <w:r>
-        <w:t>rendimiento del sistema y evitar que la base de datos crezca demasiado al almacenar archivos</w:t>
-      </w:r>
-      <w:r>
-        <w:t xml:space="preserve"> </w:t>
-      </w:r>
-      <w:r>
-        <w:t>binarios. Las imágenes podrán almacenarse en servicios externos de almacenamiento en la nube</w:t>
-      </w:r>
-      <w:r>
-        <w:t xml:space="preserve"> </w:t>
-      </w:r>
-      <w:r>
-        <w:t xml:space="preserve">como </w:t>
-      </w:r>
-      <w:proofErr w:type="spellStart"/>
-      <w:r>
-        <w:t>Cloudinary</w:t>
-      </w:r>
-      <w:proofErr w:type="spellEnd"/>
-      <w:r>
-        <w:t xml:space="preserve"> o en un servidor de archivos. La base de datos únicamente guardará el campo</w:t>
-      </w:r>
-      <w:r>
-        <w:t xml:space="preserve"> </w:t>
-      </w:r>
-      <w:proofErr w:type="spellStart"/>
+      </w:pPr>
       <w:r>
         <w:rPr>
           <w:b/>
           <w:bCs/>
         </w:rPr>
+        <w:t>2. Documento de decisión técnica sobre imágenes</w:t>
+      </w:r>
+    </w:p>
+    <w:p>
+      <w:pPr>
+        <w:spacing w:after="0" w:line="240" w:lineRule="auto"/>
+      </w:pPr>
+      <w:r>
+        <w:t>En este proyecto las imágenes de los productos no se almacenarán directamente dentro de la base</w:t>
+      </w:r>
+      <w:r>
+        <w:t xml:space="preserve"> </w:t>
+      </w:r>
+      <w:r>
+        <w:t>de datos. En su lugar, se almacenará únicamente la URL o ruta de acceso a la imagen. Esta</w:t>
+      </w:r>
+      <w:r>
+        <w:t xml:space="preserve"> </w:t>
+      </w:r>
+      <w:r>
+        <w:t>estrategia es la más utilizada en aplicaciones web modernas porque permite mejorar el</w:t>
+      </w:r>
+      <w:r>
+        <w:t xml:space="preserve"> </w:t>
+      </w:r>
+      <w:r>
+        <w:t>rendimiento del sistema y evitar que la base de datos crezca demasiado al almacenar archivos</w:t>
+      </w:r>
+      <w:r>
+        <w:t xml:space="preserve"> </w:t>
+      </w:r>
+      <w:r>
+        <w:t>binarios. Las imágenes podrán almacenarse en servicios externos de almacenamiento en la nube</w:t>
+      </w:r>
+      <w:r>
+        <w:t xml:space="preserve"> </w:t>
+      </w:r>
+      <w:r>
+        <w:t xml:space="preserve">como </w:t>
+      </w:r>
+      <w:proofErr w:type="spellStart"/>
+      <w:r>
+        <w:t>Cloudinary</w:t>
+      </w:r>
+      <w:proofErr w:type="spellEnd"/>
+      <w:r>
+        <w:t xml:space="preserve"> o en un servidor de archivos. La base de datos únicamente guardará el campo</w:t>
+      </w:r>
+      <w:r>
+        <w:t xml:space="preserve"> </w:t>
+      </w:r>
+      <w:proofErr w:type="spellStart"/>
+      <w:r>
+        <w:rPr>
+          <w:b/>
+          <w:bCs/>
+        </w:rPr>
         <w:t>imagen_url</w:t>
       </w:r>
       <w:proofErr w:type="spellEnd"/>
       <w:r>
-        <w:t xml:space="preserve">, que contendrá </w:t>
-      </w:r>
-      <w:r>
-        <w:lastRenderedPageBreak/>
-        <w:t>la dirección donde se encuentra alojada la imagen. Actualmente el</w:t>
+        <w:t>, que contendrá la dirección donde se encuentra alojada la imagen. Actualmente el</w:t>
       </w:r>
       <w:r>
         <w:t xml:space="preserve"> </w:t>
@@ -2759,6 +5013,12 @@
     </w:p>
     <w:p>
       <w:pPr>
+        <w:spacing w:after="0" w:line="240" w:lineRule="auto"/>
+      </w:pPr>
+    </w:p>
+    <w:p>
+      <w:pPr>
+        <w:spacing w:after="0" w:line="240" w:lineRule="auto"/>
         <w:rPr>
           <w:b/>
           <w:bCs/>
@@ -2773,6 +5033,9 @@
       </w:r>
     </w:p>
     <w:p>
+      <w:pPr>
+        <w:spacing w:after="0" w:line="240" w:lineRule="auto"/>
+      </w:pPr>
       <w:r>
         <w:t>Para demostrar que la base de datos funciona correctamente se deben incluir capturas de pantalla</w:t>
       </w:r>
@@ -2806,21 +5069,39 @@
       </w:r>
     </w:p>
     <w:p>
+      <w:pPr>
+        <w:spacing w:after="0" w:line="240" w:lineRule="auto"/>
+      </w:pPr>
       <w:r>
         <w:t xml:space="preserve">• Creación de la base de datos. </w:t>
       </w:r>
     </w:p>
     <w:p>
+      <w:pPr>
+        <w:spacing w:after="0" w:line="240" w:lineRule="auto"/>
+      </w:pPr>
       <w:r>
         <w:t xml:space="preserve">• Creación de las tablas productos y pedidos. </w:t>
       </w:r>
     </w:p>
     <w:p>
-      <w:r>
-        <w:t xml:space="preserve">•Ejecución de la consulta: SELECT * FROM productos; </w:t>
-      </w:r>
-    </w:p>
-    <w:p>
+      <w:pPr>
+        <w:spacing w:after="0" w:line="240" w:lineRule="auto"/>
+      </w:pPr>
+      <w:r>
+        <w:t>•</w:t>
+      </w:r>
+      <w:r>
+        <w:t xml:space="preserve"> </w:t>
+      </w:r>
+      <w:r>
+        <w:t xml:space="preserve">Ejecución de la consulta: SELECT * FROM productos; </w:t>
+      </w:r>
+    </w:p>
+    <w:p>
+      <w:pPr>
+        <w:spacing w:after="0" w:line="240" w:lineRule="auto"/>
+      </w:pPr>
       <w:r>
         <w:t>• Ejecución de la consulta: SELECT * FROM</w:t>
       </w:r>
@@ -2832,6 +5113,9 @@
       </w:r>
     </w:p>
     <w:p>
+      <w:pPr>
+        <w:spacing w:after="0" w:line="240" w:lineRule="auto"/>
+      </w:pPr>
       <w:r>
         <w:t>Estas capturas demostrarán que las tablas se han creado correctamente y que los datos</w:t>
       </w:r>
@@ -2842,11 +5126,20 @@
         <w:t>de prueba se han insertado correctamente en la base de datos.</w:t>
       </w:r>
     </w:p>
-    <w:p/>
-    <w:p/>
+    <w:p>
+      <w:pPr>
+        <w:spacing w:after="0" w:line="240" w:lineRule="auto"/>
+      </w:pPr>
+    </w:p>
+    <w:p>
+      <w:pPr>
+        <w:spacing w:after="0" w:line="240" w:lineRule="auto"/>
+      </w:pPr>
+    </w:p>
     <w:sectPr>
+      <w:headerReference w:type="default" r:id="rId7"/>
       <w:pgSz w:w="11906" w:h="16838"/>
-      <w:pgMar w:top="1417" w:right="1701" w:bottom="1417" w:left="1701" w:header="708" w:footer="708" w:gutter="0"/>
+      <w:pgMar w:top="1276" w:right="1274" w:bottom="851" w:left="1701" w:header="284" w:footer="708" w:gutter="0"/>
       <w:cols w:space="708"/>
       <w:docGrid w:linePitch="360"/>
     </w:sectPr>
@@ -2854,9 +5147,369 @@
 </w:document>
 </file>
 
+<file path=word/endnotes.xml><?xml version="1.0" encoding="utf-8"?>
+<w:endnotes xmlns:wpc="http://schemas.microsoft.com/office/word/2010/wordprocessingCanvas" xmlns:cx="http://schemas.microsoft.com/office/drawing/2014/chartex" xmlns:cx1="http://schemas.microsoft.com/office/drawing/2015/9/8/chartex" xmlns:cx2="http://schemas.microsoft.com/office/drawing/2015/10/21/chartex" xmlns:cx3="http://schemas.microsoft.com/office/drawing/2016/5/9/chartex" xmlns:cx4="http://schemas.microsoft.com/office/drawing/2016/5/10/chartex" xmlns:cx5="http://schemas.microsoft.com/office/drawing/2016/5/11/chartex" xmlns:cx6="http://schemas.microsoft.com/office/drawing/2016/5/12/chartex" xmlns:cx7="http://schemas.microsoft.com/office/drawing/2016/5/13/chartex" xmlns:cx8="http://schemas.microsoft.com/office/drawing/2016/5/14/chartex" xmlns:mc="http://schemas.openxmlformats.org/markup-compatibility/2006" xmlns:aink="http://schemas.microsoft.com/office/drawing/2016/ink" xmlns:am3d="http://schemas.microsoft.com/office/drawing/2017/model3d" xmlns:o="urn:schemas-microsoft-com:office:office" xmlns:oel="http://schemas.microsoft.com/office/2019/extlst" xmlns:r="http://schemas.openxmlformats.org/officeDocument/2006/relationships" xmlns:m="http://schemas.openxmlformats.org/officeDocument/2006/math" xmlns:v="urn:schemas-microsoft-com:vml" xmlns:wp14="http://schemas.microsoft.com/office/word/2010/wordprocessingDrawing" xmlns:wp="http://schemas.openxmlformats.org/drawingml/2006/wordprocessingDrawing" xmlns:w10="urn:schemas-microsoft-com:office:word" xmlns:w="http://schemas.openxmlformats.org/wordprocessingml/2006/main" xmlns:w14="http://schemas.microsoft.com/office/word/2010/wordml" xmlns:w15="http://schemas.microsoft.com/office/word/2012/wordml" xmlns:w16cex="http://schemas.microsoft.com/office/word/2018/wordml/cex" xmlns:w16cid="http://schemas.microsoft.com/office/word/2016/wordml/cid" xmlns:w16="http://schemas.microsoft.com/office/word/2018/wordml" xmlns:w16du="http://schemas.microsoft.com/office/word/2023/wordml/word16du" xmlns:w16sdtdh="http://schemas.microsoft.com/office/word/2020/wordml/sdtdatahash" xmlns:w16sdtfl="http://schemas.microsoft.com/office/word/2024/wordml/sdtformatlock" xmlns:w16se="http://schemas.microsoft.com/office/word/2015/wordml/symex" xmlns:wpg="http://schemas.microsoft.com/office/word/2010/wordprocessingGroup" xmlns:wpi="http://schemas.microsoft.com/office/word/2010/wordprocessingInk" xmlns:wne="http://schemas.microsoft.com/office/word/2006/wordml" xmlns:wps="http://schemas.microsoft.com/office/word/2010/wordprocessingShape" mc:Ignorable="w14 w15 w16se w16cid w16 w16cex w16sdtdh w16sdtfl w16du wp14">
+  <w:endnote w:type="separator" w:id="-1">
+    <w:p>
+      <w:pPr>
+        <w:spacing w:after="0" w:line="240" w:lineRule="auto"/>
+      </w:pPr>
+      <w:r>
+        <w:separator/>
+      </w:r>
+    </w:p>
+  </w:endnote>
+  <w:endnote w:type="continuationSeparator" w:id="0">
+    <w:p>
+      <w:pPr>
+        <w:spacing w:after="0" w:line="240" w:lineRule="auto"/>
+      </w:pPr>
+      <w:r>
+        <w:continuationSeparator/>
+      </w:r>
+    </w:p>
+  </w:endnote>
+</w:endnotes>
+</file>
+
+<file path=word/footnotes.xml><?xml version="1.0" encoding="utf-8"?>
+<w:footnotes xmlns:wpc="http://schemas.microsoft.com/office/word/2010/wordprocessingCanvas" xmlns:cx="http://schemas.microsoft.com/office/drawing/2014/chartex" xmlns:cx1="http://schemas.microsoft.com/office/drawing/2015/9/8/chartex" xmlns:cx2="http://schemas.microsoft.com/office/drawing/2015/10/21/chartex" xmlns:cx3="http://schemas.microsoft.com/office/drawing/2016/5/9/chartex" xmlns:cx4="http://schemas.microsoft.com/office/drawing/2016/5/10/chartex" xmlns:cx5="http://schemas.microsoft.com/office/drawing/2016/5/11/chartex" xmlns:cx6="http://schemas.microsoft.com/office/drawing/2016/5/12/chartex" xmlns:cx7="http://schemas.microsoft.com/office/drawing/2016/5/13/chartex" xmlns:cx8="http://schemas.microsoft.com/office/drawing/2016/5/14/chartex" xmlns:mc="http://schemas.openxmlformats.org/markup-compatibility/2006" xmlns:aink="http://schemas.microsoft.com/office/drawing/2016/ink" xmlns:am3d="http://schemas.microsoft.com/office/drawing/2017/model3d" xmlns:o="urn:schemas-microsoft-com:office:office" xmlns:oel="http://schemas.microsoft.com/office/2019/extlst" xmlns:r="http://schemas.openxmlformats.org/officeDocument/2006/relationships" xmlns:m="http://schemas.openxmlformats.org/officeDocument/2006/math" xmlns:v="urn:schemas-microsoft-com:vml" xmlns:wp14="http://schemas.microsoft.com/office/word/2010/wordprocessingDrawing" xmlns:wp="http://schemas.openxmlformats.org/drawingml/2006/wordprocessingDrawing" xmlns:w10="urn:schemas-microsoft-com:office:word" xmlns:w="http://schemas.openxmlformats.org/wordprocessingml/2006/main" xmlns:w14="http://schemas.microsoft.com/office/word/2010/wordml" xmlns:w15="http://schemas.microsoft.com/office/word/2012/wordml" xmlns:w16cex="http://schemas.microsoft.com/office/word/2018/wordml/cex" xmlns:w16cid="http://schemas.microsoft.com/office/word/2016/wordml/cid" xmlns:w16="http://schemas.microsoft.com/office/word/2018/wordml" xmlns:w16du="http://schemas.microsoft.com/office/word/2023/wordml/word16du" xmlns:w16sdtdh="http://schemas.microsoft.com/office/word/2020/wordml/sdtdatahash" xmlns:w16sdtfl="http://schemas.microsoft.com/office/word/2024/wordml/sdtformatlock" xmlns:w16se="http://schemas.microsoft.com/office/word/2015/wordml/symex" xmlns:wpg="http://schemas.microsoft.com/office/word/2010/wordprocessingGroup" xmlns:wpi="http://schemas.microsoft.com/office/word/2010/wordprocessingInk" xmlns:wne="http://schemas.microsoft.com/office/word/2006/wordml" xmlns:wps="http://schemas.microsoft.com/office/word/2010/wordprocessingShape" mc:Ignorable="w14 w15 w16se w16cid w16 w16cex w16sdtdh w16sdtfl w16du wp14">
+  <w:footnote w:type="separator" w:id="-1">
+    <w:p>
+      <w:pPr>
+        <w:spacing w:after="0" w:line="240" w:lineRule="auto"/>
+      </w:pPr>
+      <w:r>
+        <w:separator/>
+      </w:r>
+    </w:p>
+  </w:footnote>
+  <w:footnote w:type="continuationSeparator" w:id="0">
+    <w:p>
+      <w:pPr>
+        <w:spacing w:after="0" w:line="240" w:lineRule="auto"/>
+      </w:pPr>
+      <w:r>
+        <w:continuationSeparator/>
+      </w:r>
+    </w:p>
+  </w:footnote>
+</w:footnotes>
+</file>
+
+<file path=word/header1.xml><?xml version="1.0" encoding="utf-8"?>
+<w:hdr xmlns:wpc="http://schemas.microsoft.com/office/word/2010/wordprocessingCanvas" xmlns:cx="http://schemas.microsoft.com/office/drawing/2014/chartex" xmlns:cx1="http://schemas.microsoft.com/office/drawing/2015/9/8/chartex" xmlns:cx2="http://schemas.microsoft.com/office/drawing/2015/10/21/chartex" xmlns:cx3="http://schemas.microsoft.com/office/drawing/2016/5/9/chartex" xmlns:cx4="http://schemas.microsoft.com/office/drawing/2016/5/10/chartex" xmlns:cx5="http://schemas.microsoft.com/office/drawing/2016/5/11/chartex" xmlns:cx6="http://schemas.microsoft.com/office/drawing/2016/5/12/chartex" xmlns:cx7="http://schemas.microsoft.com/office/drawing/2016/5/13/chartex" xmlns:cx8="http://schemas.microsoft.com/office/drawing/2016/5/14/chartex" xmlns:mc="http://schemas.openxmlformats.org/markup-compatibility/2006" xmlns:aink="http://schemas.microsoft.com/office/drawing/2016/ink" xmlns:am3d="http://schemas.microsoft.com/office/drawing/2017/model3d" xmlns:o="urn:schemas-microsoft-com:office:office" xmlns:oel="http://schemas.microsoft.com/office/2019/extlst" xmlns:r="http://schemas.openxmlformats.org/officeDocument/2006/relationships" xmlns:m="http://schemas.openxmlformats.org/officeDocument/2006/math" xmlns:v="urn:schemas-microsoft-com:vml" xmlns:wp14="http://schemas.microsoft.com/office/word/2010/wordprocessingDrawing" xmlns:wp="http://schemas.openxmlformats.org/drawingml/2006/wordprocessingDrawing" xmlns:w10="urn:schemas-microsoft-com:office:word" xmlns:w="http://schemas.openxmlformats.org/wordprocessingml/2006/main" xmlns:w14="http://schemas.microsoft.com/office/word/2010/wordml" xmlns:w15="http://schemas.microsoft.com/office/word/2012/wordml" xmlns:w16cex="http://schemas.microsoft.com/office/word/2018/wordml/cex" xmlns:w16cid="http://schemas.microsoft.com/office/word/2016/wordml/cid" xmlns:w16="http://schemas.microsoft.com/office/word/2018/wordml" xmlns:w16du="http://schemas.microsoft.com/office/word/2023/wordml/word16du" xmlns:w16sdtdh="http://schemas.microsoft.com/office/word/2020/wordml/sdtdatahash" xmlns:w16sdtfl="http://schemas.microsoft.com/office/word/2024/wordml/sdtformatlock" xmlns:w16se="http://schemas.microsoft.com/office/word/2015/wordml/symex" xmlns:wpg="http://schemas.microsoft.com/office/word/2010/wordprocessingGroup" xmlns:wpi="http://schemas.microsoft.com/office/word/2010/wordprocessingInk" xmlns:wne="http://schemas.microsoft.com/office/word/2006/wordml" xmlns:wps="http://schemas.microsoft.com/office/word/2010/wordprocessingShape" mc:Ignorable="w14 w15 w16se w16cid w16 w16cex w16sdtdh w16sdtfl w16du wp14">
+  <w:sdt>
+    <w:sdtPr>
+      <w:id w:val="1185947795"/>
+      <w:docPartObj>
+        <w:docPartGallery w:val="Page Numbers (Top of Page)"/>
+        <w:docPartUnique/>
+      </w:docPartObj>
+    </w:sdtPr>
+    <w:sdtContent>
+      <w:p>
+        <w:pPr>
+          <w:pStyle w:val="Encabezado"/>
+          <w:jc w:val="right"/>
+        </w:pPr>
+        <w:r>
+          <w:fldChar w:fldCharType="begin"/>
+        </w:r>
+        <w:r>
+          <w:instrText>PAGE   \* MERGEFORMAT</w:instrText>
+        </w:r>
+        <w:r>
+          <w:fldChar w:fldCharType="separate"/>
+        </w:r>
+        <w:r>
+          <w:t>2</w:t>
+        </w:r>
+        <w:r>
+          <w:fldChar w:fldCharType="end"/>
+        </w:r>
+      </w:p>
+    </w:sdtContent>
+  </w:sdt>
+  <w:p>
+    <w:pPr>
+      <w:pStyle w:val="Encabezado"/>
+    </w:pPr>
+    <w:r>
+      <w:tab/>
+    </w:r>
+    <w:r>
+      <w:t>El Mercado de la Memoria (Antea S.L.)</w:t>
+    </w:r>
+  </w:p>
+</w:hdr>
+</file>
+
 <file path=word/numbering.xml><?xml version="1.0" encoding="utf-8"?>
 <w:numbering xmlns:wpc="http://schemas.microsoft.com/office/word/2010/wordprocessingCanvas" xmlns:cx="http://schemas.microsoft.com/office/drawing/2014/chartex" xmlns:cx1="http://schemas.microsoft.com/office/drawing/2015/9/8/chartex" xmlns:cx2="http://schemas.microsoft.com/office/drawing/2015/10/21/chartex" xmlns:cx3="http://schemas.microsoft.com/office/drawing/2016/5/9/chartex" xmlns:cx4="http://schemas.microsoft.com/office/drawing/2016/5/10/chartex" xmlns:cx5="http://schemas.microsoft.com/office/drawing/2016/5/11/chartex" xmlns:cx6="http://schemas.microsoft.com/office/drawing/2016/5/12/chartex" xmlns:cx7="http://schemas.microsoft.com/office/drawing/2016/5/13/chartex" xmlns:cx8="http://schemas.microsoft.com/office/drawing/2016/5/14/chartex" xmlns:mc="http://schemas.openxmlformats.org/markup-compatibility/2006" xmlns:aink="http://schemas.microsoft.com/office/drawing/2016/ink" xmlns:am3d="http://schemas.microsoft.com/office/drawing/2017/model3d" xmlns:o="urn:schemas-microsoft-com:office:office" xmlns:oel="http://schemas.microsoft.com/office/2019/extlst" xmlns:r="http://schemas.openxmlformats.org/officeDocument/2006/relationships" xmlns:m="http://schemas.openxmlformats.org/officeDocument/2006/math" xmlns:v="urn:schemas-microsoft-com:vml" xmlns:wp14="http://schemas.microsoft.com/office/word/2010/wordprocessingDrawing" xmlns:wp="http://schemas.openxmlformats.org/drawingml/2006/wordprocessingDrawing" xmlns:w10="urn:schemas-microsoft-com:office:word" xmlns:w="http://schemas.openxmlformats.org/wordprocessingml/2006/main" xmlns:w14="http://schemas.microsoft.com/office/word/2010/wordml" xmlns:w15="http://schemas.microsoft.com/office/word/2012/wordml" xmlns:w16cex="http://schemas.microsoft.com/office/word/2018/wordml/cex" xmlns:w16cid="http://schemas.microsoft.com/office/word/2016/wordml/cid" xmlns:w16="http://schemas.microsoft.com/office/word/2018/wordml" xmlns:w16du="http://schemas.microsoft.com/office/word/2023/wordml/word16du" xmlns:w16sdtdh="http://schemas.microsoft.com/office/word/2020/wordml/sdtdatahash" xmlns:w16sdtfl="http://schemas.microsoft.com/office/word/2024/wordml/sdtformatlock" xmlns:w16se="http://schemas.microsoft.com/office/word/2015/wordml/symex" xmlns:wpg="http://schemas.microsoft.com/office/word/2010/wordprocessingGroup" xmlns:wpi="http://schemas.microsoft.com/office/word/2010/wordprocessingInk" xmlns:wne="http://schemas.microsoft.com/office/word/2006/wordml" xmlns:wps="http://schemas.microsoft.com/office/word/2010/wordprocessingShape" mc:Ignorable="w14 w15 w16se w16cid w16 w16cex w16sdtdh w16sdtfl w16du wp14">
   <w:abstractNum w:abstractNumId="0" w15:restartNumberingAfterBreak="0">
+    <w:nsid w:val="0CFE14A5"/>
+    <w:multiLevelType w:val="multilevel"/>
+    <w:tmpl w:val="123E3B50"/>
+    <w:lvl w:ilvl="0">
+      <w:start w:val="1"/>
+      <w:numFmt w:val="bullet"/>
+      <w:lvlText w:val=""/>
+      <w:lvlJc w:val="left"/>
+      <w:pPr>
+        <w:tabs>
+          <w:tab w:val="num" w:pos="720"/>
+        </w:tabs>
+        <w:ind w:left="720" w:hanging="360"/>
+      </w:pPr>
+      <w:rPr>
+        <w:rFonts w:ascii="Symbol" w:hAnsi="Symbol" w:hint="default"/>
+        <w:sz w:val="20"/>
+      </w:rPr>
+    </w:lvl>
+    <w:lvl w:ilvl="1" w:tentative="1">
+      <w:start w:val="1"/>
+      <w:numFmt w:val="bullet"/>
+      <w:lvlText w:val="o"/>
+      <w:lvlJc w:val="left"/>
+      <w:pPr>
+        <w:tabs>
+          <w:tab w:val="num" w:pos="1440"/>
+        </w:tabs>
+        <w:ind w:left="1440" w:hanging="360"/>
+      </w:pPr>
+      <w:rPr>
+        <w:rFonts w:ascii="Courier New" w:hAnsi="Courier New" w:hint="default"/>
+        <w:sz w:val="20"/>
+      </w:rPr>
+    </w:lvl>
+    <w:lvl w:ilvl="2" w:tentative="1">
+      <w:start w:val="1"/>
+      <w:numFmt w:val="bullet"/>
+      <w:lvlText w:val=""/>
+      <w:lvlJc w:val="left"/>
+      <w:pPr>
+        <w:tabs>
+          <w:tab w:val="num" w:pos="2160"/>
+        </w:tabs>
+        <w:ind w:left="2160" w:hanging="360"/>
+      </w:pPr>
+      <w:rPr>
+        <w:rFonts w:ascii="Wingdings" w:hAnsi="Wingdings" w:hint="default"/>
+        <w:sz w:val="20"/>
+      </w:rPr>
+    </w:lvl>
+    <w:lvl w:ilvl="3" w:tentative="1">
+      <w:start w:val="1"/>
+      <w:numFmt w:val="bullet"/>
+      <w:lvlText w:val=""/>
+      <w:lvlJc w:val="left"/>
+      <w:pPr>
+        <w:tabs>
+          <w:tab w:val="num" w:pos="2880"/>
+        </w:tabs>
+        <w:ind w:left="2880" w:hanging="360"/>
+      </w:pPr>
+      <w:rPr>
+        <w:rFonts w:ascii="Wingdings" w:hAnsi="Wingdings" w:hint="default"/>
+        <w:sz w:val="20"/>
+      </w:rPr>
+    </w:lvl>
+    <w:lvl w:ilvl="4" w:tentative="1">
+      <w:start w:val="1"/>
+      <w:numFmt w:val="bullet"/>
+      <w:lvlText w:val=""/>
+      <w:lvlJc w:val="left"/>
+      <w:pPr>
+        <w:tabs>
+          <w:tab w:val="num" w:pos="3600"/>
+        </w:tabs>
+        <w:ind w:left="3600" w:hanging="360"/>
+      </w:pPr>
+      <w:rPr>
+        <w:rFonts w:ascii="Wingdings" w:hAnsi="Wingdings" w:hint="default"/>
+        <w:sz w:val="20"/>
+      </w:rPr>
+    </w:lvl>
+    <w:lvl w:ilvl="5" w:tentative="1">
+      <w:start w:val="1"/>
+      <w:numFmt w:val="bullet"/>
+      <w:lvlText w:val=""/>
+      <w:lvlJc w:val="left"/>
+      <w:pPr>
+        <w:tabs>
+          <w:tab w:val="num" w:pos="4320"/>
+        </w:tabs>
+        <w:ind w:left="4320" w:hanging="360"/>
+      </w:pPr>
+      <w:rPr>
+        <w:rFonts w:ascii="Wingdings" w:hAnsi="Wingdings" w:hint="default"/>
+        <w:sz w:val="20"/>
+      </w:rPr>
+    </w:lvl>
+    <w:lvl w:ilvl="6" w:tentative="1">
+      <w:start w:val="1"/>
+      <w:numFmt w:val="bullet"/>
+      <w:lvlText w:val=""/>
+      <w:lvlJc w:val="left"/>
+      <w:pPr>
+        <w:tabs>
+          <w:tab w:val="num" w:pos="5040"/>
+        </w:tabs>
+        <w:ind w:left="5040" w:hanging="360"/>
+      </w:pPr>
+      <w:rPr>
+        <w:rFonts w:ascii="Wingdings" w:hAnsi="Wingdings" w:hint="default"/>
+        <w:sz w:val="20"/>
+      </w:rPr>
+    </w:lvl>
+    <w:lvl w:ilvl="7" w:tentative="1">
+      <w:start w:val="1"/>
+      <w:numFmt w:val="bullet"/>
+      <w:lvlText w:val=""/>
+      <w:lvlJc w:val="left"/>
+      <w:pPr>
+        <w:tabs>
+          <w:tab w:val="num" w:pos="5760"/>
+        </w:tabs>
+        <w:ind w:left="5760" w:hanging="360"/>
+      </w:pPr>
+      <w:rPr>
+        <w:rFonts w:ascii="Wingdings" w:hAnsi="Wingdings" w:hint="default"/>
+        <w:sz w:val="20"/>
+      </w:rPr>
+    </w:lvl>
+    <w:lvl w:ilvl="8" w:tentative="1">
+      <w:start w:val="1"/>
+      <w:numFmt w:val="bullet"/>
+      <w:lvlText w:val=""/>
+      <w:lvlJc w:val="left"/>
+      <w:pPr>
+        <w:tabs>
+          <w:tab w:val="num" w:pos="6480"/>
+        </w:tabs>
+        <w:ind w:left="6480" w:hanging="360"/>
+      </w:pPr>
+      <w:rPr>
+        <w:rFonts w:ascii="Wingdings" w:hAnsi="Wingdings" w:hint="default"/>
+        <w:sz w:val="20"/>
+      </w:rPr>
+    </w:lvl>
+  </w:abstractNum>
+  <w:abstractNum w:abstractNumId="1" w15:restartNumberingAfterBreak="0">
+    <w:nsid w:val="1371133F"/>
+    <w:multiLevelType w:val="multilevel"/>
+    <w:tmpl w:val="0C0A0021"/>
+    <w:lvl w:ilvl="0">
+      <w:start w:val="1"/>
+      <w:numFmt w:val="bullet"/>
+      <w:lvlText w:val=""/>
+      <w:lvlJc w:val="left"/>
+      <w:pPr>
+        <w:ind w:left="360" w:hanging="360"/>
+      </w:pPr>
+      <w:rPr>
+        <w:rFonts w:ascii="Wingdings" w:hAnsi="Wingdings" w:hint="default"/>
+      </w:rPr>
+    </w:lvl>
+    <w:lvl w:ilvl="1">
+      <w:start w:val="1"/>
+      <w:numFmt w:val="bullet"/>
+      <w:lvlText w:val=""/>
+      <w:lvlJc w:val="left"/>
+      <w:pPr>
+        <w:ind w:left="720" w:hanging="360"/>
+      </w:pPr>
+      <w:rPr>
+        <w:rFonts w:ascii="Wingdings" w:hAnsi="Wingdings" w:hint="default"/>
+      </w:rPr>
+    </w:lvl>
+    <w:lvl w:ilvl="2">
+      <w:start w:val="1"/>
+      <w:numFmt w:val="bullet"/>
+      <w:lvlText w:val=""/>
+      <w:lvlJc w:val="left"/>
+      <w:pPr>
+        <w:ind w:left="1080" w:hanging="360"/>
+      </w:pPr>
+      <w:rPr>
+        <w:rFonts w:ascii="Wingdings" w:hAnsi="Wingdings" w:hint="default"/>
+      </w:rPr>
+    </w:lvl>
+    <w:lvl w:ilvl="3">
+      <w:start w:val="1"/>
+      <w:numFmt w:val="bullet"/>
+      <w:lvlText w:val=""/>
+      <w:lvlJc w:val="left"/>
+      <w:pPr>
+        <w:ind w:left="1440" w:hanging="360"/>
+      </w:pPr>
+      <w:rPr>
+        <w:rFonts w:ascii="Symbol" w:hAnsi="Symbol" w:hint="default"/>
+      </w:rPr>
+    </w:lvl>
+    <w:lvl w:ilvl="4">
+      <w:start w:val="1"/>
+      <w:numFmt w:val="bullet"/>
+      <w:lvlText w:val=""/>
+      <w:lvlJc w:val="left"/>
+      <w:pPr>
+        <w:ind w:left="1800" w:hanging="360"/>
+      </w:pPr>
+      <w:rPr>
+        <w:rFonts w:ascii="Symbol" w:hAnsi="Symbol" w:hint="default"/>
+      </w:rPr>
+    </w:lvl>
+    <w:lvl w:ilvl="5">
+      <w:start w:val="1"/>
+      <w:numFmt w:val="bullet"/>
+      <w:lvlText w:val=""/>
+      <w:lvlJc w:val="left"/>
+      <w:pPr>
+        <w:ind w:left="2160" w:hanging="360"/>
+      </w:pPr>
+      <w:rPr>
+        <w:rFonts w:ascii="Wingdings" w:hAnsi="Wingdings" w:hint="default"/>
+      </w:rPr>
+    </w:lvl>
+    <w:lvl w:ilvl="6">
+      <w:start w:val="1"/>
+      <w:numFmt w:val="bullet"/>
+      <w:lvlText w:val=""/>
+      <w:lvlJc w:val="left"/>
+      <w:pPr>
+        <w:ind w:left="2520" w:hanging="360"/>
+      </w:pPr>
+      <w:rPr>
+        <w:rFonts w:ascii="Wingdings" w:hAnsi="Wingdings" w:hint="default"/>
+      </w:rPr>
+    </w:lvl>
+    <w:lvl w:ilvl="7">
+      <w:start w:val="1"/>
+      <w:numFmt w:val="bullet"/>
+      <w:lvlText w:val=""/>
+      <w:lvlJc w:val="left"/>
+      <w:pPr>
+        <w:ind w:left="2880" w:hanging="360"/>
+      </w:pPr>
+      <w:rPr>
+        <w:rFonts w:ascii="Symbol" w:hAnsi="Symbol" w:hint="default"/>
+      </w:rPr>
+    </w:lvl>
+    <w:lvl w:ilvl="8">
+      <w:start w:val="1"/>
+      <w:numFmt w:val="bullet"/>
+      <w:lvlText w:val=""/>
+      <w:lvlJc w:val="left"/>
+      <w:pPr>
+        <w:ind w:left="3240" w:hanging="360"/>
+      </w:pPr>
+      <w:rPr>
+        <w:rFonts w:ascii="Symbol" w:hAnsi="Symbol" w:hint="default"/>
+      </w:rPr>
+    </w:lvl>
+  </w:abstractNum>
+  <w:abstractNum w:abstractNumId="2" w15:restartNumberingAfterBreak="0">
     <w:nsid w:val="15D30665"/>
     <w:multiLevelType w:val="hybridMultilevel"/>
     <w:tmpl w:val="23A6FEA4"/>
@@ -2942,7 +5595,120 @@
       </w:pPr>
     </w:lvl>
   </w:abstractNum>
-  <w:abstractNum w:abstractNumId="1" w15:restartNumberingAfterBreak="0">
+  <w:abstractNum w:abstractNumId="3" w15:restartNumberingAfterBreak="0">
+    <w:nsid w:val="1DB863E7"/>
+    <w:multiLevelType w:val="multilevel"/>
+    <w:tmpl w:val="0C0A0021"/>
+    <w:lvl w:ilvl="0">
+      <w:start w:val="1"/>
+      <w:numFmt w:val="bullet"/>
+      <w:lvlText w:val=""/>
+      <w:lvlJc w:val="left"/>
+      <w:pPr>
+        <w:ind w:left="360" w:hanging="360"/>
+      </w:pPr>
+      <w:rPr>
+        <w:rFonts w:ascii="Wingdings" w:hAnsi="Wingdings" w:hint="default"/>
+      </w:rPr>
+    </w:lvl>
+    <w:lvl w:ilvl="1">
+      <w:start w:val="1"/>
+      <w:numFmt w:val="bullet"/>
+      <w:lvlText w:val=""/>
+      <w:lvlJc w:val="left"/>
+      <w:pPr>
+        <w:ind w:left="720" w:hanging="360"/>
+      </w:pPr>
+      <w:rPr>
+        <w:rFonts w:ascii="Wingdings" w:hAnsi="Wingdings" w:hint="default"/>
+      </w:rPr>
+    </w:lvl>
+    <w:lvl w:ilvl="2">
+      <w:start w:val="1"/>
+      <w:numFmt w:val="bullet"/>
+      <w:lvlText w:val=""/>
+      <w:lvlJc w:val="left"/>
+      <w:pPr>
+        <w:ind w:left="1080" w:hanging="360"/>
+      </w:pPr>
+      <w:rPr>
+        <w:rFonts w:ascii="Wingdings" w:hAnsi="Wingdings" w:hint="default"/>
+      </w:rPr>
+    </w:lvl>
+    <w:lvl w:ilvl="3">
+      <w:start w:val="1"/>
+      <w:numFmt w:val="bullet"/>
+      <w:lvlText w:val=""/>
+      <w:lvlJc w:val="left"/>
+      <w:pPr>
+        <w:ind w:left="1440" w:hanging="360"/>
+      </w:pPr>
+      <w:rPr>
+        <w:rFonts w:ascii="Symbol" w:hAnsi="Symbol" w:hint="default"/>
+      </w:rPr>
+    </w:lvl>
+    <w:lvl w:ilvl="4">
+      <w:start w:val="1"/>
+      <w:numFmt w:val="bullet"/>
+      <w:lvlText w:val=""/>
+      <w:lvlJc w:val="left"/>
+      <w:pPr>
+        <w:ind w:left="1800" w:hanging="360"/>
+      </w:pPr>
+      <w:rPr>
+        <w:rFonts w:ascii="Symbol" w:hAnsi="Symbol" w:hint="default"/>
+      </w:rPr>
+    </w:lvl>
+    <w:lvl w:ilvl="5">
+      <w:start w:val="1"/>
+      <w:numFmt w:val="bullet"/>
+      <w:lvlText w:val=""/>
+      <w:lvlJc w:val="left"/>
+      <w:pPr>
+        <w:ind w:left="2160" w:hanging="360"/>
+      </w:pPr>
+      <w:rPr>
+        <w:rFonts w:ascii="Wingdings" w:hAnsi="Wingdings" w:hint="default"/>
+      </w:rPr>
+    </w:lvl>
+    <w:lvl w:ilvl="6">
+      <w:start w:val="1"/>
+      <w:numFmt w:val="bullet"/>
+      <w:lvlText w:val=""/>
+      <w:lvlJc w:val="left"/>
+      <w:pPr>
+        <w:ind w:left="2520" w:hanging="360"/>
+      </w:pPr>
+      <w:rPr>
+        <w:rFonts w:ascii="Wingdings" w:hAnsi="Wingdings" w:hint="default"/>
+      </w:rPr>
+    </w:lvl>
+    <w:lvl w:ilvl="7">
+      <w:start w:val="1"/>
+      <w:numFmt w:val="bullet"/>
+      <w:lvlText w:val=""/>
+      <w:lvlJc w:val="left"/>
+      <w:pPr>
+        <w:ind w:left="2880" w:hanging="360"/>
+      </w:pPr>
+      <w:rPr>
+        <w:rFonts w:ascii="Symbol" w:hAnsi="Symbol" w:hint="default"/>
+      </w:rPr>
+    </w:lvl>
+    <w:lvl w:ilvl="8">
+      <w:start w:val="1"/>
+      <w:numFmt w:val="bullet"/>
+      <w:lvlText w:val=""/>
+      <w:lvlJc w:val="left"/>
+      <w:pPr>
+        <w:ind w:left="3240" w:hanging="360"/>
+      </w:pPr>
+      <w:rPr>
+        <w:rFonts w:ascii="Symbol" w:hAnsi="Symbol" w:hint="default"/>
+      </w:rPr>
+    </w:lvl>
+  </w:abstractNum>
+  <w:abstractNum w:abstractNumId="4" w15:restartNumberingAfterBreak="0">
     <w:nsid w:val="20B039CF"/>
     <w:multiLevelType w:val="multilevel"/>
     <w:tmpl w:val="CE88D316"/>
@@ -3091,7 +5857,93 @@
       </w:rPr>
     </w:lvl>
   </w:abstractNum>
-  <w:abstractNum w:abstractNumId="2" w15:restartNumberingAfterBreak="0">
+  <w:abstractNum w:abstractNumId="5" w15:restartNumberingAfterBreak="0">
+    <w:nsid w:val="24F034D1"/>
+    <w:multiLevelType w:val="hybridMultilevel"/>
+    <w:tmpl w:val="FA507ECC"/>
+    <w:lvl w:ilvl="0" w:tplc="0C0A000F">
+      <w:start w:val="1"/>
+      <w:numFmt w:val="decimal"/>
+      <w:lvlText w:val="%1."/>
+      <w:lvlJc w:val="left"/>
+      <w:pPr>
+        <w:ind w:left="720" w:hanging="360"/>
+      </w:pPr>
+    </w:lvl>
+    <w:lvl w:ilvl="1" w:tplc="0C0A0019" w:tentative="1">
+      <w:start w:val="1"/>
+      <w:numFmt w:val="lowerLetter"/>
+      <w:lvlText w:val="%2."/>
+      <w:lvlJc w:val="left"/>
+      <w:pPr>
+        <w:ind w:left="1440" w:hanging="360"/>
+      </w:pPr>
+    </w:lvl>
+    <w:lvl w:ilvl="2" w:tplc="0C0A001B" w:tentative="1">
+      <w:start w:val="1"/>
+      <w:numFmt w:val="lowerRoman"/>
+      <w:lvlText w:val="%3."/>
+      <w:lvlJc w:val="right"/>
+      <w:pPr>
+        <w:ind w:left="2160" w:hanging="180"/>
+      </w:pPr>
+    </w:lvl>
+    <w:lvl w:ilvl="3" w:tplc="0C0A000F" w:tentative="1">
+      <w:start w:val="1"/>
+      <w:numFmt w:val="decimal"/>
+      <w:lvlText w:val="%4."/>
+      <w:lvlJc w:val="left"/>
+      <w:pPr>
+        <w:ind w:left="2880" w:hanging="360"/>
+      </w:pPr>
+    </w:lvl>
+    <w:lvl w:ilvl="4" w:tplc="0C0A0019" w:tentative="1">
+      <w:start w:val="1"/>
+      <w:numFmt w:val="lowerLetter"/>
+      <w:lvlText w:val="%5."/>
+      <w:lvlJc w:val="left"/>
+      <w:pPr>
+        <w:ind w:left="3600" w:hanging="360"/>
+      </w:pPr>
+    </w:lvl>
+    <w:lvl w:ilvl="5" w:tplc="0C0A001B" w:tentative="1">
+      <w:start w:val="1"/>
+      <w:numFmt w:val="lowerRoman"/>
+      <w:lvlText w:val="%6."/>
+      <w:lvlJc w:val="right"/>
+      <w:pPr>
+        <w:ind w:left="4320" w:hanging="180"/>
+      </w:pPr>
+    </w:lvl>
+    <w:lvl w:ilvl="6" w:tplc="0C0A000F" w:tentative="1">
+      <w:start w:val="1"/>
+      <w:numFmt w:val="decimal"/>
+      <w:lvlText w:val="%7."/>
+      <w:lvlJc w:val="left"/>
+      <w:pPr>
+        <w:ind w:left="5040" w:hanging="360"/>
+      </w:pPr>
+    </w:lvl>
+    <w:lvl w:ilvl="7" w:tplc="0C0A0019" w:tentative="1">
+      <w:start w:val="1"/>
+      <w:numFmt w:val="lowerLetter"/>
+      <w:lvlText w:val="%8."/>
+      <w:lvlJc w:val="left"/>
+      <w:pPr>
+        <w:ind w:left="5760" w:hanging="360"/>
+      </w:pPr>
+    </w:lvl>
+    <w:lvl w:ilvl="8" w:tplc="0C0A001B" w:tentative="1">
+      <w:start w:val="1"/>
+      <w:numFmt w:val="lowerRoman"/>
+      <w:lvlText w:val="%9."/>
+      <w:lvlJc w:val="right"/>
+      <w:pPr>
+        <w:ind w:left="6480" w:hanging="180"/>
+      </w:pPr>
+    </w:lvl>
+  </w:abstractNum>
+  <w:abstractNum w:abstractNumId="6" w15:restartNumberingAfterBreak="0">
     <w:nsid w:val="27FA4B46"/>
     <w:multiLevelType w:val="multilevel"/>
     <w:tmpl w:val="123E3B50"/>
@@ -3240,7 +6092,96 @@
       </w:rPr>
     </w:lvl>
   </w:abstractNum>
-  <w:abstractNum w:abstractNumId="3" w15:restartNumberingAfterBreak="0">
+  <w:abstractNum w:abstractNumId="7" w15:restartNumberingAfterBreak="0">
+    <w:nsid w:val="294D2AE8"/>
+    <w:multiLevelType w:val="hybridMultilevel"/>
+    <w:tmpl w:val="15969A8A"/>
+    <w:lvl w:ilvl="0" w:tplc="0C0A0001">
+      <w:start w:val="1"/>
+      <w:numFmt w:val="bullet"/>
+      <w:lvlText w:val=""/>
+      <w:lvlJc w:val="left"/>
+      <w:pPr>
+        <w:ind w:left="720" w:hanging="360"/>
+      </w:pPr>
+      <w:rPr>
+        <w:rFonts w:ascii="Symbol" w:hAnsi="Symbol" w:hint="default"/>
+      </w:rPr>
+    </w:lvl>
+    <w:lvl w:ilvl="1" w:tplc="FFFFFFFF">
+      <w:start w:val="1"/>
+      <w:numFmt w:val="lowerLetter"/>
+      <w:lvlText w:val="%2."/>
+      <w:lvlJc w:val="left"/>
+      <w:pPr>
+        <w:ind w:left="1440" w:hanging="360"/>
+      </w:pPr>
+    </w:lvl>
+    <w:lvl w:ilvl="2" w:tplc="FFFFFFFF" w:tentative="1">
+      <w:start w:val="1"/>
+      <w:numFmt w:val="lowerRoman"/>
+      <w:lvlText w:val="%3."/>
+      <w:lvlJc w:val="right"/>
+      <w:pPr>
+        <w:ind w:left="2160" w:hanging="180"/>
+      </w:pPr>
+    </w:lvl>
+    <w:lvl w:ilvl="3" w:tplc="FFFFFFFF" w:tentative="1">
+      <w:start w:val="1"/>
+      <w:numFmt w:val="decimal"/>
+      <w:lvlText w:val="%4."/>
+      <w:lvlJc w:val="left"/>
+      <w:pPr>
+        <w:ind w:left="2880" w:hanging="360"/>
+      </w:pPr>
+    </w:lvl>
+    <w:lvl w:ilvl="4" w:tplc="FFFFFFFF" w:tentative="1">
+      <w:start w:val="1"/>
+      <w:numFmt w:val="lowerLetter"/>
+      <w:lvlText w:val="%5."/>
+      <w:lvlJc w:val="left"/>
+      <w:pPr>
+        <w:ind w:left="3600" w:hanging="360"/>
+      </w:pPr>
+    </w:lvl>
+    <w:lvl w:ilvl="5" w:tplc="FFFFFFFF" w:tentative="1">
+      <w:start w:val="1"/>
+      <w:numFmt w:val="lowerRoman"/>
+      <w:lvlText w:val="%6."/>
+      <w:lvlJc w:val="right"/>
+      <w:pPr>
+        <w:ind w:left="4320" w:hanging="180"/>
+      </w:pPr>
+    </w:lvl>
+    <w:lvl w:ilvl="6" w:tplc="FFFFFFFF" w:tentative="1">
+      <w:start w:val="1"/>
+      <w:numFmt w:val="decimal"/>
+      <w:lvlText w:val="%7."/>
+      <w:lvlJc w:val="left"/>
+      <w:pPr>
+        <w:ind w:left="5040" w:hanging="360"/>
+      </w:pPr>
+    </w:lvl>
+    <w:lvl w:ilvl="7" w:tplc="FFFFFFFF" w:tentative="1">
+      <w:start w:val="1"/>
+      <w:numFmt w:val="lowerLetter"/>
+      <w:lvlText w:val="%8."/>
+      <w:lvlJc w:val="left"/>
+      <w:pPr>
+        <w:ind w:left="5760" w:hanging="360"/>
+      </w:pPr>
+    </w:lvl>
+    <w:lvl w:ilvl="8" w:tplc="FFFFFFFF" w:tentative="1">
+      <w:start w:val="1"/>
+      <w:numFmt w:val="lowerRoman"/>
+      <w:lvlText w:val="%9."/>
+      <w:lvlJc w:val="right"/>
+      <w:pPr>
+        <w:ind w:left="6480" w:hanging="180"/>
+      </w:pPr>
+    </w:lvl>
+  </w:abstractNum>
+  <w:abstractNum w:abstractNumId="8" w15:restartNumberingAfterBreak="0">
     <w:nsid w:val="2B5C1BF0"/>
     <w:multiLevelType w:val="multilevel"/>
     <w:tmpl w:val="F542761E"/>
@@ -3389,7 +6330,7 @@
       </w:rPr>
     </w:lvl>
   </w:abstractNum>
-  <w:abstractNum w:abstractNumId="4" w15:restartNumberingAfterBreak="0">
+  <w:abstractNum w:abstractNumId="9" w15:restartNumberingAfterBreak="0">
     <w:nsid w:val="2CD05F0B"/>
     <w:multiLevelType w:val="hybridMultilevel"/>
     <w:tmpl w:val="FA1A741E"/>
@@ -3502,7 +6443,584 @@
       </w:rPr>
     </w:lvl>
   </w:abstractNum>
-  <w:abstractNum w:abstractNumId="5" w15:restartNumberingAfterBreak="0">
+  <w:abstractNum w:abstractNumId="10" w15:restartNumberingAfterBreak="0">
+    <w:nsid w:val="2D554E22"/>
+    <w:multiLevelType w:val="multilevel"/>
+    <w:tmpl w:val="123E3B50"/>
+    <w:lvl w:ilvl="0">
+      <w:start w:val="1"/>
+      <w:numFmt w:val="bullet"/>
+      <w:lvlText w:val=""/>
+      <w:lvlJc w:val="left"/>
+      <w:pPr>
+        <w:tabs>
+          <w:tab w:val="num" w:pos="720"/>
+        </w:tabs>
+        <w:ind w:left="720" w:hanging="360"/>
+      </w:pPr>
+      <w:rPr>
+        <w:rFonts w:ascii="Symbol" w:hAnsi="Symbol" w:hint="default"/>
+        <w:sz w:val="20"/>
+      </w:rPr>
+    </w:lvl>
+    <w:lvl w:ilvl="1" w:tentative="1">
+      <w:start w:val="1"/>
+      <w:numFmt w:val="bullet"/>
+      <w:lvlText w:val="o"/>
+      <w:lvlJc w:val="left"/>
+      <w:pPr>
+        <w:tabs>
+          <w:tab w:val="num" w:pos="1440"/>
+        </w:tabs>
+        <w:ind w:left="1440" w:hanging="360"/>
+      </w:pPr>
+      <w:rPr>
+        <w:rFonts w:ascii="Courier New" w:hAnsi="Courier New" w:hint="default"/>
+        <w:sz w:val="20"/>
+      </w:rPr>
+    </w:lvl>
+    <w:lvl w:ilvl="2" w:tentative="1">
+      <w:start w:val="1"/>
+      <w:numFmt w:val="bullet"/>
+      <w:lvlText w:val=""/>
+      <w:lvlJc w:val="left"/>
+      <w:pPr>
+        <w:tabs>
+          <w:tab w:val="num" w:pos="2160"/>
+        </w:tabs>
+        <w:ind w:left="2160" w:hanging="360"/>
+      </w:pPr>
+      <w:rPr>
+        <w:rFonts w:ascii="Wingdings" w:hAnsi="Wingdings" w:hint="default"/>
+        <w:sz w:val="20"/>
+      </w:rPr>
+    </w:lvl>
+    <w:lvl w:ilvl="3" w:tentative="1">
+      <w:start w:val="1"/>
+      <w:numFmt w:val="bullet"/>
+      <w:lvlText w:val=""/>
+      <w:lvlJc w:val="left"/>
+      <w:pPr>
+        <w:tabs>
+          <w:tab w:val="num" w:pos="2880"/>
+        </w:tabs>
+        <w:ind w:left="2880" w:hanging="360"/>
+      </w:pPr>
+      <w:rPr>
+        <w:rFonts w:ascii="Wingdings" w:hAnsi="Wingdings" w:hint="default"/>
+        <w:sz w:val="20"/>
+      </w:rPr>
+    </w:lvl>
+    <w:lvl w:ilvl="4" w:tentative="1">
+      <w:start w:val="1"/>
+      <w:numFmt w:val="bullet"/>
+      <w:lvlText w:val=""/>
+      <w:lvlJc w:val="left"/>
+      <w:pPr>
+        <w:tabs>
+          <w:tab w:val="num" w:pos="3600"/>
+        </w:tabs>
+        <w:ind w:left="3600" w:hanging="360"/>
+      </w:pPr>
+      <w:rPr>
+        <w:rFonts w:ascii="Wingdings" w:hAnsi="Wingdings" w:hint="default"/>
+        <w:sz w:val="20"/>
+      </w:rPr>
+    </w:lvl>
+    <w:lvl w:ilvl="5" w:tentative="1">
+      <w:start w:val="1"/>
+      <w:numFmt w:val="bullet"/>
+      <w:lvlText w:val=""/>
+      <w:lvlJc w:val="left"/>
+      <w:pPr>
+        <w:tabs>
+          <w:tab w:val="num" w:pos="4320"/>
+        </w:tabs>
+        <w:ind w:left="4320" w:hanging="360"/>
+      </w:pPr>
+      <w:rPr>
+        <w:rFonts w:ascii="Wingdings" w:hAnsi="Wingdings" w:hint="default"/>
+        <w:sz w:val="20"/>
+      </w:rPr>
+    </w:lvl>
+    <w:lvl w:ilvl="6" w:tentative="1">
+      <w:start w:val="1"/>
+      <w:numFmt w:val="bullet"/>
+      <w:lvlText w:val=""/>
+      <w:lvlJc w:val="left"/>
+      <w:pPr>
+        <w:tabs>
+          <w:tab w:val="num" w:pos="5040"/>
+        </w:tabs>
+        <w:ind w:left="5040" w:hanging="360"/>
+      </w:pPr>
+      <w:rPr>
+        <w:rFonts w:ascii="Wingdings" w:hAnsi="Wingdings" w:hint="default"/>
+        <w:sz w:val="20"/>
+      </w:rPr>
+    </w:lvl>
+    <w:lvl w:ilvl="7" w:tentative="1">
+      <w:start w:val="1"/>
+      <w:numFmt w:val="bullet"/>
+      <w:lvlText w:val=""/>
+      <w:lvlJc w:val="left"/>
+      <w:pPr>
+        <w:tabs>
+          <w:tab w:val="num" w:pos="5760"/>
+        </w:tabs>
+        <w:ind w:left="5760" w:hanging="360"/>
+      </w:pPr>
+      <w:rPr>
+        <w:rFonts w:ascii="Wingdings" w:hAnsi="Wingdings" w:hint="default"/>
+        <w:sz w:val="20"/>
+      </w:rPr>
+    </w:lvl>
+    <w:lvl w:ilvl="8" w:tentative="1">
+      <w:start w:val="1"/>
+      <w:numFmt w:val="bullet"/>
+      <w:lvlText w:val=""/>
+      <w:lvlJc w:val="left"/>
+      <w:pPr>
+        <w:tabs>
+          <w:tab w:val="num" w:pos="6480"/>
+        </w:tabs>
+        <w:ind w:left="6480" w:hanging="360"/>
+      </w:pPr>
+      <w:rPr>
+        <w:rFonts w:ascii="Wingdings" w:hAnsi="Wingdings" w:hint="default"/>
+        <w:sz w:val="20"/>
+      </w:rPr>
+    </w:lvl>
+  </w:abstractNum>
+  <w:abstractNum w:abstractNumId="11" w15:restartNumberingAfterBreak="0">
+    <w:nsid w:val="315012F1"/>
+    <w:multiLevelType w:val="hybridMultilevel"/>
+    <w:tmpl w:val="CBB8D688"/>
+    <w:lvl w:ilvl="0" w:tplc="0C0A0001">
+      <w:start w:val="1"/>
+      <w:numFmt w:val="bullet"/>
+      <w:lvlText w:val=""/>
+      <w:lvlJc w:val="left"/>
+      <w:pPr>
+        <w:ind w:left="720" w:hanging="360"/>
+      </w:pPr>
+      <w:rPr>
+        <w:rFonts w:ascii="Symbol" w:hAnsi="Symbol" w:hint="default"/>
+      </w:rPr>
+    </w:lvl>
+    <w:lvl w:ilvl="1" w:tplc="0C0A0003" w:tentative="1">
+      <w:start w:val="1"/>
+      <w:numFmt w:val="bullet"/>
+      <w:lvlText w:val="o"/>
+      <w:lvlJc w:val="left"/>
+      <w:pPr>
+        <w:ind w:left="1440" w:hanging="360"/>
+      </w:pPr>
+      <w:rPr>
+        <w:rFonts w:ascii="Courier New" w:hAnsi="Courier New" w:cs="Courier New" w:hint="default"/>
+      </w:rPr>
+    </w:lvl>
+    <w:lvl w:ilvl="2" w:tplc="0C0A0005" w:tentative="1">
+      <w:start w:val="1"/>
+      <w:numFmt w:val="bullet"/>
+      <w:lvlText w:val=""/>
+      <w:lvlJc w:val="left"/>
+      <w:pPr>
+        <w:ind w:left="2160" w:hanging="360"/>
+      </w:pPr>
+      <w:rPr>
+        <w:rFonts w:ascii="Wingdings" w:hAnsi="Wingdings" w:hint="default"/>
+      </w:rPr>
+    </w:lvl>
+    <w:lvl w:ilvl="3" w:tplc="0C0A0001" w:tentative="1">
+      <w:start w:val="1"/>
+      <w:numFmt w:val="bullet"/>
+      <w:lvlText w:val=""/>
+      <w:lvlJc w:val="left"/>
+      <w:pPr>
+        <w:ind w:left="2880" w:hanging="360"/>
+      </w:pPr>
+      <w:rPr>
+        <w:rFonts w:ascii="Symbol" w:hAnsi="Symbol" w:hint="default"/>
+      </w:rPr>
+    </w:lvl>
+    <w:lvl w:ilvl="4" w:tplc="0C0A0003" w:tentative="1">
+      <w:start w:val="1"/>
+      <w:numFmt w:val="bullet"/>
+      <w:lvlText w:val="o"/>
+      <w:lvlJc w:val="left"/>
+      <w:pPr>
+        <w:ind w:left="3600" w:hanging="360"/>
+      </w:pPr>
+      <w:rPr>
+        <w:rFonts w:ascii="Courier New" w:hAnsi="Courier New" w:cs="Courier New" w:hint="default"/>
+      </w:rPr>
+    </w:lvl>
+    <w:lvl w:ilvl="5" w:tplc="0C0A0005" w:tentative="1">
+      <w:start w:val="1"/>
+      <w:numFmt w:val="bullet"/>
+      <w:lvlText w:val=""/>
+      <w:lvlJc w:val="left"/>
+      <w:pPr>
+        <w:ind w:left="4320" w:hanging="360"/>
+      </w:pPr>
+      <w:rPr>
+        <w:rFonts w:ascii="Wingdings" w:hAnsi="Wingdings" w:hint="default"/>
+      </w:rPr>
+    </w:lvl>
+    <w:lvl w:ilvl="6" w:tplc="0C0A0001" w:tentative="1">
+      <w:start w:val="1"/>
+      <w:numFmt w:val="bullet"/>
+      <w:lvlText w:val=""/>
+      <w:lvlJc w:val="left"/>
+      <w:pPr>
+        <w:ind w:left="5040" w:hanging="360"/>
+      </w:pPr>
+      <w:rPr>
+        <w:rFonts w:ascii="Symbol" w:hAnsi="Symbol" w:hint="default"/>
+      </w:rPr>
+    </w:lvl>
+    <w:lvl w:ilvl="7" w:tplc="0C0A0003" w:tentative="1">
+      <w:start w:val="1"/>
+      <w:numFmt w:val="bullet"/>
+      <w:lvlText w:val="o"/>
+      <w:lvlJc w:val="left"/>
+      <w:pPr>
+        <w:ind w:left="5760" w:hanging="360"/>
+      </w:pPr>
+      <w:rPr>
+        <w:rFonts w:ascii="Courier New" w:hAnsi="Courier New" w:cs="Courier New" w:hint="default"/>
+      </w:rPr>
+    </w:lvl>
+    <w:lvl w:ilvl="8" w:tplc="0C0A0005" w:tentative="1">
+      <w:start w:val="1"/>
+      <w:numFmt w:val="bullet"/>
+      <w:lvlText w:val=""/>
+      <w:lvlJc w:val="left"/>
+      <w:pPr>
+        <w:ind w:left="6480" w:hanging="360"/>
+      </w:pPr>
+      <w:rPr>
+        <w:rFonts w:ascii="Wingdings" w:hAnsi="Wingdings" w:hint="default"/>
+      </w:rPr>
+    </w:lvl>
+  </w:abstractNum>
+  <w:abstractNum w:abstractNumId="12" w15:restartNumberingAfterBreak="0">
+    <w:nsid w:val="33207F00"/>
+    <w:multiLevelType w:val="hybridMultilevel"/>
+    <w:tmpl w:val="C5BEAA66"/>
+    <w:lvl w:ilvl="0" w:tplc="0C0A0001">
+      <w:start w:val="1"/>
+      <w:numFmt w:val="bullet"/>
+      <w:lvlText w:val=""/>
+      <w:lvlJc w:val="left"/>
+      <w:pPr>
+        <w:ind w:left="928" w:hanging="360"/>
+      </w:pPr>
+      <w:rPr>
+        <w:rFonts w:ascii="Symbol" w:hAnsi="Symbol" w:hint="default"/>
+      </w:rPr>
+    </w:lvl>
+    <w:lvl w:ilvl="1" w:tplc="0C0A0003" w:tentative="1">
+      <w:start w:val="1"/>
+      <w:numFmt w:val="bullet"/>
+      <w:lvlText w:val="o"/>
+      <w:lvlJc w:val="left"/>
+      <w:pPr>
+        <w:ind w:left="1648" w:hanging="360"/>
+      </w:pPr>
+      <w:rPr>
+        <w:rFonts w:ascii="Courier New" w:hAnsi="Courier New" w:cs="Courier New" w:hint="default"/>
+      </w:rPr>
+    </w:lvl>
+    <w:lvl w:ilvl="2" w:tplc="0C0A0005" w:tentative="1">
+      <w:start w:val="1"/>
+      <w:numFmt w:val="bullet"/>
+      <w:lvlText w:val=""/>
+      <w:lvlJc w:val="left"/>
+      <w:pPr>
+        <w:ind w:left="2368" w:hanging="360"/>
+      </w:pPr>
+      <w:rPr>
+        <w:rFonts w:ascii="Wingdings" w:hAnsi="Wingdings" w:hint="default"/>
+      </w:rPr>
+    </w:lvl>
+    <w:lvl w:ilvl="3" w:tplc="0C0A0001" w:tentative="1">
+      <w:start w:val="1"/>
+      <w:numFmt w:val="bullet"/>
+      <w:lvlText w:val=""/>
+      <w:lvlJc w:val="left"/>
+      <w:pPr>
+        <w:ind w:left="3088" w:hanging="360"/>
+      </w:pPr>
+      <w:rPr>
+        <w:rFonts w:ascii="Symbol" w:hAnsi="Symbol" w:hint="default"/>
+      </w:rPr>
+    </w:lvl>
+    <w:lvl w:ilvl="4" w:tplc="0C0A0003" w:tentative="1">
+      <w:start w:val="1"/>
+      <w:numFmt w:val="bullet"/>
+      <w:lvlText w:val="o"/>
+      <w:lvlJc w:val="left"/>
+      <w:pPr>
+        <w:ind w:left="3808" w:hanging="360"/>
+      </w:pPr>
+      <w:rPr>
+        <w:rFonts w:ascii="Courier New" w:hAnsi="Courier New" w:cs="Courier New" w:hint="default"/>
+      </w:rPr>
+    </w:lvl>
+    <w:lvl w:ilvl="5" w:tplc="0C0A0005" w:tentative="1">
+      <w:start w:val="1"/>
+      <w:numFmt w:val="bullet"/>
+      <w:lvlText w:val=""/>
+      <w:lvlJc w:val="left"/>
+      <w:pPr>
+        <w:ind w:left="4528" w:hanging="360"/>
+      </w:pPr>
+      <w:rPr>
+        <w:rFonts w:ascii="Wingdings" w:hAnsi="Wingdings" w:hint="default"/>
+      </w:rPr>
+    </w:lvl>
+    <w:lvl w:ilvl="6" w:tplc="0C0A0001" w:tentative="1">
+      <w:start w:val="1"/>
+      <w:numFmt w:val="bullet"/>
+      <w:lvlText w:val=""/>
+      <w:lvlJc w:val="left"/>
+      <w:pPr>
+        <w:ind w:left="5248" w:hanging="360"/>
+      </w:pPr>
+      <w:rPr>
+        <w:rFonts w:ascii="Symbol" w:hAnsi="Symbol" w:hint="default"/>
+      </w:rPr>
+    </w:lvl>
+    <w:lvl w:ilvl="7" w:tplc="0C0A0003" w:tentative="1">
+      <w:start w:val="1"/>
+      <w:numFmt w:val="bullet"/>
+      <w:lvlText w:val="o"/>
+      <w:lvlJc w:val="left"/>
+      <w:pPr>
+        <w:ind w:left="5968" w:hanging="360"/>
+      </w:pPr>
+      <w:rPr>
+        <w:rFonts w:ascii="Courier New" w:hAnsi="Courier New" w:cs="Courier New" w:hint="default"/>
+      </w:rPr>
+    </w:lvl>
+    <w:lvl w:ilvl="8" w:tplc="0C0A0005" w:tentative="1">
+      <w:start w:val="1"/>
+      <w:numFmt w:val="bullet"/>
+      <w:lvlText w:val=""/>
+      <w:lvlJc w:val="left"/>
+      <w:pPr>
+        <w:ind w:left="6688" w:hanging="360"/>
+      </w:pPr>
+      <w:rPr>
+        <w:rFonts w:ascii="Wingdings" w:hAnsi="Wingdings" w:hint="default"/>
+      </w:rPr>
+    </w:lvl>
+  </w:abstractNum>
+  <w:abstractNum w:abstractNumId="13" w15:restartNumberingAfterBreak="0">
+    <w:nsid w:val="39314759"/>
+    <w:multiLevelType w:val="hybridMultilevel"/>
+    <w:tmpl w:val="5852ADB0"/>
+    <w:lvl w:ilvl="0" w:tplc="0C0A000F">
+      <w:start w:val="1"/>
+      <w:numFmt w:val="decimal"/>
+      <w:lvlText w:val="%1."/>
+      <w:lvlJc w:val="left"/>
+      <w:pPr>
+        <w:ind w:left="720" w:hanging="360"/>
+      </w:pPr>
+      <w:rPr>
+        <w:rFonts w:hint="default"/>
+      </w:rPr>
+    </w:lvl>
+    <w:lvl w:ilvl="1" w:tplc="0C0A0019" w:tentative="1">
+      <w:start w:val="1"/>
+      <w:numFmt w:val="lowerLetter"/>
+      <w:lvlText w:val="%2."/>
+      <w:lvlJc w:val="left"/>
+      <w:pPr>
+        <w:ind w:left="1440" w:hanging="360"/>
+      </w:pPr>
+    </w:lvl>
+    <w:lvl w:ilvl="2" w:tplc="0C0A001B" w:tentative="1">
+      <w:start w:val="1"/>
+      <w:numFmt w:val="lowerRoman"/>
+      <w:lvlText w:val="%3."/>
+      <w:lvlJc w:val="right"/>
+      <w:pPr>
+        <w:ind w:left="2160" w:hanging="180"/>
+      </w:pPr>
+    </w:lvl>
+    <w:lvl w:ilvl="3" w:tplc="0C0A000F" w:tentative="1">
+      <w:start w:val="1"/>
+      <w:numFmt w:val="decimal"/>
+      <w:lvlText w:val="%4."/>
+      <w:lvlJc w:val="left"/>
+      <w:pPr>
+        <w:ind w:left="2880" w:hanging="360"/>
+      </w:pPr>
+    </w:lvl>
+    <w:lvl w:ilvl="4" w:tplc="0C0A0019" w:tentative="1">
+      <w:start w:val="1"/>
+      <w:numFmt w:val="lowerLetter"/>
+      <w:lvlText w:val="%5."/>
+      <w:lvlJc w:val="left"/>
+      <w:pPr>
+        <w:ind w:left="3600" w:hanging="360"/>
+      </w:pPr>
+    </w:lvl>
+    <w:lvl w:ilvl="5" w:tplc="0C0A001B" w:tentative="1">
+      <w:start w:val="1"/>
+      <w:numFmt w:val="lowerRoman"/>
+      <w:lvlText w:val="%6."/>
+      <w:lvlJc w:val="right"/>
+      <w:pPr>
+        <w:ind w:left="4320" w:hanging="180"/>
+      </w:pPr>
+    </w:lvl>
+    <w:lvl w:ilvl="6" w:tplc="0C0A000F" w:tentative="1">
+      <w:start w:val="1"/>
+      <w:numFmt w:val="decimal"/>
+      <w:lvlText w:val="%7."/>
+      <w:lvlJc w:val="left"/>
+      <w:pPr>
+        <w:ind w:left="5040" w:hanging="360"/>
+      </w:pPr>
+    </w:lvl>
+    <w:lvl w:ilvl="7" w:tplc="0C0A0019" w:tentative="1">
+      <w:start w:val="1"/>
+      <w:numFmt w:val="lowerLetter"/>
+      <w:lvlText w:val="%8."/>
+      <w:lvlJc w:val="left"/>
+      <w:pPr>
+        <w:ind w:left="5760" w:hanging="360"/>
+      </w:pPr>
+    </w:lvl>
+    <w:lvl w:ilvl="8" w:tplc="0C0A001B" w:tentative="1">
+      <w:start w:val="1"/>
+      <w:numFmt w:val="lowerRoman"/>
+      <w:lvlText w:val="%9."/>
+      <w:lvlJc w:val="right"/>
+      <w:pPr>
+        <w:ind w:left="6480" w:hanging="180"/>
+      </w:pPr>
+    </w:lvl>
+  </w:abstractNum>
+  <w:abstractNum w:abstractNumId="14" w15:restartNumberingAfterBreak="0">
+    <w:nsid w:val="3C54327E"/>
+    <w:multiLevelType w:val="hybridMultilevel"/>
+    <w:tmpl w:val="B77EE6F8"/>
+    <w:lvl w:ilvl="0" w:tplc="0C0A0001">
+      <w:start w:val="1"/>
+      <w:numFmt w:val="bullet"/>
+      <w:lvlText w:val=""/>
+      <w:lvlJc w:val="left"/>
+      <w:pPr>
+        <w:ind w:left="720" w:hanging="360"/>
+      </w:pPr>
+      <w:rPr>
+        <w:rFonts w:ascii="Symbol" w:hAnsi="Symbol" w:hint="default"/>
+      </w:rPr>
+    </w:lvl>
+    <w:lvl w:ilvl="1" w:tplc="0C0A0003" w:tentative="1">
+      <w:start w:val="1"/>
+      <w:numFmt w:val="bullet"/>
+      <w:lvlText w:val="o"/>
+      <w:lvlJc w:val="left"/>
+      <w:pPr>
+        <w:ind w:left="1440" w:hanging="360"/>
+      </w:pPr>
+      <w:rPr>
+        <w:rFonts w:ascii="Courier New" w:hAnsi="Courier New" w:cs="Courier New" w:hint="default"/>
+      </w:rPr>
+    </w:lvl>
+    <w:lvl w:ilvl="2" w:tplc="0C0A0005" w:tentative="1">
+      <w:start w:val="1"/>
+      <w:numFmt w:val="bullet"/>
+      <w:lvlText w:val=""/>
+      <w:lvlJc w:val="left"/>
+      <w:pPr>
+        <w:ind w:left="2160" w:hanging="360"/>
+      </w:pPr>
+      <w:rPr>
+        <w:rFonts w:ascii="Wingdings" w:hAnsi="Wingdings" w:hint="default"/>
+      </w:rPr>
+    </w:lvl>
+    <w:lvl w:ilvl="3" w:tplc="0C0A0001" w:tentative="1">
+      <w:start w:val="1"/>
+      <w:numFmt w:val="bullet"/>
+      <w:lvlText w:val=""/>
+      <w:lvlJc w:val="left"/>
+      <w:pPr>
+        <w:ind w:left="2880" w:hanging="360"/>
+      </w:pPr>
+      <w:rPr>
+        <w:rFonts w:ascii="Symbol" w:hAnsi="Symbol" w:hint="default"/>
+      </w:rPr>
+    </w:lvl>
+    <w:lvl w:ilvl="4" w:tplc="0C0A0003" w:tentative="1">
+      <w:start w:val="1"/>
+      <w:numFmt w:val="bullet"/>
+      <w:lvlText w:val="o"/>
+      <w:lvlJc w:val="left"/>
+      <w:pPr>
+        <w:ind w:left="3600" w:hanging="360"/>
+      </w:pPr>
+      <w:rPr>
+        <w:rFonts w:ascii="Courier New" w:hAnsi="Courier New" w:cs="Courier New" w:hint="default"/>
+      </w:rPr>
+    </w:lvl>
+    <w:lvl w:ilvl="5" w:tplc="0C0A0005" w:tentative="1">
+      <w:start w:val="1"/>
+      <w:numFmt w:val="bullet"/>
+      <w:lvlText w:val=""/>
+      <w:lvlJc w:val="left"/>
+      <w:pPr>
+        <w:ind w:left="4320" w:hanging="360"/>
+      </w:pPr>
+      <w:rPr>
+        <w:rFonts w:ascii="Wingdings" w:hAnsi="Wingdings" w:hint="default"/>
+      </w:rPr>
+    </w:lvl>
+    <w:lvl w:ilvl="6" w:tplc="0C0A0001" w:tentative="1">
+      <w:start w:val="1"/>
+      <w:numFmt w:val="bullet"/>
+      <w:lvlText w:val=""/>
+      <w:lvlJc w:val="left"/>
+      <w:pPr>
+        <w:ind w:left="5040" w:hanging="360"/>
+      </w:pPr>
+      <w:rPr>
+        <w:rFonts w:ascii="Symbol" w:hAnsi="Symbol" w:hint="default"/>
+      </w:rPr>
+    </w:lvl>
+    <w:lvl w:ilvl="7" w:tplc="0C0A0003" w:tentative="1">
+      <w:start w:val="1"/>
+      <w:numFmt w:val="bullet"/>
+      <w:lvlText w:val="o"/>
+      <w:lvlJc w:val="left"/>
+      <w:pPr>
+        <w:ind w:left="5760" w:hanging="360"/>
+      </w:pPr>
+      <w:rPr>
+        <w:rFonts w:ascii="Courier New" w:hAnsi="Courier New" w:cs="Courier New" w:hint="default"/>
+      </w:rPr>
+    </w:lvl>
+    <w:lvl w:ilvl="8" w:tplc="0C0A0005" w:tentative="1">
+      <w:start w:val="1"/>
+      <w:numFmt w:val="bullet"/>
+      <w:lvlText w:val=""/>
+      <w:lvlJc w:val="left"/>
+      <w:pPr>
+        <w:ind w:left="6480" w:hanging="360"/>
+      </w:pPr>
+      <w:rPr>
+        <w:rFonts w:ascii="Wingdings" w:hAnsi="Wingdings" w:hint="default"/>
+      </w:rPr>
+    </w:lvl>
+  </w:abstractNum>
+  <w:abstractNum w:abstractNumId="15" w15:restartNumberingAfterBreak="0">
     <w:nsid w:val="3F3B0C6B"/>
     <w:multiLevelType w:val="hybridMultilevel"/>
     <w:tmpl w:val="2C30B57A"/>
@@ -3615,7 +7133,120 @@
       </w:rPr>
     </w:lvl>
   </w:abstractNum>
-  <w:abstractNum w:abstractNumId="6" w15:restartNumberingAfterBreak="0">
+  <w:abstractNum w:abstractNumId="16" w15:restartNumberingAfterBreak="0">
+    <w:nsid w:val="4410609E"/>
+    <w:multiLevelType w:val="hybridMultilevel"/>
+    <w:tmpl w:val="BF406A6A"/>
+    <w:lvl w:ilvl="0" w:tplc="0C0A0001">
+      <w:start w:val="1"/>
+      <w:numFmt w:val="bullet"/>
+      <w:lvlText w:val=""/>
+      <w:lvlJc w:val="left"/>
+      <w:pPr>
+        <w:ind w:left="720" w:hanging="360"/>
+      </w:pPr>
+      <w:rPr>
+        <w:rFonts w:ascii="Symbol" w:hAnsi="Symbol" w:hint="default"/>
+      </w:rPr>
+    </w:lvl>
+    <w:lvl w:ilvl="1" w:tplc="0C0A0003" w:tentative="1">
+      <w:start w:val="1"/>
+      <w:numFmt w:val="bullet"/>
+      <w:lvlText w:val="o"/>
+      <w:lvlJc w:val="left"/>
+      <w:pPr>
+        <w:ind w:left="1440" w:hanging="360"/>
+      </w:pPr>
+      <w:rPr>
+        <w:rFonts w:ascii="Courier New" w:hAnsi="Courier New" w:cs="Courier New" w:hint="default"/>
+      </w:rPr>
+    </w:lvl>
+    <w:lvl w:ilvl="2" w:tplc="0C0A0005" w:tentative="1">
+      <w:start w:val="1"/>
+      <w:numFmt w:val="bullet"/>
+      <w:lvlText w:val=""/>
+      <w:lvlJc w:val="left"/>
+      <w:pPr>
+        <w:ind w:left="2160" w:hanging="360"/>
+      </w:pPr>
+      <w:rPr>
+        <w:rFonts w:ascii="Wingdings" w:hAnsi="Wingdings" w:hint="default"/>
+      </w:rPr>
+    </w:lvl>
+    <w:lvl w:ilvl="3" w:tplc="0C0A0001" w:tentative="1">
+      <w:start w:val="1"/>
+      <w:numFmt w:val="bullet"/>
+      <w:lvlText w:val=""/>
+      <w:lvlJc w:val="left"/>
+      <w:pPr>
+        <w:ind w:left="2880" w:hanging="360"/>
+      </w:pPr>
+      <w:rPr>
+        <w:rFonts w:ascii="Symbol" w:hAnsi="Symbol" w:hint="default"/>
+      </w:rPr>
+    </w:lvl>
+    <w:lvl w:ilvl="4" w:tplc="0C0A0003" w:tentative="1">
+      <w:start w:val="1"/>
+      <w:numFmt w:val="bullet"/>
+      <w:lvlText w:val="o"/>
+      <w:lvlJc w:val="left"/>
+      <w:pPr>
+        <w:ind w:left="3600" w:hanging="360"/>
+      </w:pPr>
+      <w:rPr>
+        <w:rFonts w:ascii="Courier New" w:hAnsi="Courier New" w:cs="Courier New" w:hint="default"/>
+      </w:rPr>
+    </w:lvl>
+    <w:lvl w:ilvl="5" w:tplc="0C0A0005" w:tentative="1">
+      <w:start w:val="1"/>
+      <w:numFmt w:val="bullet"/>
+      <w:lvlText w:val=""/>
+      <w:lvlJc w:val="left"/>
+      <w:pPr>
+        <w:ind w:left="4320" w:hanging="360"/>
+      </w:pPr>
+      <w:rPr>
+        <w:rFonts w:ascii="Wingdings" w:hAnsi="Wingdings" w:hint="default"/>
+      </w:rPr>
+    </w:lvl>
+    <w:lvl w:ilvl="6" w:tplc="0C0A0001" w:tentative="1">
+      <w:start w:val="1"/>
+      <w:numFmt w:val="bullet"/>
+      <w:lvlText w:val=""/>
+      <w:lvlJc w:val="left"/>
+      <w:pPr>
+        <w:ind w:left="5040" w:hanging="360"/>
+      </w:pPr>
+      <w:rPr>
+        <w:rFonts w:ascii="Symbol" w:hAnsi="Symbol" w:hint="default"/>
+      </w:rPr>
+    </w:lvl>
+    <w:lvl w:ilvl="7" w:tplc="0C0A0003" w:tentative="1">
+      <w:start w:val="1"/>
+      <w:numFmt w:val="bullet"/>
+      <w:lvlText w:val="o"/>
+      <w:lvlJc w:val="left"/>
+      <w:pPr>
+        <w:ind w:left="5760" w:hanging="360"/>
+      </w:pPr>
+      <w:rPr>
+        <w:rFonts w:ascii="Courier New" w:hAnsi="Courier New" w:cs="Courier New" w:hint="default"/>
+      </w:rPr>
+    </w:lvl>
+    <w:lvl w:ilvl="8" w:tplc="0C0A0005" w:tentative="1">
+      <w:start w:val="1"/>
+      <w:numFmt w:val="bullet"/>
+      <w:lvlText w:val=""/>
+      <w:lvlJc w:val="left"/>
+      <w:pPr>
+        <w:ind w:left="6480" w:hanging="360"/>
+      </w:pPr>
+      <w:rPr>
+        <w:rFonts w:ascii="Wingdings" w:hAnsi="Wingdings" w:hint="default"/>
+      </w:rPr>
+    </w:lvl>
+  </w:abstractNum>
+  <w:abstractNum w:abstractNumId="17" w15:restartNumberingAfterBreak="0">
     <w:nsid w:val="489F431D"/>
     <w:multiLevelType w:val="multilevel"/>
     <w:tmpl w:val="E4FAE502"/>
@@ -3764,7 +7395,269 @@
       </w:rPr>
     </w:lvl>
   </w:abstractNum>
-  <w:abstractNum w:abstractNumId="7" w15:restartNumberingAfterBreak="0">
+  <w:abstractNum w:abstractNumId="18" w15:restartNumberingAfterBreak="0">
+    <w:nsid w:val="49D1293E"/>
+    <w:multiLevelType w:val="multilevel"/>
+    <w:tmpl w:val="123E3B50"/>
+    <w:lvl w:ilvl="0">
+      <w:start w:val="1"/>
+      <w:numFmt w:val="bullet"/>
+      <w:lvlText w:val=""/>
+      <w:lvlJc w:val="left"/>
+      <w:pPr>
+        <w:tabs>
+          <w:tab w:val="num" w:pos="720"/>
+        </w:tabs>
+        <w:ind w:left="720" w:hanging="360"/>
+      </w:pPr>
+      <w:rPr>
+        <w:rFonts w:ascii="Symbol" w:hAnsi="Symbol" w:hint="default"/>
+        <w:sz w:val="20"/>
+      </w:rPr>
+    </w:lvl>
+    <w:lvl w:ilvl="1" w:tentative="1">
+      <w:start w:val="1"/>
+      <w:numFmt w:val="bullet"/>
+      <w:lvlText w:val="o"/>
+      <w:lvlJc w:val="left"/>
+      <w:pPr>
+        <w:tabs>
+          <w:tab w:val="num" w:pos="1440"/>
+        </w:tabs>
+        <w:ind w:left="1440" w:hanging="360"/>
+      </w:pPr>
+      <w:rPr>
+        <w:rFonts w:ascii="Courier New" w:hAnsi="Courier New" w:hint="default"/>
+        <w:sz w:val="20"/>
+      </w:rPr>
+    </w:lvl>
+    <w:lvl w:ilvl="2" w:tentative="1">
+      <w:start w:val="1"/>
+      <w:numFmt w:val="bullet"/>
+      <w:lvlText w:val=""/>
+      <w:lvlJc w:val="left"/>
+      <w:pPr>
+        <w:tabs>
+          <w:tab w:val="num" w:pos="2160"/>
+        </w:tabs>
+        <w:ind w:left="2160" w:hanging="360"/>
+      </w:pPr>
+      <w:rPr>
+        <w:rFonts w:ascii="Wingdings" w:hAnsi="Wingdings" w:hint="default"/>
+        <w:sz w:val="20"/>
+      </w:rPr>
+    </w:lvl>
+    <w:lvl w:ilvl="3" w:tentative="1">
+      <w:start w:val="1"/>
+      <w:numFmt w:val="bullet"/>
+      <w:lvlText w:val=""/>
+      <w:lvlJc w:val="left"/>
+      <w:pPr>
+        <w:tabs>
+          <w:tab w:val="num" w:pos="2880"/>
+        </w:tabs>
+        <w:ind w:left="2880" w:hanging="360"/>
+      </w:pPr>
+      <w:rPr>
+        <w:rFonts w:ascii="Wingdings" w:hAnsi="Wingdings" w:hint="default"/>
+        <w:sz w:val="20"/>
+      </w:rPr>
+    </w:lvl>
+    <w:lvl w:ilvl="4" w:tentative="1">
+      <w:start w:val="1"/>
+      <w:numFmt w:val="bullet"/>
+      <w:lvlText w:val=""/>
+      <w:lvlJc w:val="left"/>
+      <w:pPr>
+        <w:tabs>
+          <w:tab w:val="num" w:pos="3600"/>
+        </w:tabs>
+        <w:ind w:left="3600" w:hanging="360"/>
+      </w:pPr>
+      <w:rPr>
+        <w:rFonts w:ascii="Wingdings" w:hAnsi="Wingdings" w:hint="default"/>
+        <w:sz w:val="20"/>
+      </w:rPr>
+    </w:lvl>
+    <w:lvl w:ilvl="5" w:tentative="1">
+      <w:start w:val="1"/>
+      <w:numFmt w:val="bullet"/>
+      <w:lvlText w:val=""/>
+      <w:lvlJc w:val="left"/>
+      <w:pPr>
+        <w:tabs>
+          <w:tab w:val="num" w:pos="4320"/>
+        </w:tabs>
+        <w:ind w:left="4320" w:hanging="360"/>
+      </w:pPr>
+      <w:rPr>
+        <w:rFonts w:ascii="Wingdings" w:hAnsi="Wingdings" w:hint="default"/>
+        <w:sz w:val="20"/>
+      </w:rPr>
+    </w:lvl>
+    <w:lvl w:ilvl="6" w:tentative="1">
+      <w:start w:val="1"/>
+      <w:numFmt w:val="bullet"/>
+      <w:lvlText w:val=""/>
+      <w:lvlJc w:val="left"/>
+      <w:pPr>
+        <w:tabs>
+          <w:tab w:val="num" w:pos="5040"/>
+        </w:tabs>
+        <w:ind w:left="5040" w:hanging="360"/>
+      </w:pPr>
+      <w:rPr>
+        <w:rFonts w:ascii="Wingdings" w:hAnsi="Wingdings" w:hint="default"/>
+        <w:sz w:val="20"/>
+      </w:rPr>
+    </w:lvl>
+    <w:lvl w:ilvl="7" w:tentative="1">
+      <w:start w:val="1"/>
+      <w:numFmt w:val="bullet"/>
+      <w:lvlText w:val=""/>
+      <w:lvlJc w:val="left"/>
+      <w:pPr>
+        <w:tabs>
+          <w:tab w:val="num" w:pos="5760"/>
+        </w:tabs>
+        <w:ind w:left="5760" w:hanging="360"/>
+      </w:pPr>
+      <w:rPr>
+        <w:rFonts w:ascii="Wingdings" w:hAnsi="Wingdings" w:hint="default"/>
+        <w:sz w:val="20"/>
+      </w:rPr>
+    </w:lvl>
+    <w:lvl w:ilvl="8" w:tentative="1">
+      <w:start w:val="1"/>
+      <w:numFmt w:val="bullet"/>
+      <w:lvlText w:val=""/>
+      <w:lvlJc w:val="left"/>
+      <w:pPr>
+        <w:tabs>
+          <w:tab w:val="num" w:pos="6480"/>
+        </w:tabs>
+        <w:ind w:left="6480" w:hanging="360"/>
+      </w:pPr>
+      <w:rPr>
+        <w:rFonts w:ascii="Wingdings" w:hAnsi="Wingdings" w:hint="default"/>
+        <w:sz w:val="20"/>
+      </w:rPr>
+    </w:lvl>
+  </w:abstractNum>
+  <w:abstractNum w:abstractNumId="19" w15:restartNumberingAfterBreak="0">
+    <w:nsid w:val="4ACF3AF3"/>
+    <w:multiLevelType w:val="multilevel"/>
+    <w:tmpl w:val="7BC84550"/>
+    <w:lvl w:ilvl="0">
+      <w:start w:val="1"/>
+      <w:numFmt w:val="bullet"/>
+      <w:lvlText w:val=""/>
+      <w:lvlJc w:val="left"/>
+      <w:pPr>
+        <w:ind w:left="360" w:hanging="360"/>
+      </w:pPr>
+      <w:rPr>
+        <w:rFonts w:ascii="Symbol" w:hAnsi="Symbol" w:hint="default"/>
+      </w:rPr>
+    </w:lvl>
+    <w:lvl w:ilvl="1">
+      <w:start w:val="1"/>
+      <w:numFmt w:val="bullet"/>
+      <w:lvlText w:val=""/>
+      <w:lvlJc w:val="left"/>
+      <w:pPr>
+        <w:ind w:left="720" w:hanging="360"/>
+      </w:pPr>
+      <w:rPr>
+        <w:rFonts w:ascii="Wingdings" w:hAnsi="Wingdings" w:hint="default"/>
+      </w:rPr>
+    </w:lvl>
+    <w:lvl w:ilvl="2">
+      <w:start w:val="1"/>
+      <w:numFmt w:val="bullet"/>
+      <w:lvlText w:val=""/>
+      <w:lvlJc w:val="left"/>
+      <w:pPr>
+        <w:ind w:left="1080" w:hanging="360"/>
+      </w:pPr>
+      <w:rPr>
+        <w:rFonts w:ascii="Wingdings" w:hAnsi="Wingdings" w:hint="default"/>
+      </w:rPr>
+    </w:lvl>
+    <w:lvl w:ilvl="3">
+      <w:start w:val="1"/>
+      <w:numFmt w:val="bullet"/>
+      <w:lvlText w:val=""/>
+      <w:lvlJc w:val="left"/>
+      <w:pPr>
+        <w:ind w:left="1440" w:hanging="360"/>
+      </w:pPr>
+      <w:rPr>
+        <w:rFonts w:ascii="Symbol" w:hAnsi="Symbol" w:hint="default"/>
+      </w:rPr>
+    </w:lvl>
+    <w:lvl w:ilvl="4">
+      <w:start w:val="1"/>
+      <w:numFmt w:val="bullet"/>
+      <w:lvlText w:val=""/>
+      <w:lvlJc w:val="left"/>
+      <w:pPr>
+        <w:ind w:left="1800" w:hanging="360"/>
+      </w:pPr>
+      <w:rPr>
+        <w:rFonts w:ascii="Symbol" w:hAnsi="Symbol" w:hint="default"/>
+      </w:rPr>
+    </w:lvl>
+    <w:lvl w:ilvl="5">
+      <w:start w:val="1"/>
+      <w:numFmt w:val="bullet"/>
+      <w:lvlText w:val=""/>
+      <w:lvlJc w:val="left"/>
+      <w:pPr>
+        <w:ind w:left="2160" w:hanging="360"/>
+      </w:pPr>
+      <w:rPr>
+        <w:rFonts w:ascii="Wingdings" w:hAnsi="Wingdings" w:hint="default"/>
+      </w:rPr>
+    </w:lvl>
+    <w:lvl w:ilvl="6">
+      <w:start w:val="1"/>
+      <w:numFmt w:val="bullet"/>
+      <w:lvlText w:val=""/>
+      <w:lvlJc w:val="left"/>
+      <w:pPr>
+        <w:ind w:left="2520" w:hanging="360"/>
+      </w:pPr>
+      <w:rPr>
+        <w:rFonts w:ascii="Wingdings" w:hAnsi="Wingdings" w:hint="default"/>
+      </w:rPr>
+    </w:lvl>
+    <w:lvl w:ilvl="7">
+      <w:start w:val="1"/>
+      <w:numFmt w:val="bullet"/>
+      <w:lvlText w:val=""/>
+      <w:lvlJc w:val="left"/>
+      <w:pPr>
+        <w:ind w:left="2880" w:hanging="360"/>
+      </w:pPr>
+      <w:rPr>
+        <w:rFonts w:ascii="Symbol" w:hAnsi="Symbol" w:hint="default"/>
+      </w:rPr>
+    </w:lvl>
+    <w:lvl w:ilvl="8">
+      <w:start w:val="1"/>
+      <w:numFmt w:val="bullet"/>
+      <w:lvlText w:val=""/>
+      <w:lvlJc w:val="left"/>
+      <w:pPr>
+        <w:ind w:left="3240" w:hanging="360"/>
+      </w:pPr>
+      <w:rPr>
+        <w:rFonts w:ascii="Symbol" w:hAnsi="Symbol" w:hint="default"/>
+      </w:rPr>
+    </w:lvl>
+  </w:abstractNum>
+  <w:abstractNum w:abstractNumId="20" w15:restartNumberingAfterBreak="0">
     <w:nsid w:val="4CE075EE"/>
     <w:multiLevelType w:val="multilevel"/>
     <w:tmpl w:val="F65CED44"/>
@@ -3913,7 +7806,156 @@
       </w:rPr>
     </w:lvl>
   </w:abstractNum>
-  <w:abstractNum w:abstractNumId="8" w15:restartNumberingAfterBreak="0">
+  <w:abstractNum w:abstractNumId="21" w15:restartNumberingAfterBreak="0">
+    <w:nsid w:val="4F4B31CD"/>
+    <w:multiLevelType w:val="multilevel"/>
+    <w:tmpl w:val="123E3B50"/>
+    <w:lvl w:ilvl="0">
+      <w:start w:val="1"/>
+      <w:numFmt w:val="bullet"/>
+      <w:lvlText w:val=""/>
+      <w:lvlJc w:val="left"/>
+      <w:pPr>
+        <w:tabs>
+          <w:tab w:val="num" w:pos="720"/>
+        </w:tabs>
+        <w:ind w:left="720" w:hanging="360"/>
+      </w:pPr>
+      <w:rPr>
+        <w:rFonts w:ascii="Symbol" w:hAnsi="Symbol" w:hint="default"/>
+        <w:sz w:val="20"/>
+      </w:rPr>
+    </w:lvl>
+    <w:lvl w:ilvl="1" w:tentative="1">
+      <w:start w:val="1"/>
+      <w:numFmt w:val="bullet"/>
+      <w:lvlText w:val="o"/>
+      <w:lvlJc w:val="left"/>
+      <w:pPr>
+        <w:tabs>
+          <w:tab w:val="num" w:pos="1440"/>
+        </w:tabs>
+        <w:ind w:left="1440" w:hanging="360"/>
+      </w:pPr>
+      <w:rPr>
+        <w:rFonts w:ascii="Courier New" w:hAnsi="Courier New" w:hint="default"/>
+        <w:sz w:val="20"/>
+      </w:rPr>
+    </w:lvl>
+    <w:lvl w:ilvl="2" w:tentative="1">
+      <w:start w:val="1"/>
+      <w:numFmt w:val="bullet"/>
+      <w:lvlText w:val=""/>
+      <w:lvlJc w:val="left"/>
+      <w:pPr>
+        <w:tabs>
+          <w:tab w:val="num" w:pos="2160"/>
+        </w:tabs>
+        <w:ind w:left="2160" w:hanging="360"/>
+      </w:pPr>
+      <w:rPr>
+        <w:rFonts w:ascii="Wingdings" w:hAnsi="Wingdings" w:hint="default"/>
+        <w:sz w:val="20"/>
+      </w:rPr>
+    </w:lvl>
+    <w:lvl w:ilvl="3" w:tentative="1">
+      <w:start w:val="1"/>
+      <w:numFmt w:val="bullet"/>
+      <w:lvlText w:val=""/>
+      <w:lvlJc w:val="left"/>
+      <w:pPr>
+        <w:tabs>
+          <w:tab w:val="num" w:pos="2880"/>
+        </w:tabs>
+        <w:ind w:left="2880" w:hanging="360"/>
+      </w:pPr>
+      <w:rPr>
+        <w:rFonts w:ascii="Wingdings" w:hAnsi="Wingdings" w:hint="default"/>
+        <w:sz w:val="20"/>
+      </w:rPr>
+    </w:lvl>
+    <w:lvl w:ilvl="4" w:tentative="1">
+      <w:start w:val="1"/>
+      <w:numFmt w:val="bullet"/>
+      <w:lvlText w:val=""/>
+      <w:lvlJc w:val="left"/>
+      <w:pPr>
+        <w:tabs>
+          <w:tab w:val="num" w:pos="3600"/>
+        </w:tabs>
+        <w:ind w:left="3600" w:hanging="360"/>
+      </w:pPr>
+      <w:rPr>
+        <w:rFonts w:ascii="Wingdings" w:hAnsi="Wingdings" w:hint="default"/>
+        <w:sz w:val="20"/>
+      </w:rPr>
+    </w:lvl>
+    <w:lvl w:ilvl="5" w:tentative="1">
+      <w:start w:val="1"/>
+      <w:numFmt w:val="bullet"/>
+      <w:lvlText w:val=""/>
+      <w:lvlJc w:val="left"/>
+      <w:pPr>
+        <w:tabs>
+          <w:tab w:val="num" w:pos="4320"/>
+        </w:tabs>
+        <w:ind w:left="4320" w:hanging="360"/>
+      </w:pPr>
+      <w:rPr>
+        <w:rFonts w:ascii="Wingdings" w:hAnsi="Wingdings" w:hint="default"/>
+        <w:sz w:val="20"/>
+      </w:rPr>
+    </w:lvl>
+    <w:lvl w:ilvl="6" w:tentative="1">
+      <w:start w:val="1"/>
+      <w:numFmt w:val="bullet"/>
+      <w:lvlText w:val=""/>
+      <w:lvlJc w:val="left"/>
+      <w:pPr>
+        <w:tabs>
+          <w:tab w:val="num" w:pos="5040"/>
+        </w:tabs>
+        <w:ind w:left="5040" w:hanging="360"/>
+      </w:pPr>
+      <w:rPr>
+        <w:rFonts w:ascii="Wingdings" w:hAnsi="Wingdings" w:hint="default"/>
+        <w:sz w:val="20"/>
+      </w:rPr>
+    </w:lvl>
+    <w:lvl w:ilvl="7" w:tentative="1">
+      <w:start w:val="1"/>
+      <w:numFmt w:val="bullet"/>
+      <w:lvlText w:val=""/>
+      <w:lvlJc w:val="left"/>
+      <w:pPr>
+        <w:tabs>
+          <w:tab w:val="num" w:pos="5760"/>
+        </w:tabs>
+        <w:ind w:left="5760" w:hanging="360"/>
+      </w:pPr>
+      <w:rPr>
+        <w:rFonts w:ascii="Wingdings" w:hAnsi="Wingdings" w:hint="default"/>
+        <w:sz w:val="20"/>
+      </w:rPr>
+    </w:lvl>
+    <w:lvl w:ilvl="8" w:tentative="1">
+      <w:start w:val="1"/>
+      <w:numFmt w:val="bullet"/>
+      <w:lvlText w:val=""/>
+      <w:lvlJc w:val="left"/>
+      <w:pPr>
+        <w:tabs>
+          <w:tab w:val="num" w:pos="6480"/>
+        </w:tabs>
+        <w:ind w:left="6480" w:hanging="360"/>
+      </w:pPr>
+      <w:rPr>
+        <w:rFonts w:ascii="Wingdings" w:hAnsi="Wingdings" w:hint="default"/>
+        <w:sz w:val="20"/>
+      </w:rPr>
+    </w:lvl>
+  </w:abstractNum>
+  <w:abstractNum w:abstractNumId="22" w15:restartNumberingAfterBreak="0">
     <w:nsid w:val="4FE00FA3"/>
     <w:multiLevelType w:val="hybridMultilevel"/>
     <w:tmpl w:val="35C4293E"/>
@@ -4026,7 +8068,7 @@
       </w:rPr>
     </w:lvl>
   </w:abstractNum>
-  <w:abstractNum w:abstractNumId="9" w15:restartNumberingAfterBreak="0">
+  <w:abstractNum w:abstractNumId="23" w15:restartNumberingAfterBreak="0">
     <w:nsid w:val="505E6B6C"/>
     <w:multiLevelType w:val="multilevel"/>
     <w:tmpl w:val="ABB4B416"/>
@@ -4175,7 +8217,531 @@
       </w:rPr>
     </w:lvl>
   </w:abstractNum>
-  <w:abstractNum w:abstractNumId="10" w15:restartNumberingAfterBreak="0">
+  <w:abstractNum w:abstractNumId="24" w15:restartNumberingAfterBreak="0">
+    <w:nsid w:val="55126B24"/>
+    <w:multiLevelType w:val="multilevel"/>
+    <w:tmpl w:val="0C0A0021"/>
+    <w:lvl w:ilvl="0">
+      <w:start w:val="1"/>
+      <w:numFmt w:val="bullet"/>
+      <w:lvlText w:val=""/>
+      <w:lvlJc w:val="left"/>
+      <w:pPr>
+        <w:ind w:left="360" w:hanging="360"/>
+      </w:pPr>
+      <w:rPr>
+        <w:rFonts w:ascii="Wingdings" w:hAnsi="Wingdings" w:hint="default"/>
+      </w:rPr>
+    </w:lvl>
+    <w:lvl w:ilvl="1">
+      <w:start w:val="1"/>
+      <w:numFmt w:val="bullet"/>
+      <w:lvlText w:val=""/>
+      <w:lvlJc w:val="left"/>
+      <w:pPr>
+        <w:ind w:left="720" w:hanging="360"/>
+      </w:pPr>
+      <w:rPr>
+        <w:rFonts w:ascii="Wingdings" w:hAnsi="Wingdings" w:hint="default"/>
+      </w:rPr>
+    </w:lvl>
+    <w:lvl w:ilvl="2">
+      <w:start w:val="1"/>
+      <w:numFmt w:val="bullet"/>
+      <w:lvlText w:val=""/>
+      <w:lvlJc w:val="left"/>
+      <w:pPr>
+        <w:ind w:left="1080" w:hanging="360"/>
+      </w:pPr>
+      <w:rPr>
+        <w:rFonts w:ascii="Wingdings" w:hAnsi="Wingdings" w:hint="default"/>
+      </w:rPr>
+    </w:lvl>
+    <w:lvl w:ilvl="3">
+      <w:start w:val="1"/>
+      <w:numFmt w:val="bullet"/>
+      <w:lvlText w:val=""/>
+      <w:lvlJc w:val="left"/>
+      <w:pPr>
+        <w:ind w:left="1440" w:hanging="360"/>
+      </w:pPr>
+      <w:rPr>
+        <w:rFonts w:ascii="Symbol" w:hAnsi="Symbol" w:hint="default"/>
+      </w:rPr>
+    </w:lvl>
+    <w:lvl w:ilvl="4">
+      <w:start w:val="1"/>
+      <w:numFmt w:val="bullet"/>
+      <w:lvlText w:val=""/>
+      <w:lvlJc w:val="left"/>
+      <w:pPr>
+        <w:ind w:left="1800" w:hanging="360"/>
+      </w:pPr>
+      <w:rPr>
+        <w:rFonts w:ascii="Symbol" w:hAnsi="Symbol" w:hint="default"/>
+      </w:rPr>
+    </w:lvl>
+    <w:lvl w:ilvl="5">
+      <w:start w:val="1"/>
+      <w:numFmt w:val="bullet"/>
+      <w:lvlText w:val=""/>
+      <w:lvlJc w:val="left"/>
+      <w:pPr>
+        <w:ind w:left="2160" w:hanging="360"/>
+      </w:pPr>
+      <w:rPr>
+        <w:rFonts w:ascii="Wingdings" w:hAnsi="Wingdings" w:hint="default"/>
+      </w:rPr>
+    </w:lvl>
+    <w:lvl w:ilvl="6">
+      <w:start w:val="1"/>
+      <w:numFmt w:val="bullet"/>
+      <w:lvlText w:val=""/>
+      <w:lvlJc w:val="left"/>
+      <w:pPr>
+        <w:ind w:left="2520" w:hanging="360"/>
+      </w:pPr>
+      <w:rPr>
+        <w:rFonts w:ascii="Wingdings" w:hAnsi="Wingdings" w:hint="default"/>
+      </w:rPr>
+    </w:lvl>
+    <w:lvl w:ilvl="7">
+      <w:start w:val="1"/>
+      <w:numFmt w:val="bullet"/>
+      <w:lvlText w:val=""/>
+      <w:lvlJc w:val="left"/>
+      <w:pPr>
+        <w:ind w:left="2880" w:hanging="360"/>
+      </w:pPr>
+      <w:rPr>
+        <w:rFonts w:ascii="Symbol" w:hAnsi="Symbol" w:hint="default"/>
+      </w:rPr>
+    </w:lvl>
+    <w:lvl w:ilvl="8">
+      <w:start w:val="1"/>
+      <w:numFmt w:val="bullet"/>
+      <w:lvlText w:val=""/>
+      <w:lvlJc w:val="left"/>
+      <w:pPr>
+        <w:ind w:left="3240" w:hanging="360"/>
+      </w:pPr>
+      <w:rPr>
+        <w:rFonts w:ascii="Symbol" w:hAnsi="Symbol" w:hint="default"/>
+      </w:rPr>
+    </w:lvl>
+  </w:abstractNum>
+  <w:abstractNum w:abstractNumId="25" w15:restartNumberingAfterBreak="0">
+    <w:nsid w:val="564C6FBD"/>
+    <w:multiLevelType w:val="hybridMultilevel"/>
+    <w:tmpl w:val="0228F676"/>
+    <w:lvl w:ilvl="0" w:tplc="0C0A0001">
+      <w:start w:val="1"/>
+      <w:numFmt w:val="bullet"/>
+      <w:lvlText w:val=""/>
+      <w:lvlJc w:val="left"/>
+      <w:pPr>
+        <w:ind w:left="720" w:hanging="360"/>
+      </w:pPr>
+      <w:rPr>
+        <w:rFonts w:ascii="Symbol" w:hAnsi="Symbol" w:hint="default"/>
+      </w:rPr>
+    </w:lvl>
+    <w:lvl w:ilvl="1" w:tplc="0C0A0003" w:tentative="1">
+      <w:start w:val="1"/>
+      <w:numFmt w:val="bullet"/>
+      <w:lvlText w:val="o"/>
+      <w:lvlJc w:val="left"/>
+      <w:pPr>
+        <w:ind w:left="1440" w:hanging="360"/>
+      </w:pPr>
+      <w:rPr>
+        <w:rFonts w:ascii="Courier New" w:hAnsi="Courier New" w:cs="Courier New" w:hint="default"/>
+      </w:rPr>
+    </w:lvl>
+    <w:lvl w:ilvl="2" w:tplc="0C0A0005" w:tentative="1">
+      <w:start w:val="1"/>
+      <w:numFmt w:val="bullet"/>
+      <w:lvlText w:val=""/>
+      <w:lvlJc w:val="left"/>
+      <w:pPr>
+        <w:ind w:left="2160" w:hanging="360"/>
+      </w:pPr>
+      <w:rPr>
+        <w:rFonts w:ascii="Wingdings" w:hAnsi="Wingdings" w:hint="default"/>
+      </w:rPr>
+    </w:lvl>
+    <w:lvl w:ilvl="3" w:tplc="0C0A0001" w:tentative="1">
+      <w:start w:val="1"/>
+      <w:numFmt w:val="bullet"/>
+      <w:lvlText w:val=""/>
+      <w:lvlJc w:val="left"/>
+      <w:pPr>
+        <w:ind w:left="2880" w:hanging="360"/>
+      </w:pPr>
+      <w:rPr>
+        <w:rFonts w:ascii="Symbol" w:hAnsi="Symbol" w:hint="default"/>
+      </w:rPr>
+    </w:lvl>
+    <w:lvl w:ilvl="4" w:tplc="0C0A0003" w:tentative="1">
+      <w:start w:val="1"/>
+      <w:numFmt w:val="bullet"/>
+      <w:lvlText w:val="o"/>
+      <w:lvlJc w:val="left"/>
+      <w:pPr>
+        <w:ind w:left="3600" w:hanging="360"/>
+      </w:pPr>
+      <w:rPr>
+        <w:rFonts w:ascii="Courier New" w:hAnsi="Courier New" w:cs="Courier New" w:hint="default"/>
+      </w:rPr>
+    </w:lvl>
+    <w:lvl w:ilvl="5" w:tplc="0C0A0005" w:tentative="1">
+      <w:start w:val="1"/>
+      <w:numFmt w:val="bullet"/>
+      <w:lvlText w:val=""/>
+      <w:lvlJc w:val="left"/>
+      <w:pPr>
+        <w:ind w:left="4320" w:hanging="360"/>
+      </w:pPr>
+      <w:rPr>
+        <w:rFonts w:ascii="Wingdings" w:hAnsi="Wingdings" w:hint="default"/>
+      </w:rPr>
+    </w:lvl>
+    <w:lvl w:ilvl="6" w:tplc="0C0A0001" w:tentative="1">
+      <w:start w:val="1"/>
+      <w:numFmt w:val="bullet"/>
+      <w:lvlText w:val=""/>
+      <w:lvlJc w:val="left"/>
+      <w:pPr>
+        <w:ind w:left="5040" w:hanging="360"/>
+      </w:pPr>
+      <w:rPr>
+        <w:rFonts w:ascii="Symbol" w:hAnsi="Symbol" w:hint="default"/>
+      </w:rPr>
+    </w:lvl>
+    <w:lvl w:ilvl="7" w:tplc="0C0A0003" w:tentative="1">
+      <w:start w:val="1"/>
+      <w:numFmt w:val="bullet"/>
+      <w:lvlText w:val="o"/>
+      <w:lvlJc w:val="left"/>
+      <w:pPr>
+        <w:ind w:left="5760" w:hanging="360"/>
+      </w:pPr>
+      <w:rPr>
+        <w:rFonts w:ascii="Courier New" w:hAnsi="Courier New" w:cs="Courier New" w:hint="default"/>
+      </w:rPr>
+    </w:lvl>
+    <w:lvl w:ilvl="8" w:tplc="0C0A0005" w:tentative="1">
+      <w:start w:val="1"/>
+      <w:numFmt w:val="bullet"/>
+      <w:lvlText w:val=""/>
+      <w:lvlJc w:val="left"/>
+      <w:pPr>
+        <w:ind w:left="6480" w:hanging="360"/>
+      </w:pPr>
+      <w:rPr>
+        <w:rFonts w:ascii="Wingdings" w:hAnsi="Wingdings" w:hint="default"/>
+      </w:rPr>
+    </w:lvl>
+  </w:abstractNum>
+  <w:abstractNum w:abstractNumId="26" w15:restartNumberingAfterBreak="0">
+    <w:nsid w:val="5F797CD4"/>
+    <w:multiLevelType w:val="multilevel"/>
+    <w:tmpl w:val="123E3B50"/>
+    <w:lvl w:ilvl="0">
+      <w:start w:val="1"/>
+      <w:numFmt w:val="bullet"/>
+      <w:lvlText w:val=""/>
+      <w:lvlJc w:val="left"/>
+      <w:pPr>
+        <w:tabs>
+          <w:tab w:val="num" w:pos="720"/>
+        </w:tabs>
+        <w:ind w:left="720" w:hanging="360"/>
+      </w:pPr>
+      <w:rPr>
+        <w:rFonts w:ascii="Symbol" w:hAnsi="Symbol" w:hint="default"/>
+        <w:sz w:val="20"/>
+      </w:rPr>
+    </w:lvl>
+    <w:lvl w:ilvl="1" w:tentative="1">
+      <w:start w:val="1"/>
+      <w:numFmt w:val="bullet"/>
+      <w:lvlText w:val="o"/>
+      <w:lvlJc w:val="left"/>
+      <w:pPr>
+        <w:tabs>
+          <w:tab w:val="num" w:pos="1440"/>
+        </w:tabs>
+        <w:ind w:left="1440" w:hanging="360"/>
+      </w:pPr>
+      <w:rPr>
+        <w:rFonts w:ascii="Courier New" w:hAnsi="Courier New" w:hint="default"/>
+        <w:sz w:val="20"/>
+      </w:rPr>
+    </w:lvl>
+    <w:lvl w:ilvl="2" w:tentative="1">
+      <w:start w:val="1"/>
+      <w:numFmt w:val="bullet"/>
+      <w:lvlText w:val=""/>
+      <w:lvlJc w:val="left"/>
+      <w:pPr>
+        <w:tabs>
+          <w:tab w:val="num" w:pos="2160"/>
+        </w:tabs>
+        <w:ind w:left="2160" w:hanging="360"/>
+      </w:pPr>
+      <w:rPr>
+        <w:rFonts w:ascii="Wingdings" w:hAnsi="Wingdings" w:hint="default"/>
+        <w:sz w:val="20"/>
+      </w:rPr>
+    </w:lvl>
+    <w:lvl w:ilvl="3" w:tentative="1">
+      <w:start w:val="1"/>
+      <w:numFmt w:val="bullet"/>
+      <w:lvlText w:val=""/>
+      <w:lvlJc w:val="left"/>
+      <w:pPr>
+        <w:tabs>
+          <w:tab w:val="num" w:pos="2880"/>
+        </w:tabs>
+        <w:ind w:left="2880" w:hanging="360"/>
+      </w:pPr>
+      <w:rPr>
+        <w:rFonts w:ascii="Wingdings" w:hAnsi="Wingdings" w:hint="default"/>
+        <w:sz w:val="20"/>
+      </w:rPr>
+    </w:lvl>
+    <w:lvl w:ilvl="4" w:tentative="1">
+      <w:start w:val="1"/>
+      <w:numFmt w:val="bullet"/>
+      <w:lvlText w:val=""/>
+      <w:lvlJc w:val="left"/>
+      <w:pPr>
+        <w:tabs>
+          <w:tab w:val="num" w:pos="3600"/>
+        </w:tabs>
+        <w:ind w:left="3600" w:hanging="360"/>
+      </w:pPr>
+      <w:rPr>
+        <w:rFonts w:ascii="Wingdings" w:hAnsi="Wingdings" w:hint="default"/>
+        <w:sz w:val="20"/>
+      </w:rPr>
+    </w:lvl>
+    <w:lvl w:ilvl="5" w:tentative="1">
+      <w:start w:val="1"/>
+      <w:numFmt w:val="bullet"/>
+      <w:lvlText w:val=""/>
+      <w:lvlJc w:val="left"/>
+      <w:pPr>
+        <w:tabs>
+          <w:tab w:val="num" w:pos="4320"/>
+        </w:tabs>
+        <w:ind w:left="4320" w:hanging="360"/>
+      </w:pPr>
+      <w:rPr>
+        <w:rFonts w:ascii="Wingdings" w:hAnsi="Wingdings" w:hint="default"/>
+        <w:sz w:val="20"/>
+      </w:rPr>
+    </w:lvl>
+    <w:lvl w:ilvl="6" w:tentative="1">
+      <w:start w:val="1"/>
+      <w:numFmt w:val="bullet"/>
+      <w:lvlText w:val=""/>
+      <w:lvlJc w:val="left"/>
+      <w:pPr>
+        <w:tabs>
+          <w:tab w:val="num" w:pos="5040"/>
+        </w:tabs>
+        <w:ind w:left="5040" w:hanging="360"/>
+      </w:pPr>
+      <w:rPr>
+        <w:rFonts w:ascii="Wingdings" w:hAnsi="Wingdings" w:hint="default"/>
+        <w:sz w:val="20"/>
+      </w:rPr>
+    </w:lvl>
+    <w:lvl w:ilvl="7" w:tentative="1">
+      <w:start w:val="1"/>
+      <w:numFmt w:val="bullet"/>
+      <w:lvlText w:val=""/>
+      <w:lvlJc w:val="left"/>
+      <w:pPr>
+        <w:tabs>
+          <w:tab w:val="num" w:pos="5760"/>
+        </w:tabs>
+        <w:ind w:left="5760" w:hanging="360"/>
+      </w:pPr>
+      <w:rPr>
+        <w:rFonts w:ascii="Wingdings" w:hAnsi="Wingdings" w:hint="default"/>
+        <w:sz w:val="20"/>
+      </w:rPr>
+    </w:lvl>
+    <w:lvl w:ilvl="8" w:tentative="1">
+      <w:start w:val="1"/>
+      <w:numFmt w:val="bullet"/>
+      <w:lvlText w:val=""/>
+      <w:lvlJc w:val="left"/>
+      <w:pPr>
+        <w:tabs>
+          <w:tab w:val="num" w:pos="6480"/>
+        </w:tabs>
+        <w:ind w:left="6480" w:hanging="360"/>
+      </w:pPr>
+      <w:rPr>
+        <w:rFonts w:ascii="Wingdings" w:hAnsi="Wingdings" w:hint="default"/>
+        <w:sz w:val="20"/>
+      </w:rPr>
+    </w:lvl>
+  </w:abstractNum>
+  <w:abstractNum w:abstractNumId="27" w15:restartNumberingAfterBreak="0">
+    <w:nsid w:val="60475DE8"/>
+    <w:multiLevelType w:val="multilevel"/>
+    <w:tmpl w:val="123E3B50"/>
+    <w:lvl w:ilvl="0">
+      <w:start w:val="1"/>
+      <w:numFmt w:val="bullet"/>
+      <w:lvlText w:val=""/>
+      <w:lvlJc w:val="left"/>
+      <w:pPr>
+        <w:tabs>
+          <w:tab w:val="num" w:pos="720"/>
+        </w:tabs>
+        <w:ind w:left="720" w:hanging="360"/>
+      </w:pPr>
+      <w:rPr>
+        <w:rFonts w:ascii="Symbol" w:hAnsi="Symbol" w:hint="default"/>
+        <w:sz w:val="20"/>
+      </w:rPr>
+    </w:lvl>
+    <w:lvl w:ilvl="1" w:tentative="1">
+      <w:start w:val="1"/>
+      <w:numFmt w:val="bullet"/>
+      <w:lvlText w:val="o"/>
+      <w:lvlJc w:val="left"/>
+      <w:pPr>
+        <w:tabs>
+          <w:tab w:val="num" w:pos="1440"/>
+        </w:tabs>
+        <w:ind w:left="1440" w:hanging="360"/>
+      </w:pPr>
+      <w:rPr>
+        <w:rFonts w:ascii="Courier New" w:hAnsi="Courier New" w:hint="default"/>
+        <w:sz w:val="20"/>
+      </w:rPr>
+    </w:lvl>
+    <w:lvl w:ilvl="2" w:tentative="1">
+      <w:start w:val="1"/>
+      <w:numFmt w:val="bullet"/>
+      <w:lvlText w:val=""/>
+      <w:lvlJc w:val="left"/>
+      <w:pPr>
+        <w:tabs>
+          <w:tab w:val="num" w:pos="2160"/>
+        </w:tabs>
+        <w:ind w:left="2160" w:hanging="360"/>
+      </w:pPr>
+      <w:rPr>
+        <w:rFonts w:ascii="Wingdings" w:hAnsi="Wingdings" w:hint="default"/>
+        <w:sz w:val="20"/>
+      </w:rPr>
+    </w:lvl>
+    <w:lvl w:ilvl="3" w:tentative="1">
+      <w:start w:val="1"/>
+      <w:numFmt w:val="bullet"/>
+      <w:lvlText w:val=""/>
+      <w:lvlJc w:val="left"/>
+      <w:pPr>
+        <w:tabs>
+          <w:tab w:val="num" w:pos="2880"/>
+        </w:tabs>
+        <w:ind w:left="2880" w:hanging="360"/>
+      </w:pPr>
+      <w:rPr>
+        <w:rFonts w:ascii="Wingdings" w:hAnsi="Wingdings" w:hint="default"/>
+        <w:sz w:val="20"/>
+      </w:rPr>
+    </w:lvl>
+    <w:lvl w:ilvl="4" w:tentative="1">
+      <w:start w:val="1"/>
+      <w:numFmt w:val="bullet"/>
+      <w:lvlText w:val=""/>
+      <w:lvlJc w:val="left"/>
+      <w:pPr>
+        <w:tabs>
+          <w:tab w:val="num" w:pos="3600"/>
+        </w:tabs>
+        <w:ind w:left="3600" w:hanging="360"/>
+      </w:pPr>
+      <w:rPr>
+        <w:rFonts w:ascii="Wingdings" w:hAnsi="Wingdings" w:hint="default"/>
+        <w:sz w:val="20"/>
+      </w:rPr>
+    </w:lvl>
+    <w:lvl w:ilvl="5" w:tentative="1">
+      <w:start w:val="1"/>
+      <w:numFmt w:val="bullet"/>
+      <w:lvlText w:val=""/>
+      <w:lvlJc w:val="left"/>
+      <w:pPr>
+        <w:tabs>
+          <w:tab w:val="num" w:pos="4320"/>
+        </w:tabs>
+        <w:ind w:left="4320" w:hanging="360"/>
+      </w:pPr>
+      <w:rPr>
+        <w:rFonts w:ascii="Wingdings" w:hAnsi="Wingdings" w:hint="default"/>
+        <w:sz w:val="20"/>
+      </w:rPr>
+    </w:lvl>
+    <w:lvl w:ilvl="6" w:tentative="1">
+      <w:start w:val="1"/>
+      <w:numFmt w:val="bullet"/>
+      <w:lvlText w:val=""/>
+      <w:lvlJc w:val="left"/>
+      <w:pPr>
+        <w:tabs>
+          <w:tab w:val="num" w:pos="5040"/>
+        </w:tabs>
+        <w:ind w:left="5040" w:hanging="360"/>
+      </w:pPr>
+      <w:rPr>
+        <w:rFonts w:ascii="Wingdings" w:hAnsi="Wingdings" w:hint="default"/>
+        <w:sz w:val="20"/>
+      </w:rPr>
+    </w:lvl>
+    <w:lvl w:ilvl="7" w:tentative="1">
+      <w:start w:val="1"/>
+      <w:numFmt w:val="bullet"/>
+      <w:lvlText w:val=""/>
+      <w:lvlJc w:val="left"/>
+      <w:pPr>
+        <w:tabs>
+          <w:tab w:val="num" w:pos="5760"/>
+        </w:tabs>
+        <w:ind w:left="5760" w:hanging="360"/>
+      </w:pPr>
+      <w:rPr>
+        <w:rFonts w:ascii="Wingdings" w:hAnsi="Wingdings" w:hint="default"/>
+        <w:sz w:val="20"/>
+      </w:rPr>
+    </w:lvl>
+    <w:lvl w:ilvl="8" w:tentative="1">
+      <w:start w:val="1"/>
+      <w:numFmt w:val="bullet"/>
+      <w:lvlText w:val=""/>
+      <w:lvlJc w:val="left"/>
+      <w:pPr>
+        <w:tabs>
+          <w:tab w:val="num" w:pos="6480"/>
+        </w:tabs>
+        <w:ind w:left="6480" w:hanging="360"/>
+      </w:pPr>
+      <w:rPr>
+        <w:rFonts w:ascii="Wingdings" w:hAnsi="Wingdings" w:hint="default"/>
+        <w:sz w:val="20"/>
+      </w:rPr>
+    </w:lvl>
+  </w:abstractNum>
+  <w:abstractNum w:abstractNumId="28" w15:restartNumberingAfterBreak="0">
     <w:nsid w:val="77F82CE2"/>
     <w:multiLevelType w:val="hybridMultilevel"/>
     <w:tmpl w:val="227C5708"/>
@@ -4191,6 +8757,119 @@
         <w:rFonts w:ascii="Symbol" w:hAnsi="Symbol" w:hint="default"/>
       </w:rPr>
     </w:lvl>
+    <w:lvl w:ilvl="1" w:tplc="0C0A0003">
+      <w:start w:val="1"/>
+      <w:numFmt w:val="bullet"/>
+      <w:lvlText w:val="o"/>
+      <w:lvlJc w:val="left"/>
+      <w:pPr>
+        <w:ind w:left="1440" w:hanging="360"/>
+      </w:pPr>
+      <w:rPr>
+        <w:rFonts w:ascii="Courier New" w:hAnsi="Courier New" w:cs="Courier New" w:hint="default"/>
+      </w:rPr>
+    </w:lvl>
+    <w:lvl w:ilvl="2" w:tplc="0C0A0005" w:tentative="1">
+      <w:start w:val="1"/>
+      <w:numFmt w:val="bullet"/>
+      <w:lvlText w:val=""/>
+      <w:lvlJc w:val="left"/>
+      <w:pPr>
+        <w:ind w:left="2160" w:hanging="360"/>
+      </w:pPr>
+      <w:rPr>
+        <w:rFonts w:ascii="Wingdings" w:hAnsi="Wingdings" w:hint="default"/>
+      </w:rPr>
+    </w:lvl>
+    <w:lvl w:ilvl="3" w:tplc="0C0A0001" w:tentative="1">
+      <w:start w:val="1"/>
+      <w:numFmt w:val="bullet"/>
+      <w:lvlText w:val=""/>
+      <w:lvlJc w:val="left"/>
+      <w:pPr>
+        <w:ind w:left="2880" w:hanging="360"/>
+      </w:pPr>
+      <w:rPr>
+        <w:rFonts w:ascii="Symbol" w:hAnsi="Symbol" w:hint="default"/>
+      </w:rPr>
+    </w:lvl>
+    <w:lvl w:ilvl="4" w:tplc="0C0A0003" w:tentative="1">
+      <w:start w:val="1"/>
+      <w:numFmt w:val="bullet"/>
+      <w:lvlText w:val="o"/>
+      <w:lvlJc w:val="left"/>
+      <w:pPr>
+        <w:ind w:left="3600" w:hanging="360"/>
+      </w:pPr>
+      <w:rPr>
+        <w:rFonts w:ascii="Courier New" w:hAnsi="Courier New" w:cs="Courier New" w:hint="default"/>
+      </w:rPr>
+    </w:lvl>
+    <w:lvl w:ilvl="5" w:tplc="0C0A0005" w:tentative="1">
+      <w:start w:val="1"/>
+      <w:numFmt w:val="bullet"/>
+      <w:lvlText w:val=""/>
+      <w:lvlJc w:val="left"/>
+      <w:pPr>
+        <w:ind w:left="4320" w:hanging="360"/>
+      </w:pPr>
+      <w:rPr>
+        <w:rFonts w:ascii="Wingdings" w:hAnsi="Wingdings" w:hint="default"/>
+      </w:rPr>
+    </w:lvl>
+    <w:lvl w:ilvl="6" w:tplc="0C0A0001" w:tentative="1">
+      <w:start w:val="1"/>
+      <w:numFmt w:val="bullet"/>
+      <w:lvlText w:val=""/>
+      <w:lvlJc w:val="left"/>
+      <w:pPr>
+        <w:ind w:left="5040" w:hanging="360"/>
+      </w:pPr>
+      <w:rPr>
+        <w:rFonts w:ascii="Symbol" w:hAnsi="Symbol" w:hint="default"/>
+      </w:rPr>
+    </w:lvl>
+    <w:lvl w:ilvl="7" w:tplc="0C0A0003" w:tentative="1">
+      <w:start w:val="1"/>
+      <w:numFmt w:val="bullet"/>
+      <w:lvlText w:val="o"/>
+      <w:lvlJc w:val="left"/>
+      <w:pPr>
+        <w:ind w:left="5760" w:hanging="360"/>
+      </w:pPr>
+      <w:rPr>
+        <w:rFonts w:ascii="Courier New" w:hAnsi="Courier New" w:cs="Courier New" w:hint="default"/>
+      </w:rPr>
+    </w:lvl>
+    <w:lvl w:ilvl="8" w:tplc="0C0A0005" w:tentative="1">
+      <w:start w:val="1"/>
+      <w:numFmt w:val="bullet"/>
+      <w:lvlText w:val=""/>
+      <w:lvlJc w:val="left"/>
+      <w:pPr>
+        <w:ind w:left="6480" w:hanging="360"/>
+      </w:pPr>
+      <w:rPr>
+        <w:rFonts w:ascii="Wingdings" w:hAnsi="Wingdings" w:hint="default"/>
+      </w:rPr>
+    </w:lvl>
+  </w:abstractNum>
+  <w:abstractNum w:abstractNumId="29" w15:restartNumberingAfterBreak="0">
+    <w:nsid w:val="78523B2A"/>
+    <w:multiLevelType w:val="hybridMultilevel"/>
+    <w:tmpl w:val="F2BEF7E4"/>
+    <w:lvl w:ilvl="0" w:tplc="0C0A0001">
+      <w:start w:val="1"/>
+      <w:numFmt w:val="bullet"/>
+      <w:lvlText w:val=""/>
+      <w:lvlJc w:val="left"/>
+      <w:pPr>
+        <w:ind w:left="720" w:hanging="360"/>
+      </w:pPr>
+      <w:rPr>
+        <w:rFonts w:ascii="Symbol" w:hAnsi="Symbol" w:hint="default"/>
+      </w:rPr>
+    </w:lvl>
     <w:lvl w:ilvl="1" w:tplc="0C0A0003" w:tentative="1">
       <w:start w:val="1"/>
       <w:numFmt w:val="bullet"/>
@@ -4289,37 +8968,94 @@
     </w:lvl>
   </w:abstractNum>
   <w:num w:numId="1" w16cid:durableId="1842887368">
+    <w:abstractNumId w:val="22"/>
+  </w:num>
+  <w:num w:numId="2" w16cid:durableId="2128699814">
+    <w:abstractNumId w:val="6"/>
+  </w:num>
+  <w:num w:numId="3" w16cid:durableId="2098790951">
     <w:abstractNumId w:val="8"/>
   </w:num>
-  <w:num w:numId="2" w16cid:durableId="2128699814">
+  <w:num w:numId="4" w16cid:durableId="1650556220">
+    <w:abstractNumId w:val="9"/>
+  </w:num>
+  <w:num w:numId="5" w16cid:durableId="655299912">
     <w:abstractNumId w:val="2"/>
   </w:num>
-  <w:num w:numId="3" w16cid:durableId="2098790951">
+  <w:num w:numId="6" w16cid:durableId="472867377">
+    <w:abstractNumId w:val="23"/>
+  </w:num>
+  <w:num w:numId="7" w16cid:durableId="2116123057">
+    <w:abstractNumId w:val="17"/>
+  </w:num>
+  <w:num w:numId="8" w16cid:durableId="1818185226">
+    <w:abstractNumId w:val="20"/>
+  </w:num>
+  <w:num w:numId="9" w16cid:durableId="1494880130">
+    <w:abstractNumId w:val="4"/>
+  </w:num>
+  <w:num w:numId="10" w16cid:durableId="1731419320">
+    <w:abstractNumId w:val="15"/>
+  </w:num>
+  <w:num w:numId="11" w16cid:durableId="1602950154">
+    <w:abstractNumId w:val="28"/>
+  </w:num>
+  <w:num w:numId="12" w16cid:durableId="1693070730">
+    <w:abstractNumId w:val="14"/>
+  </w:num>
+  <w:num w:numId="13" w16cid:durableId="941647893">
+    <w:abstractNumId w:val="16"/>
+  </w:num>
+  <w:num w:numId="14" w16cid:durableId="1686325827">
+    <w:abstractNumId w:val="11"/>
+  </w:num>
+  <w:num w:numId="15" w16cid:durableId="1741102187">
+    <w:abstractNumId w:val="29"/>
+  </w:num>
+  <w:num w:numId="16" w16cid:durableId="561793491">
+    <w:abstractNumId w:val="25"/>
+  </w:num>
+  <w:num w:numId="17" w16cid:durableId="235432026">
+    <w:abstractNumId w:val="5"/>
+  </w:num>
+  <w:num w:numId="18" w16cid:durableId="1404796499">
+    <w:abstractNumId w:val="7"/>
+  </w:num>
+  <w:num w:numId="19" w16cid:durableId="286544164">
     <w:abstractNumId w:val="3"/>
   </w:num>
-  <w:num w:numId="4" w16cid:durableId="1650556220">
-    <w:abstractNumId w:val="4"/>
+  <w:num w:numId="20" w16cid:durableId="164244848">
+    <w:abstractNumId w:val="24"/>
   </w:num>
-  <w:num w:numId="5" w16cid:durableId="655299912">
+  <w:num w:numId="21" w16cid:durableId="572743426">
+    <w:abstractNumId w:val="1"/>
+  </w:num>
+  <w:num w:numId="22" w16cid:durableId="746732545">
+    <w:abstractNumId w:val="19"/>
+  </w:num>
+  <w:num w:numId="23" w16cid:durableId="1780372363">
+    <w:abstractNumId w:val="18"/>
+  </w:num>
+  <w:num w:numId="24" w16cid:durableId="1806005745">
+    <w:abstractNumId w:val="27"/>
+  </w:num>
+  <w:num w:numId="25" w16cid:durableId="1814247436">
+    <w:abstractNumId w:val="26"/>
+  </w:num>
+  <w:num w:numId="26" w16cid:durableId="36393594">
+    <w:abstractNumId w:val="21"/>
+  </w:num>
+  <w:num w:numId="27" w16cid:durableId="1466314121">
     <w:abstractNumId w:val="0"/>
   </w:num>
-  <w:num w:numId="6" w16cid:durableId="472867377">
-    <w:abstractNumId w:val="9"/>
+  <w:num w:numId="28" w16cid:durableId="1087385553">
+    <w:abstractNumId w:val="13"/>
   </w:num>
-  <w:num w:numId="7" w16cid:durableId="2116123057">
-    <w:abstractNumId w:val="6"/>
+  <w:num w:numId="29" w16cid:durableId="655571946">
+    <w:abstractNumId w:val="10"/>
   </w:num>
-  <w:num w:numId="8" w16cid:durableId="1818185226">
-    <w:abstractNumId w:val="7"/>
-  </w:num>
-  <w:num w:numId="9" w16cid:durableId="1494880130">
-    <w:abstractNumId w:val="1"/>
-  </w:num>
-  <w:num w:numId="10" w16cid:durableId="1731419320">
-    <w:abstractNumId w:val="5"/>
-  </w:num>
-  <w:num w:numId="11" w16cid:durableId="1602950154">
-    <w:abstractNumId w:val="10"/>
+  <w:num w:numId="30" w16cid:durableId="242643439">
+    <w:abstractNumId w:val="12"/>
   </w:num>
 </w:numbering>
 </file>
@@ -4724,6 +9460,7 @@
   <w:style w:type="paragraph" w:default="1" w:styleId="Normal">
     <w:name w:val="Normal"/>
     <w:qFormat/>
+    <w:rsid w:val="002C3477"/>
   </w:style>
   <w:style w:type="paragraph" w:styleId="Ttulo1">
     <w:name w:val="heading 1"/>
@@ -5240,6 +9977,69 @@
       <w:spacing w:val="5"/>
     </w:rPr>
   </w:style>
+  <w:style w:type="paragraph" w:styleId="Encabezado">
+    <w:name w:val="header"/>
+    <w:basedOn w:val="Normal"/>
+    <w:link w:val="EncabezadoCar"/>
+    <w:uiPriority w:val="99"/>
+    <w:unhideWhenUsed/>
+    <w:rsid w:val="002D0019"/>
+    <w:pPr>
+      <w:tabs>
+        <w:tab w:val="center" w:pos="4252"/>
+        <w:tab w:val="right" w:pos="8504"/>
+      </w:tabs>
+      <w:spacing w:after="0" w:line="240" w:lineRule="auto"/>
+    </w:pPr>
+  </w:style>
+  <w:style w:type="character" w:customStyle="1" w:styleId="EncabezadoCar">
+    <w:name w:val="Encabezado Car"/>
+    <w:basedOn w:val="Fuentedeprrafopredeter"/>
+    <w:link w:val="Encabezado"/>
+    <w:uiPriority w:val="99"/>
+    <w:rsid w:val="002D0019"/>
+  </w:style>
+  <w:style w:type="paragraph" w:styleId="Piedepgina">
+    <w:name w:val="footer"/>
+    <w:basedOn w:val="Normal"/>
+    <w:link w:val="PiedepginaCar"/>
+    <w:uiPriority w:val="99"/>
+    <w:unhideWhenUsed/>
+    <w:rsid w:val="002D0019"/>
+    <w:pPr>
+      <w:tabs>
+        <w:tab w:val="center" w:pos="4252"/>
+        <w:tab w:val="right" w:pos="8504"/>
+      </w:tabs>
+      <w:spacing w:after="0" w:line="240" w:lineRule="auto"/>
+    </w:pPr>
+  </w:style>
+  <w:style w:type="character" w:customStyle="1" w:styleId="PiedepginaCar">
+    <w:name w:val="Pie de página Car"/>
+    <w:basedOn w:val="Fuentedeprrafopredeter"/>
+    <w:link w:val="Piedepgina"/>
+    <w:uiPriority w:val="99"/>
+    <w:rsid w:val="002D0019"/>
+  </w:style>
+  <w:style w:type="table" w:styleId="Tablaconcuadrcula">
+    <w:name w:val="Table Grid"/>
+    <w:basedOn w:val="Tablanormal"/>
+    <w:uiPriority w:val="39"/>
+    <w:rsid w:val="00B11FD9"/>
+    <w:pPr>
+      <w:spacing w:after="0" w:line="240" w:lineRule="auto"/>
+    </w:pPr>
+    <w:tblPr>
+      <w:tblBorders>
+        <w:top w:val="single" w:sz="4" w:space="0" w:color="auto"/>
+        <w:left w:val="single" w:sz="4" w:space="0" w:color="auto"/>
+        <w:bottom w:val="single" w:sz="4" w:space="0" w:color="auto"/>
+        <w:right w:val="single" w:sz="4" w:space="0" w:color="auto"/>
+        <w:insideH w:val="single" w:sz="4" w:space="0" w:color="auto"/>
+        <w:insideV w:val="single" w:sz="4" w:space="0" w:color="auto"/>
+      </w:tblBorders>
+    </w:tblPr>
+  </w:style>
 </w:styles>
 </file>
 
